--- a/ПР3/ПР3 Черновик.docx
+++ b/ПР3/ПР3 Черновик.docx
@@ -12474,22 +12474,22 @@
     <w:tbl>
       <w:tblPr>
         <w:tblStyle w:val="11"/>
-        <w:tblW w:w="0" w:type="auto"/>
+        <w:tblW w:w="5000" w:type="pct"/>
         <w:tblLook w:val="04A0" w:firstRow="1" w:lastRow="0" w:firstColumn="1" w:lastColumn="0" w:noHBand="0" w:noVBand="1"/>
       </w:tblPr>
       <w:tblGrid>
-        <w:gridCol w:w="3849"/>
-        <w:gridCol w:w="1574"/>
+        <w:gridCol w:w="6134"/>
+        <w:gridCol w:w="3211"/>
       </w:tblGrid>
       <w:tr>
         <w:tc>
           <w:tcPr>
-            <w:tcW w:w="0" w:type="auto"/>
-            <w:hideMark/>
-          </w:tcPr>
-          <w:p>
-            <w:pPr>
-              <w:spacing w:line="278" w:lineRule="auto"/>
+            <w:tcW w:w="3282" w:type="pct"/>
+            <w:hideMark/>
+          </w:tcPr>
+          <w:p>
+            <w:pPr>
+              <w:pStyle w:val="af0"/>
               <w:jc w:val="left"/>
               <w:rPr>
                 <w:b/>
@@ -12507,12 +12507,12 @@
         </w:tc>
         <w:tc>
           <w:tcPr>
-            <w:tcW w:w="0" w:type="auto"/>
-            <w:hideMark/>
-          </w:tcPr>
-          <w:p>
-            <w:pPr>
-              <w:spacing w:line="278" w:lineRule="auto"/>
+            <w:tcW w:w="1718" w:type="pct"/>
+            <w:hideMark/>
+          </w:tcPr>
+          <w:p>
+            <w:pPr>
+              <w:pStyle w:val="af0"/>
               <w:jc w:val="left"/>
               <w:rPr>
                 <w:b/>
@@ -12532,86 +12532,29 @@
       <w:tr>
         <w:tc>
           <w:tcPr>
-            <w:tcW w:w="0" w:type="auto"/>
-            <w:hideMark/>
-          </w:tcPr>
-          <w:p>
-            <w:pPr>
-              <w:spacing w:line="278" w:lineRule="auto"/>
-              <w:rPr>
-                <w:b/>
-                <w:bCs/>
-              </w:rPr>
-            </w:pPr>
-            <w:r>
-              <w:rPr>
-                <w:b/>
-                <w:bCs/>
-              </w:rPr>
-              <w:t>Объем</w:t>
-            </w:r>
-            <w:r>
-              <w:rPr>
-                <w:b/>
-                <w:bCs/>
-              </w:rPr>
-              <w:t xml:space="preserve"> </w:t>
-            </w:r>
-            <w:r>
-              <w:rPr>
-                <w:b/>
-                <w:bCs/>
-              </w:rPr>
-              <w:t>одного</w:t>
-            </w:r>
-            <w:r>
-              <w:rPr>
-                <w:b/>
-                <w:bCs/>
-              </w:rPr>
-              <w:t xml:space="preserve"> </w:t>
-            </w:r>
-            <w:r>
-              <w:rPr>
-                <w:b/>
-                <w:bCs/>
-              </w:rPr>
-              <w:t>диска,</w:t>
-            </w:r>
-            <w:r>
-              <w:rPr>
-                <w:b/>
-                <w:bCs/>
-              </w:rPr>
-              <w:t xml:space="preserve"> </w:t>
-            </w:r>
-            <w:r>
-              <w:rPr>
-                <w:b/>
-                <w:bCs/>
-              </w:rPr>
-              <w:t>Тб</w:t>
-            </w:r>
-          </w:p>
-        </w:tc>
-        <w:tc>
-          <w:tcPr>
-            <w:tcW w:w="0" w:type="auto"/>
-            <w:hideMark/>
-          </w:tcPr>
-          <w:p>
-            <w:pPr>
-              <w:spacing w:line="278" w:lineRule="auto"/>
-              <w:rPr>
-                <w:b/>
-                <w:bCs/>
-              </w:rPr>
-            </w:pPr>
-            <w:r>
-              <w:rPr>
-                <w:b/>
-                <w:bCs/>
-              </w:rPr>
+            <w:tcW w:w="3282" w:type="pct"/>
+            <w:hideMark/>
+          </w:tcPr>
+          <w:p>
+            <w:pPr>
+              <w:pStyle w:val="af0"/>
+            </w:pPr>
+            <w:r>
+              <w:t>Объем одного диска, Тб</w:t>
+            </w:r>
+          </w:p>
+        </w:tc>
+        <w:tc>
+          <w:tcPr>
+            <w:tcW w:w="1718" w:type="pct"/>
+            <w:hideMark/>
+          </w:tcPr>
+          <w:p>
+            <w:pPr>
+              <w:pStyle w:val="af0"/>
+              <w:jc w:val="left"/>
+            </w:pPr>
+            <w:r>
               <w:t>6,40</w:t>
             </w:r>
           </w:p>
@@ -12620,86 +12563,29 @@
       <w:tr>
         <w:tc>
           <w:tcPr>
-            <w:tcW w:w="0" w:type="auto"/>
-            <w:hideMark/>
-          </w:tcPr>
-          <w:p>
-            <w:pPr>
-              <w:spacing w:line="278" w:lineRule="auto"/>
-              <w:rPr>
-                <w:b/>
-                <w:bCs/>
-              </w:rPr>
-            </w:pPr>
-            <w:r>
-              <w:rPr>
-                <w:b/>
-                <w:bCs/>
-              </w:rPr>
-              <w:t>Макс.</w:t>
-            </w:r>
-            <w:r>
-              <w:rPr>
-                <w:b/>
-                <w:bCs/>
-              </w:rPr>
-              <w:t xml:space="preserve"> </w:t>
-            </w:r>
-            <w:r>
-              <w:rPr>
-                <w:b/>
-                <w:bCs/>
-              </w:rPr>
-              <w:t>дисков</w:t>
-            </w:r>
-            <w:r>
-              <w:rPr>
-                <w:b/>
-                <w:bCs/>
-              </w:rPr>
-              <w:t xml:space="preserve"> </w:t>
-            </w:r>
-            <w:r>
-              <w:rPr>
-                <w:b/>
-                <w:bCs/>
-              </w:rPr>
-              <w:t>на</w:t>
-            </w:r>
-            <w:r>
-              <w:rPr>
-                <w:b/>
-                <w:bCs/>
-              </w:rPr>
-              <w:t xml:space="preserve"> </w:t>
-            </w:r>
-            <w:r>
-              <w:rPr>
-                <w:b/>
-                <w:bCs/>
-              </w:rPr>
-              <w:t>ноде</w:t>
-            </w:r>
-          </w:p>
-        </w:tc>
-        <w:tc>
-          <w:tcPr>
-            <w:tcW w:w="0" w:type="auto"/>
-            <w:hideMark/>
-          </w:tcPr>
-          <w:p>
-            <w:pPr>
-              <w:spacing w:line="278" w:lineRule="auto"/>
-              <w:rPr>
-                <w:b/>
-                <w:bCs/>
-              </w:rPr>
-            </w:pPr>
-            <w:r>
-              <w:rPr>
-                <w:b/>
-                <w:bCs/>
-              </w:rPr>
+            <w:tcW w:w="3282" w:type="pct"/>
+            <w:hideMark/>
+          </w:tcPr>
+          <w:p>
+            <w:pPr>
+              <w:pStyle w:val="af0"/>
+            </w:pPr>
+            <w:r>
+              <w:t>Макс. дисков на ноде</w:t>
+            </w:r>
+          </w:p>
+        </w:tc>
+        <w:tc>
+          <w:tcPr>
+            <w:tcW w:w="1718" w:type="pct"/>
+            <w:hideMark/>
+          </w:tcPr>
+          <w:p>
+            <w:pPr>
+              <w:pStyle w:val="af0"/>
+              <w:jc w:val="left"/>
+            </w:pPr>
+            <w:r>
               <w:t>10</w:t>
             </w:r>
           </w:p>
@@ -12708,101 +12594,38 @@
       <w:tr>
         <w:tc>
           <w:tcPr>
-            <w:tcW w:w="0" w:type="auto"/>
-            <w:hideMark/>
-          </w:tcPr>
-          <w:p>
-            <w:pPr>
-              <w:spacing w:line="278" w:lineRule="auto"/>
-              <w:rPr>
-                <w:b/>
-                <w:bCs/>
-              </w:rPr>
-            </w:pPr>
-            <w:r>
-              <w:rPr>
-                <w:b/>
-                <w:bCs/>
-              </w:rPr>
-              <w:t>Объем</w:t>
-            </w:r>
-            <w:r>
-              <w:rPr>
-                <w:b/>
-                <w:bCs/>
-              </w:rPr>
-              <w:t xml:space="preserve"> </w:t>
-            </w:r>
-            <w:r>
-              <w:rPr>
-                <w:b/>
-                <w:bCs/>
-              </w:rPr>
-              <w:t>данных</w:t>
-            </w:r>
-            <w:r>
-              <w:rPr>
-                <w:b/>
-                <w:bCs/>
-              </w:rPr>
-              <w:t xml:space="preserve"> </w:t>
-            </w:r>
-            <w:r>
-              <w:rPr>
-                <w:b/>
-                <w:bCs/>
-              </w:rPr>
-              <w:t>с</w:t>
-            </w:r>
-            <w:r>
-              <w:rPr>
-                <w:b/>
-                <w:bCs/>
-              </w:rPr>
-              <w:t xml:space="preserve"> </w:t>
-            </w:r>
-            <w:r>
-              <w:rPr>
-                <w:b/>
-                <w:bCs/>
-              </w:rPr>
-              <w:t>резервированием,</w:t>
-            </w:r>
-            <w:r>
-              <w:rPr>
-                <w:b/>
-                <w:bCs/>
-              </w:rPr>
-              <w:t xml:space="preserve"> </w:t>
-            </w:r>
-            <w:r>
-              <w:rPr>
-                <w:b/>
-                <w:bCs/>
-              </w:rPr>
-              <w:t>Тб</w:t>
-            </w:r>
-          </w:p>
-        </w:tc>
-        <w:tc>
-          <w:tcPr>
-            <w:tcW w:w="0" w:type="auto"/>
-            <w:hideMark/>
-          </w:tcPr>
-          <w:p>
-            <w:pPr>
-              <w:spacing w:line="278" w:lineRule="auto"/>
-              <w:rPr>
-                <w:b/>
-                <w:bCs/>
-              </w:rPr>
-            </w:pPr>
-            <w:r>
-              <w:rPr>
-                <w:b/>
-                <w:bCs/>
-              </w:rPr>
-              <w:t>312,8</w:t>
+            <w:tcW w:w="3282" w:type="pct"/>
+            <w:hideMark/>
+          </w:tcPr>
+          <w:p>
+            <w:pPr>
+              <w:pStyle w:val="af0"/>
+            </w:pPr>
+            <w:r>
+              <w:t xml:space="preserve">Объем данных с </w:t>
+            </w:r>
+            <w:proofErr w:type="spellStart"/>
+            <w:r>
+              <w:t>реплицией</w:t>
+            </w:r>
+            <w:proofErr w:type="spellEnd"/>
+            <w:r>
+              <w:t>, Тб</w:t>
+            </w:r>
+          </w:p>
+        </w:tc>
+        <w:tc>
+          <w:tcPr>
+            <w:tcW w:w="1718" w:type="pct"/>
+            <w:hideMark/>
+          </w:tcPr>
+          <w:p>
+            <w:pPr>
+              <w:pStyle w:val="af0"/>
+              <w:jc w:val="left"/>
+            </w:pPr>
+            <w:r>
+              <w:t>267,8</w:t>
             </w:r>
           </w:p>
         </w:tc>
@@ -12810,82 +12633,38 @@
       <w:tr>
         <w:tc>
           <w:tcPr>
-            <w:tcW w:w="0" w:type="auto"/>
-            <w:hideMark/>
-          </w:tcPr>
-          <w:p>
-            <w:pPr>
-              <w:spacing w:line="278" w:lineRule="auto"/>
-              <w:rPr>
-                <w:b/>
-                <w:bCs/>
-              </w:rPr>
-            </w:pPr>
-            <w:r>
-              <w:rPr>
-                <w:b/>
-                <w:bCs/>
-              </w:rPr>
-              <w:t>Кол-во</w:t>
-            </w:r>
-            <w:r>
-              <w:rPr>
-                <w:b/>
-                <w:bCs/>
-              </w:rPr>
-              <w:t xml:space="preserve"> </w:t>
-            </w:r>
-            <w:r>
-              <w:rPr>
-                <w:b/>
-                <w:bCs/>
-              </w:rPr>
-              <w:t>дисков,</w:t>
-            </w:r>
-            <w:r>
-              <w:rPr>
-                <w:b/>
-                <w:bCs/>
-              </w:rPr>
-              <w:t xml:space="preserve"> </w:t>
+            <w:tcW w:w="3282" w:type="pct"/>
+            <w:hideMark/>
+          </w:tcPr>
+          <w:p>
+            <w:pPr>
+              <w:pStyle w:val="af0"/>
+            </w:pPr>
+            <w:r>
+              <w:t xml:space="preserve">Кол-во дисков, </w:t>
             </w:r>
             <w:proofErr w:type="spellStart"/>
             <w:r>
-              <w:rPr>
-                <w:b/>
-                <w:bCs/>
-              </w:rPr>
               <w:t>разн</w:t>
             </w:r>
             <w:proofErr w:type="spellEnd"/>
             <w:r>
-              <w:rPr>
-                <w:b/>
-                <w:bCs/>
-              </w:rPr>
               <w:t>.</w:t>
             </w:r>
           </w:p>
         </w:tc>
         <w:tc>
           <w:tcPr>
-            <w:tcW w:w="0" w:type="auto"/>
-            <w:hideMark/>
-          </w:tcPr>
-          <w:p>
-            <w:pPr>
-              <w:spacing w:line="278" w:lineRule="auto"/>
-              <w:rPr>
-                <w:b/>
-                <w:bCs/>
-              </w:rPr>
-            </w:pPr>
-            <w:r>
-              <w:rPr>
-                <w:b/>
-                <w:bCs/>
-              </w:rPr>
-              <w:t>49</w:t>
+            <w:tcW w:w="1718" w:type="pct"/>
+            <w:hideMark/>
+          </w:tcPr>
+          <w:p>
+            <w:pPr>
+              <w:pStyle w:val="af0"/>
+              <w:jc w:val="left"/>
+            </w:pPr>
+            <w:r>
+              <w:t>42</w:t>
             </w:r>
           </w:p>
         </w:tc>
@@ -12893,58 +12672,29 @@
       <w:tr>
         <w:tc>
           <w:tcPr>
-            <w:tcW w:w="0" w:type="auto"/>
-            <w:hideMark/>
-          </w:tcPr>
-          <w:p>
-            <w:pPr>
-              <w:spacing w:line="278" w:lineRule="auto"/>
-              <w:rPr>
-                <w:b/>
-                <w:bCs/>
-              </w:rPr>
-            </w:pPr>
-            <w:r>
-              <w:rPr>
-                <w:b/>
-                <w:bCs/>
-              </w:rPr>
-              <w:t>Количество</w:t>
-            </w:r>
-            <w:r>
-              <w:rPr>
-                <w:b/>
-                <w:bCs/>
-              </w:rPr>
-              <w:t xml:space="preserve"> </w:t>
-            </w:r>
-            <w:r>
-              <w:rPr>
-                <w:b/>
-                <w:bCs/>
-              </w:rPr>
-              <w:t>нод</w:t>
-            </w:r>
-          </w:p>
-        </w:tc>
-        <w:tc>
-          <w:tcPr>
-            <w:tcW w:w="0" w:type="auto"/>
-            <w:hideMark/>
-          </w:tcPr>
-          <w:p>
-            <w:pPr>
-              <w:spacing w:line="278" w:lineRule="auto"/>
-              <w:rPr>
-                <w:b/>
-                <w:bCs/>
-              </w:rPr>
-            </w:pPr>
-            <w:r>
-              <w:rPr>
-                <w:b/>
-                <w:bCs/>
-              </w:rPr>
+            <w:tcW w:w="3282" w:type="pct"/>
+            <w:hideMark/>
+          </w:tcPr>
+          <w:p>
+            <w:pPr>
+              <w:pStyle w:val="af0"/>
+            </w:pPr>
+            <w:r>
+              <w:t>Количество нод</w:t>
+            </w:r>
+          </w:p>
+        </w:tc>
+        <w:tc>
+          <w:tcPr>
+            <w:tcW w:w="1718" w:type="pct"/>
+            <w:hideMark/>
+          </w:tcPr>
+          <w:p>
+            <w:pPr>
+              <w:pStyle w:val="af0"/>
+              <w:jc w:val="left"/>
+            </w:pPr>
+            <w:r>
               <w:t>5</w:t>
             </w:r>
           </w:p>
@@ -12953,101 +12703,30 @@
       <w:tr>
         <w:tc>
           <w:tcPr>
-            <w:tcW w:w="0" w:type="auto"/>
-            <w:hideMark/>
-          </w:tcPr>
-          <w:p>
-            <w:pPr>
-              <w:spacing w:line="278" w:lineRule="auto"/>
-              <w:rPr>
-                <w:b/>
-                <w:bCs/>
-              </w:rPr>
-            </w:pPr>
-            <w:r>
-              <w:rPr>
-                <w:b/>
-                <w:bCs/>
-              </w:rPr>
-              <w:t>Стоимость</w:t>
-            </w:r>
-            <w:r>
-              <w:rPr>
-                <w:b/>
-                <w:bCs/>
-              </w:rPr>
-              <w:t xml:space="preserve"> </w:t>
-            </w:r>
-            <w:r>
-              <w:rPr>
-                <w:b/>
-                <w:bCs/>
-              </w:rPr>
-              <w:t>одного</w:t>
-            </w:r>
-            <w:r>
-              <w:rPr>
-                <w:b/>
-                <w:bCs/>
-              </w:rPr>
-              <w:t xml:space="preserve"> </w:t>
-            </w:r>
-            <w:r>
-              <w:rPr>
-                <w:b/>
-                <w:bCs/>
-              </w:rPr>
-              <w:t>диска</w:t>
-            </w:r>
-          </w:p>
-        </w:tc>
-        <w:tc>
-          <w:tcPr>
-            <w:tcW w:w="0" w:type="auto"/>
-            <w:hideMark/>
-          </w:tcPr>
-          <w:p>
-            <w:pPr>
-              <w:spacing w:line="278" w:lineRule="auto"/>
-              <w:rPr>
-                <w:b/>
-                <w:bCs/>
-              </w:rPr>
-            </w:pPr>
-            <w:r>
-              <w:rPr>
-                <w:b/>
-                <w:bCs/>
-              </w:rPr>
-              <w:t>217</w:t>
-            </w:r>
-            <w:r>
-              <w:rPr>
-                <w:b/>
-                <w:bCs/>
-              </w:rPr>
-              <w:t xml:space="preserve"> </w:t>
-            </w:r>
-            <w:r>
-              <w:rPr>
-                <w:b/>
-                <w:bCs/>
-              </w:rPr>
-              <w:t>492,00</w:t>
-            </w:r>
-            <w:r>
-              <w:rPr>
-                <w:b/>
-                <w:bCs/>
-              </w:rPr>
-              <w:t xml:space="preserve"> </w:t>
-            </w:r>
-            <w:r>
-              <w:rPr>
-                <w:b/>
-                <w:bCs/>
-              </w:rPr>
-              <w:t>₽</w:t>
+            <w:tcW w:w="3282" w:type="pct"/>
+            <w:hideMark/>
+          </w:tcPr>
+          <w:p>
+            <w:pPr>
+              <w:pStyle w:val="af0"/>
+            </w:pPr>
+            <w:r>
+              <w:t>Стоимость одного диска</w:t>
+            </w:r>
+          </w:p>
+        </w:tc>
+        <w:tc>
+          <w:tcPr>
+            <w:tcW w:w="1718" w:type="pct"/>
+            <w:hideMark/>
+          </w:tcPr>
+          <w:p>
+            <w:pPr>
+              <w:pStyle w:val="af0"/>
+              <w:jc w:val="left"/>
+            </w:pPr>
+            <w:r>
+              <w:t>217 492,00 ₽</w:t>
             </w:r>
           </w:p>
         </w:tc>
@@ -13055,101 +12734,30 @@
       <w:tr>
         <w:tc>
           <w:tcPr>
-            <w:tcW w:w="0" w:type="auto"/>
-            <w:hideMark/>
-          </w:tcPr>
-          <w:p>
-            <w:pPr>
-              <w:spacing w:line="278" w:lineRule="auto"/>
-              <w:rPr>
-                <w:b/>
-                <w:bCs/>
-              </w:rPr>
-            </w:pPr>
-            <w:r>
-              <w:rPr>
-                <w:b/>
-                <w:bCs/>
-              </w:rPr>
-              <w:t>Количество</w:t>
-            </w:r>
-            <w:r>
-              <w:rPr>
-                <w:b/>
-                <w:bCs/>
-              </w:rPr>
-              <w:t xml:space="preserve"> </w:t>
-            </w:r>
-            <w:r>
-              <w:rPr>
-                <w:b/>
-                <w:bCs/>
-              </w:rPr>
-              <w:t>дисков</w:t>
-            </w:r>
-            <w:r>
-              <w:rPr>
-                <w:b/>
-                <w:bCs/>
-              </w:rPr>
-              <w:t xml:space="preserve"> </w:t>
-            </w:r>
-            <w:r>
-              <w:rPr>
-                <w:b/>
-                <w:bCs/>
-              </w:rPr>
-              <w:t>на</w:t>
-            </w:r>
-            <w:r>
-              <w:rPr>
-                <w:b/>
-                <w:bCs/>
-              </w:rPr>
-              <w:t xml:space="preserve"> </w:t>
-            </w:r>
-            <w:r>
-              <w:rPr>
-                <w:b/>
-                <w:bCs/>
-              </w:rPr>
-              <w:t>1</w:t>
-            </w:r>
-            <w:r>
-              <w:rPr>
-                <w:b/>
-                <w:bCs/>
-              </w:rPr>
-              <w:t xml:space="preserve"> </w:t>
-            </w:r>
-            <w:r>
-              <w:rPr>
-                <w:b/>
-                <w:bCs/>
-              </w:rPr>
-              <w:t>ноде</w:t>
-            </w:r>
-          </w:p>
-        </w:tc>
-        <w:tc>
-          <w:tcPr>
-            <w:tcW w:w="0" w:type="auto"/>
-            <w:hideMark/>
-          </w:tcPr>
-          <w:p>
-            <w:pPr>
-              <w:spacing w:line="278" w:lineRule="auto"/>
-              <w:rPr>
-                <w:b/>
-                <w:bCs/>
-              </w:rPr>
-            </w:pPr>
-            <w:r>
-              <w:rPr>
-                <w:b/>
-                <w:bCs/>
-              </w:rPr>
-              <w:t>10</w:t>
+            <w:tcW w:w="3282" w:type="pct"/>
+            <w:hideMark/>
+          </w:tcPr>
+          <w:p>
+            <w:pPr>
+              <w:pStyle w:val="af0"/>
+            </w:pPr>
+            <w:r>
+              <w:t>Количество дисков на 1 ноде</w:t>
+            </w:r>
+          </w:p>
+        </w:tc>
+        <w:tc>
+          <w:tcPr>
+            <w:tcW w:w="1718" w:type="pct"/>
+            <w:hideMark/>
+          </w:tcPr>
+          <w:p>
+            <w:pPr>
+              <w:pStyle w:val="af0"/>
+              <w:jc w:val="left"/>
+            </w:pPr>
+            <w:r>
+              <w:t>9</w:t>
             </w:r>
           </w:p>
         </w:tc>
@@ -13157,59 +12765,30 @@
       <w:tr>
         <w:tc>
           <w:tcPr>
-            <w:tcW w:w="0" w:type="auto"/>
-            <w:hideMark/>
-          </w:tcPr>
-          <w:p>
-            <w:pPr>
-              <w:spacing w:line="278" w:lineRule="auto"/>
-              <w:rPr>
-                <w:b/>
-                <w:bCs/>
-              </w:rPr>
-            </w:pPr>
-            <w:r>
-              <w:rPr>
-                <w:b/>
-                <w:bCs/>
-              </w:rPr>
-              <w:t>Итоговая</w:t>
-            </w:r>
-            <w:r>
-              <w:rPr>
-                <w:b/>
-                <w:bCs/>
-              </w:rPr>
-              <w:t xml:space="preserve"> </w:t>
-            </w:r>
-            <w:r>
-              <w:rPr>
-                <w:b/>
-                <w:bCs/>
-              </w:rPr>
-              <w:t>ёмкость</w:t>
-            </w:r>
-          </w:p>
-        </w:tc>
-        <w:tc>
-          <w:tcPr>
-            <w:tcW w:w="0" w:type="auto"/>
-            <w:hideMark/>
-          </w:tcPr>
-          <w:p>
-            <w:pPr>
-              <w:spacing w:line="278" w:lineRule="auto"/>
-              <w:rPr>
-                <w:b/>
-                <w:bCs/>
-              </w:rPr>
-            </w:pPr>
-            <w:r>
-              <w:rPr>
-                <w:b/>
-                <w:bCs/>
-              </w:rPr>
-              <w:t>320</w:t>
+            <w:tcW w:w="3282" w:type="pct"/>
+            <w:hideMark/>
+          </w:tcPr>
+          <w:p>
+            <w:pPr>
+              <w:pStyle w:val="af0"/>
+            </w:pPr>
+            <w:r>
+              <w:t>Итоговая ёмкость</w:t>
+            </w:r>
+          </w:p>
+        </w:tc>
+        <w:tc>
+          <w:tcPr>
+            <w:tcW w:w="1718" w:type="pct"/>
+            <w:hideMark/>
+          </w:tcPr>
+          <w:p>
+            <w:pPr>
+              <w:pStyle w:val="af0"/>
+              <w:jc w:val="left"/>
+            </w:pPr>
+            <w:r>
+              <w:t>288</w:t>
             </w:r>
           </w:p>
         </w:tc>
@@ -13217,143 +12796,30 @@
       <w:tr>
         <w:tc>
           <w:tcPr>
-            <w:tcW w:w="0" w:type="auto"/>
-            <w:hideMark/>
-          </w:tcPr>
-          <w:p>
-            <w:pPr>
-              <w:spacing w:line="278" w:lineRule="auto"/>
-              <w:rPr>
-                <w:b/>
-                <w:bCs/>
-              </w:rPr>
-            </w:pPr>
-            <w:r>
-              <w:rPr>
-                <w:b/>
-                <w:bCs/>
-              </w:rPr>
-              <w:t>Цена</w:t>
-            </w:r>
-            <w:r>
-              <w:rPr>
-                <w:b/>
-                <w:bCs/>
-              </w:rPr>
-              <w:t xml:space="preserve"> </w:t>
-            </w:r>
-            <w:r>
-              <w:rPr>
-                <w:b/>
-                <w:bCs/>
-              </w:rPr>
-              <w:t>дисков</w:t>
-            </w:r>
-            <w:r>
-              <w:rPr>
-                <w:b/>
-                <w:bCs/>
-              </w:rPr>
-              <w:t xml:space="preserve"> </w:t>
-            </w:r>
-            <w:r>
-              <w:rPr>
-                <w:b/>
-                <w:bCs/>
-              </w:rPr>
-              <w:t>для</w:t>
-            </w:r>
-            <w:r>
-              <w:rPr>
-                <w:b/>
-                <w:bCs/>
-              </w:rPr>
-              <w:t xml:space="preserve"> </w:t>
-            </w:r>
-            <w:r>
-              <w:rPr>
-                <w:b/>
-                <w:bCs/>
-              </w:rPr>
-              <w:t>1</w:t>
-            </w:r>
-            <w:r>
-              <w:rPr>
-                <w:b/>
-                <w:bCs/>
-              </w:rPr>
-              <w:t xml:space="preserve"> </w:t>
-            </w:r>
-            <w:r>
-              <w:rPr>
-                <w:b/>
-                <w:bCs/>
-              </w:rPr>
-              <w:t>ноды</w:t>
-            </w:r>
-          </w:p>
-        </w:tc>
-        <w:tc>
-          <w:tcPr>
-            <w:tcW w:w="0" w:type="auto"/>
-            <w:hideMark/>
-          </w:tcPr>
-          <w:p>
-            <w:pPr>
-              <w:spacing w:line="278" w:lineRule="auto"/>
-              <w:rPr>
-                <w:b/>
-                <w:bCs/>
-              </w:rPr>
-            </w:pPr>
-            <w:r>
-              <w:rPr>
-                <w:b/>
-                <w:bCs/>
-              </w:rPr>
-              <w:t>2</w:t>
-            </w:r>
-            <w:r>
-              <w:rPr>
-                <w:b/>
-                <w:bCs/>
-              </w:rPr>
-              <w:t xml:space="preserve"> </w:t>
-            </w:r>
-            <w:r>
-              <w:rPr>
-                <w:b/>
-                <w:bCs/>
-              </w:rPr>
-              <w:t>174</w:t>
-            </w:r>
-            <w:r>
-              <w:rPr>
-                <w:b/>
-                <w:bCs/>
-              </w:rPr>
-              <w:t xml:space="preserve"> </w:t>
-            </w:r>
-            <w:r>
-              <w:rPr>
-                <w:b/>
-                <w:bCs/>
-              </w:rPr>
-              <w:t>920,00</w:t>
-            </w:r>
-            <w:r>
-              <w:rPr>
-                <w:b/>
-                <w:bCs/>
-              </w:rPr>
-              <w:t xml:space="preserve"> </w:t>
-            </w:r>
-            <w:r>
-              <w:rPr>
-                <w:b/>
-                <w:bCs/>
-              </w:rPr>
-              <w:t>₽</w:t>
+            <w:tcW w:w="3282" w:type="pct"/>
+            <w:hideMark/>
+          </w:tcPr>
+          <w:p>
+            <w:pPr>
+              <w:pStyle w:val="af0"/>
+            </w:pPr>
+            <w:r>
+              <w:t>Цена дисков для 1 ноды</w:t>
+            </w:r>
+          </w:p>
+        </w:tc>
+        <w:tc>
+          <w:tcPr>
+            <w:tcW w:w="1718" w:type="pct"/>
+            <w:hideMark/>
+          </w:tcPr>
+          <w:p>
+            <w:pPr>
+              <w:pStyle w:val="af0"/>
+              <w:jc w:val="left"/>
+            </w:pPr>
+            <w:r>
+              <w:t>1 957 428,00 ₽</w:t>
             </w:r>
           </w:p>
         </w:tc>
@@ -13361,115 +12827,30 @@
       <w:tr>
         <w:tc>
           <w:tcPr>
-            <w:tcW w:w="0" w:type="auto"/>
-            <w:hideMark/>
-          </w:tcPr>
-          <w:p>
-            <w:pPr>
-              <w:spacing w:line="278" w:lineRule="auto"/>
-              <w:rPr>
-                <w:b/>
-                <w:bCs/>
-              </w:rPr>
-            </w:pPr>
-            <w:r>
-              <w:rPr>
-                <w:b/>
-                <w:bCs/>
-              </w:rPr>
-              <w:t>Цена</w:t>
-            </w:r>
-            <w:r>
-              <w:rPr>
-                <w:b/>
-                <w:bCs/>
-              </w:rPr>
-              <w:t xml:space="preserve"> </w:t>
-            </w:r>
-            <w:r>
-              <w:rPr>
-                <w:b/>
-                <w:bCs/>
-              </w:rPr>
-              <w:t>всех</w:t>
-            </w:r>
-            <w:r>
-              <w:rPr>
-                <w:b/>
-                <w:bCs/>
-              </w:rPr>
-              <w:t xml:space="preserve"> </w:t>
-            </w:r>
-            <w:r>
-              <w:rPr>
-                <w:b/>
-                <w:bCs/>
-              </w:rPr>
-              <w:t>дисков</w:t>
-            </w:r>
-          </w:p>
-        </w:tc>
-        <w:tc>
-          <w:tcPr>
-            <w:tcW w:w="0" w:type="auto"/>
-            <w:hideMark/>
-          </w:tcPr>
-          <w:p>
-            <w:pPr>
-              <w:spacing w:line="278" w:lineRule="auto"/>
-              <w:rPr>
-                <w:b/>
-                <w:bCs/>
-              </w:rPr>
-            </w:pPr>
-            <w:r>
-              <w:rPr>
-                <w:b/>
-                <w:bCs/>
-              </w:rPr>
-              <w:t>10</w:t>
-            </w:r>
-            <w:r>
-              <w:rPr>
-                <w:b/>
-                <w:bCs/>
-              </w:rPr>
-              <w:t xml:space="preserve"> </w:t>
-            </w:r>
-            <w:r>
-              <w:rPr>
-                <w:b/>
-                <w:bCs/>
-              </w:rPr>
-              <w:t>874</w:t>
-            </w:r>
-            <w:r>
-              <w:rPr>
-                <w:b/>
-                <w:bCs/>
-              </w:rPr>
-              <w:t xml:space="preserve"> </w:t>
-            </w:r>
-            <w:r>
-              <w:rPr>
-                <w:b/>
-                <w:bCs/>
-              </w:rPr>
-              <w:t>600,00</w:t>
-            </w:r>
-            <w:r>
-              <w:rPr>
-                <w:b/>
-                <w:bCs/>
-              </w:rPr>
-              <w:t xml:space="preserve"> </w:t>
-            </w:r>
-            <w:r>
-              <w:rPr>
-                <w:b/>
-                <w:bCs/>
-              </w:rPr>
-              <w:t>₽</w:t>
+            <w:tcW w:w="3282" w:type="pct"/>
+            <w:hideMark/>
+          </w:tcPr>
+          <w:p>
+            <w:pPr>
+              <w:pStyle w:val="af0"/>
+            </w:pPr>
+            <w:r>
+              <w:t>Цена всех дисков</w:t>
+            </w:r>
+          </w:p>
+        </w:tc>
+        <w:tc>
+          <w:tcPr>
+            <w:tcW w:w="1718" w:type="pct"/>
+            <w:hideMark/>
+          </w:tcPr>
+          <w:p>
+            <w:pPr>
+              <w:pStyle w:val="af0"/>
+              <w:jc w:val="left"/>
+            </w:pPr>
+            <w:r>
+              <w:t>9 787 140,00 ₽</w:t>
             </w:r>
           </w:p>
         </w:tc>
@@ -13477,101 +12858,30 @@
       <w:tr>
         <w:tc>
           <w:tcPr>
-            <w:tcW w:w="0" w:type="auto"/>
-            <w:hideMark/>
-          </w:tcPr>
-          <w:p>
-            <w:pPr>
-              <w:spacing w:line="278" w:lineRule="auto"/>
-              <w:rPr>
-                <w:b/>
-                <w:bCs/>
-              </w:rPr>
-            </w:pPr>
-            <w:r>
-              <w:rPr>
-                <w:b/>
-                <w:bCs/>
-              </w:rPr>
-              <w:t>Стоимость</w:t>
-            </w:r>
-            <w:r>
-              <w:rPr>
-                <w:b/>
-                <w:bCs/>
-              </w:rPr>
-              <w:t xml:space="preserve"> </w:t>
-            </w:r>
-            <w:r>
-              <w:rPr>
-                <w:b/>
-                <w:bCs/>
-              </w:rPr>
-              <w:t>1</w:t>
-            </w:r>
-            <w:r>
-              <w:rPr>
-                <w:b/>
-                <w:bCs/>
-              </w:rPr>
-              <w:t xml:space="preserve"> </w:t>
-            </w:r>
-            <w:r>
-              <w:rPr>
-                <w:b/>
-                <w:bCs/>
-              </w:rPr>
-              <w:t>ноды</w:t>
-            </w:r>
-          </w:p>
-        </w:tc>
-        <w:tc>
-          <w:tcPr>
-            <w:tcW w:w="0" w:type="auto"/>
-            <w:hideMark/>
-          </w:tcPr>
-          <w:p>
-            <w:pPr>
-              <w:spacing w:line="278" w:lineRule="auto"/>
-              <w:rPr>
-                <w:b/>
-                <w:bCs/>
-              </w:rPr>
-            </w:pPr>
-            <w:r>
-              <w:rPr>
-                <w:b/>
-                <w:bCs/>
-              </w:rPr>
-              <w:t>200</w:t>
-            </w:r>
-            <w:r>
-              <w:rPr>
-                <w:b/>
-                <w:bCs/>
-              </w:rPr>
-              <w:t xml:space="preserve"> </w:t>
-            </w:r>
-            <w:r>
-              <w:rPr>
-                <w:b/>
-                <w:bCs/>
-              </w:rPr>
-              <w:t>000,00</w:t>
-            </w:r>
-            <w:r>
-              <w:rPr>
-                <w:b/>
-                <w:bCs/>
-              </w:rPr>
-              <w:t xml:space="preserve"> </w:t>
-            </w:r>
-            <w:r>
-              <w:rPr>
-                <w:b/>
-                <w:bCs/>
-              </w:rPr>
-              <w:t>₽</w:t>
+            <w:tcW w:w="3282" w:type="pct"/>
+            <w:hideMark/>
+          </w:tcPr>
+          <w:p>
+            <w:pPr>
+              <w:pStyle w:val="af0"/>
+            </w:pPr>
+            <w:r>
+              <w:t>Стоимость 1 ноды</w:t>
+            </w:r>
+          </w:p>
+        </w:tc>
+        <w:tc>
+          <w:tcPr>
+            <w:tcW w:w="1718" w:type="pct"/>
+            <w:hideMark/>
+          </w:tcPr>
+          <w:p>
+            <w:pPr>
+              <w:pStyle w:val="af0"/>
+              <w:jc w:val="left"/>
+            </w:pPr>
+            <w:r>
+              <w:t>200 000,00 ₽</w:t>
             </w:r>
           </w:p>
         </w:tc>
@@ -13579,115 +12889,30 @@
       <w:tr>
         <w:tc>
           <w:tcPr>
-            <w:tcW w:w="0" w:type="auto"/>
-            <w:hideMark/>
-          </w:tcPr>
-          <w:p>
-            <w:pPr>
-              <w:spacing w:line="278" w:lineRule="auto"/>
-              <w:rPr>
-                <w:b/>
-                <w:bCs/>
-              </w:rPr>
-            </w:pPr>
-            <w:r>
-              <w:rPr>
-                <w:b/>
-                <w:bCs/>
-              </w:rPr>
-              <w:t>Стоимость</w:t>
-            </w:r>
-            <w:r>
-              <w:rPr>
-                <w:b/>
-                <w:bCs/>
-              </w:rPr>
-              <w:t xml:space="preserve"> </w:t>
-            </w:r>
-            <w:r>
-              <w:rPr>
-                <w:b/>
-                <w:bCs/>
-              </w:rPr>
-              <w:t>всех</w:t>
-            </w:r>
-            <w:r>
-              <w:rPr>
-                <w:b/>
-                <w:bCs/>
-              </w:rPr>
-              <w:t xml:space="preserve"> </w:t>
-            </w:r>
-            <w:r>
-              <w:rPr>
-                <w:b/>
-                <w:bCs/>
-              </w:rPr>
-              <w:t>нод</w:t>
-            </w:r>
-          </w:p>
-        </w:tc>
-        <w:tc>
-          <w:tcPr>
-            <w:tcW w:w="0" w:type="auto"/>
-            <w:hideMark/>
-          </w:tcPr>
-          <w:p>
-            <w:pPr>
-              <w:spacing w:line="278" w:lineRule="auto"/>
-              <w:rPr>
-                <w:b/>
-                <w:bCs/>
-              </w:rPr>
-            </w:pPr>
-            <w:r>
-              <w:rPr>
-                <w:b/>
-                <w:bCs/>
-              </w:rPr>
-              <w:t>1</w:t>
-            </w:r>
-            <w:r>
-              <w:rPr>
-                <w:b/>
-                <w:bCs/>
-              </w:rPr>
-              <w:t xml:space="preserve"> </w:t>
-            </w:r>
-            <w:r>
-              <w:rPr>
-                <w:b/>
-                <w:bCs/>
-              </w:rPr>
-              <w:t>000</w:t>
-            </w:r>
-            <w:r>
-              <w:rPr>
-                <w:b/>
-                <w:bCs/>
-              </w:rPr>
-              <w:t xml:space="preserve"> </w:t>
-            </w:r>
-            <w:r>
-              <w:rPr>
-                <w:b/>
-                <w:bCs/>
-              </w:rPr>
-              <w:t>000,00</w:t>
-            </w:r>
-            <w:r>
-              <w:rPr>
-                <w:b/>
-                <w:bCs/>
-              </w:rPr>
-              <w:t xml:space="preserve"> </w:t>
-            </w:r>
-            <w:r>
-              <w:rPr>
-                <w:b/>
-                <w:bCs/>
-              </w:rPr>
-              <w:t>₽</w:t>
+            <w:tcW w:w="3282" w:type="pct"/>
+            <w:hideMark/>
+          </w:tcPr>
+          <w:p>
+            <w:pPr>
+              <w:pStyle w:val="af0"/>
+            </w:pPr>
+            <w:r>
+              <w:t>Стоимость всех нод</w:t>
+            </w:r>
+          </w:p>
+        </w:tc>
+        <w:tc>
+          <w:tcPr>
+            <w:tcW w:w="1718" w:type="pct"/>
+            <w:hideMark/>
+          </w:tcPr>
+          <w:p>
+            <w:pPr>
+              <w:pStyle w:val="af0"/>
+              <w:jc w:val="left"/>
+            </w:pPr>
+            <w:r>
+              <w:t>1 000 000,00 ₽</w:t>
             </w:r>
           </w:p>
         </w:tc>
@@ -13695,101 +12920,30 @@
       <w:tr>
         <w:tc>
           <w:tcPr>
-            <w:tcW w:w="0" w:type="auto"/>
-            <w:hideMark/>
-          </w:tcPr>
-          <w:p>
-            <w:pPr>
-              <w:spacing w:line="278" w:lineRule="auto"/>
-              <w:rPr>
-                <w:b/>
-                <w:bCs/>
-              </w:rPr>
-            </w:pPr>
-            <w:r>
-              <w:rPr>
-                <w:b/>
-                <w:bCs/>
-              </w:rPr>
-              <w:t>Общая</w:t>
-            </w:r>
-            <w:r>
-              <w:rPr>
-                <w:b/>
-                <w:bCs/>
-              </w:rPr>
-              <w:t xml:space="preserve"> </w:t>
-            </w:r>
-            <w:r>
-              <w:rPr>
-                <w:b/>
-                <w:bCs/>
-              </w:rPr>
-              <w:t>стоимость</w:t>
-            </w:r>
-          </w:p>
-        </w:tc>
-        <w:tc>
-          <w:tcPr>
-            <w:tcW w:w="0" w:type="auto"/>
-            <w:hideMark/>
-          </w:tcPr>
-          <w:p>
-            <w:pPr>
-              <w:spacing w:line="278" w:lineRule="auto"/>
-              <w:rPr>
-                <w:b/>
-                <w:bCs/>
-              </w:rPr>
-            </w:pPr>
-            <w:r>
-              <w:rPr>
-                <w:b/>
-                <w:bCs/>
-              </w:rPr>
-              <w:t>11</w:t>
-            </w:r>
-            <w:r>
-              <w:rPr>
-                <w:b/>
-                <w:bCs/>
-              </w:rPr>
-              <w:t xml:space="preserve"> </w:t>
-            </w:r>
-            <w:r>
-              <w:rPr>
-                <w:b/>
-                <w:bCs/>
-              </w:rPr>
-              <w:t>874</w:t>
-            </w:r>
-            <w:r>
-              <w:rPr>
-                <w:b/>
-                <w:bCs/>
-              </w:rPr>
-              <w:t xml:space="preserve"> </w:t>
-            </w:r>
-            <w:r>
-              <w:rPr>
-                <w:b/>
-                <w:bCs/>
-              </w:rPr>
-              <w:t>600,00</w:t>
-            </w:r>
-            <w:r>
-              <w:rPr>
-                <w:b/>
-                <w:bCs/>
-              </w:rPr>
-              <w:t xml:space="preserve"> </w:t>
-            </w:r>
-            <w:r>
-              <w:rPr>
-                <w:b/>
-                <w:bCs/>
-              </w:rPr>
-              <w:t>₽</w:t>
+            <w:tcW w:w="3282" w:type="pct"/>
+            <w:hideMark/>
+          </w:tcPr>
+          <w:p>
+            <w:pPr>
+              <w:pStyle w:val="af0"/>
+            </w:pPr>
+            <w:r>
+              <w:t>Общая стоимость</w:t>
+            </w:r>
+          </w:p>
+        </w:tc>
+        <w:tc>
+          <w:tcPr>
+            <w:tcW w:w="1718" w:type="pct"/>
+            <w:hideMark/>
+          </w:tcPr>
+          <w:p>
+            <w:pPr>
+              <w:pStyle w:val="af0"/>
+              <w:jc w:val="left"/>
+            </w:pPr>
+            <w:r>
+              <w:t>10 787 140,00 ₽</w:t>
             </w:r>
           </w:p>
         </w:tc>
@@ -13797,106 +12951,40 @@
       <w:tr>
         <w:tc>
           <w:tcPr>
-            <w:tcW w:w="0" w:type="auto"/>
-            <w:hideMark/>
-          </w:tcPr>
-          <w:p>
-            <w:pPr>
-              <w:spacing w:line="278" w:lineRule="auto"/>
-              <w:rPr>
-                <w:b/>
-                <w:bCs/>
-              </w:rPr>
-            </w:pPr>
-            <w:r>
-              <w:rPr>
-                <w:b/>
-                <w:bCs/>
-              </w:rPr>
-              <w:t>Цена</w:t>
-            </w:r>
-            <w:r>
-              <w:rPr>
-                <w:b/>
-                <w:bCs/>
-              </w:rPr>
-              <w:t xml:space="preserve"> </w:t>
-            </w:r>
-            <w:r>
-              <w:rPr>
-                <w:b/>
-                <w:bCs/>
-              </w:rPr>
-              <w:t>1</w:t>
-            </w:r>
-            <w:r>
-              <w:rPr>
-                <w:b/>
-                <w:bCs/>
-              </w:rPr>
-              <w:t xml:space="preserve"> </w:t>
-            </w:r>
-            <w:r>
-              <w:rPr>
-                <w:b/>
-                <w:bCs/>
-              </w:rPr>
-              <w:t>Тб</w:t>
-            </w:r>
-          </w:p>
-        </w:tc>
-        <w:tc>
-          <w:tcPr>
-            <w:tcW w:w="0" w:type="auto"/>
-            <w:hideMark/>
-          </w:tcPr>
-          <w:p>
-            <w:pPr>
-              <w:spacing w:line="278" w:lineRule="auto"/>
-              <w:rPr>
-                <w:b/>
-                <w:bCs/>
-              </w:rPr>
-            </w:pPr>
-            <w:r>
-              <w:rPr>
-                <w:b/>
-                <w:bCs/>
-              </w:rPr>
-              <w:t>37</w:t>
-            </w:r>
-            <w:r>
-              <w:rPr>
-                <w:b/>
-                <w:bCs/>
-              </w:rPr>
-              <w:t xml:space="preserve"> </w:t>
-            </w:r>
-            <w:r>
-              <w:rPr>
-                <w:b/>
-                <w:bCs/>
-              </w:rPr>
-              <w:t>108,13</w:t>
-            </w:r>
-            <w:r>
-              <w:rPr>
-                <w:b/>
-                <w:bCs/>
-              </w:rPr>
-              <w:t xml:space="preserve"> </w:t>
-            </w:r>
-            <w:r>
-              <w:rPr>
-                <w:b/>
-                <w:bCs/>
-              </w:rPr>
-              <w:t>₽</w:t>
+            <w:tcW w:w="3282" w:type="pct"/>
+            <w:hideMark/>
+          </w:tcPr>
+          <w:p>
+            <w:pPr>
+              <w:pStyle w:val="af0"/>
+            </w:pPr>
+            <w:r>
+              <w:t>Цена 1 Тб</w:t>
+            </w:r>
+          </w:p>
+        </w:tc>
+        <w:tc>
+          <w:tcPr>
+            <w:tcW w:w="1718" w:type="pct"/>
+            <w:hideMark/>
+          </w:tcPr>
+          <w:p>
+            <w:pPr>
+              <w:pStyle w:val="af0"/>
+              <w:jc w:val="left"/>
+            </w:pPr>
+            <w:r>
+              <w:t>37 455,35 ₽</w:t>
             </w:r>
           </w:p>
         </w:tc>
       </w:tr>
     </w:tbl>
+    <w:p>
+      <w:pPr>
+        <w:pStyle w:val="af0"/>
+      </w:pPr>
+    </w:p>
     <w:p>
       <w:pPr>
         <w:pStyle w:val="3"/>
@@ -14845,7 +13933,6 @@
               <w:spacing w:line="278" w:lineRule="auto"/>
             </w:pPr>
             <w:r>
-              <w:lastRenderedPageBreak/>
               <w:t>Макс.</w:t>
             </w:r>
             <w:r>
@@ -15249,6 +14336,7 @@
               <w:spacing w:line="278" w:lineRule="auto"/>
             </w:pPr>
             <w:r>
+              <w:lastRenderedPageBreak/>
               <w:t>Количество</w:t>
             </w:r>
             <w:r>
@@ -16048,11 +15136,14 @@
     <w:p>
       <w:pPr>
         <w:pStyle w:val="ae"/>
-      </w:pPr>
-      <w:r>
         <w:rPr>
           <w:lang w:eastAsia="ru-RU"/>
         </w:rPr>
+      </w:pPr>
+      <w:r>
+        <w:rPr>
+          <w:lang w:eastAsia="ru-RU"/>
+        </w:rPr>
         <w:t>Общий</w:t>
       </w:r>
       <w:r>
@@ -16089,7 +15180,7 @@
         <w:rPr>
           <w:lang w:eastAsia="ru-RU"/>
         </w:rPr>
-        <w:t>100</w:t>
+        <w:t>85</w:t>
       </w:r>
       <w:r>
         <w:rPr>
@@ -16111,10 +15202,10 @@
         <w:tblLook w:val="04A0" w:firstRow="1" w:lastRow="0" w:firstColumn="1" w:lastColumn="0" w:noHBand="0" w:noVBand="1"/>
       </w:tblPr>
       <w:tblGrid>
-        <w:gridCol w:w="2295"/>
-        <w:gridCol w:w="1728"/>
-        <w:gridCol w:w="2755"/>
-        <w:gridCol w:w="2567"/>
+        <w:gridCol w:w="1692"/>
+        <w:gridCol w:w="1838"/>
+        <w:gridCol w:w="2982"/>
+        <w:gridCol w:w="2833"/>
       </w:tblGrid>
       <w:tr>
         <w:tc>
@@ -16124,18 +15215,9 @@
           </w:tcPr>
           <w:p>
             <w:pPr>
-              <w:spacing w:line="278" w:lineRule="auto"/>
-              <w:jc w:val="left"/>
-              <w:rPr>
-                <w:b/>
-                <w:bCs/>
-              </w:rPr>
-            </w:pPr>
-            <w:r>
-              <w:rPr>
-                <w:b/>
-                <w:bCs/>
-              </w:rPr>
+              <w:pStyle w:val="af0"/>
+            </w:pPr>
+            <w:r>
               <w:t>Параметр</w:t>
             </w:r>
           </w:p>
@@ -16147,112 +15229,59 @@
           </w:tcPr>
           <w:p>
             <w:pPr>
-              <w:spacing w:line="278" w:lineRule="auto"/>
-              <w:jc w:val="left"/>
-              <w:rPr>
-                <w:b/>
-                <w:bCs/>
-              </w:rPr>
-            </w:pPr>
-            <w:r>
-              <w:rPr>
-                <w:b/>
-                <w:bCs/>
-              </w:rPr>
+              <w:pStyle w:val="af0"/>
+            </w:pPr>
+            <w:r>
+              <w:t>Жесткий диск SWG 2.4 Тб XTW-</w:t>
+            </w:r>
+            <w:proofErr w:type="gramStart"/>
+            <w:r>
+              <w:t>200-12</w:t>
+            </w:r>
+            <w:proofErr w:type="gramEnd"/>
+            <w:r>
+              <w:t xml:space="preserve"> SAS</w:t>
+            </w:r>
+          </w:p>
+        </w:tc>
+        <w:tc>
+          <w:tcPr>
+            <w:tcW w:w="0" w:type="auto"/>
+            <w:hideMark/>
+          </w:tcPr>
+          <w:p>
+            <w:pPr>
+              <w:pStyle w:val="af0"/>
+              <w:rPr>
+                <w:lang w:val="en-US"/>
+              </w:rPr>
+            </w:pPr>
+            <w:r>
               <w:t>Жесткий</w:t>
             </w:r>
             <w:r>
               <w:rPr>
-                <w:b/>
-                <w:bCs/>
-              </w:rPr>
-              <w:t xml:space="preserve"> </w:t>
-            </w:r>
-            <w:r>
-              <w:rPr>
-                <w:b/>
-                <w:bCs/>
-              </w:rPr>
+                <w:lang w:val="en-US"/>
+              </w:rPr>
+              <w:t xml:space="preserve"> </w:t>
+            </w:r>
+            <w:r>
               <w:t>диск</w:t>
             </w:r>
             <w:r>
               <w:rPr>
-                <w:b/>
-                <w:bCs/>
-              </w:rPr>
-              <w:t xml:space="preserve"> </w:t>
-            </w:r>
-            <w:r>
-              <w:rPr>
-                <w:b/>
-                <w:bCs/>
-              </w:rPr>
-              <w:t>SWG</w:t>
-            </w:r>
-            <w:r>
-              <w:rPr>
-                <w:b/>
-                <w:bCs/>
-              </w:rPr>
-              <w:t xml:space="preserve"> </w:t>
-            </w:r>
-            <w:r>
-              <w:rPr>
-                <w:b/>
-                <w:bCs/>
-              </w:rPr>
-              <w:t>2.4</w:t>
-            </w:r>
-            <w:r>
-              <w:rPr>
-                <w:b/>
-                <w:bCs/>
-              </w:rPr>
-              <w:t xml:space="preserve"> </w:t>
-            </w:r>
-            <w:r>
-              <w:rPr>
-                <w:b/>
-                <w:bCs/>
-              </w:rPr>
+                <w:lang w:val="en-US"/>
+              </w:rPr>
+              <w:t xml:space="preserve"> 3.5" Seagate Exos X18 14 </w:t>
+            </w:r>
+            <w:r>
               <w:t>Тб</w:t>
             </w:r>
             <w:r>
               <w:rPr>
-                <w:b/>
-                <w:bCs/>
-              </w:rPr>
-              <w:t xml:space="preserve"> </w:t>
-            </w:r>
-            <w:r>
-              <w:rPr>
-                <w:b/>
-                <w:bCs/>
-              </w:rPr>
-              <w:t>XTW-</w:t>
-            </w:r>
-            <w:proofErr w:type="gramStart"/>
-            <w:r>
-              <w:rPr>
-                <w:b/>
-                <w:bCs/>
-              </w:rPr>
-              <w:t>200-12</w:t>
-            </w:r>
-            <w:proofErr w:type="gramEnd"/>
-            <w:r>
-              <w:rPr>
-                <w:b/>
-                <w:bCs/>
-              </w:rPr>
-              <w:t xml:space="preserve"> </w:t>
-            </w:r>
-            <w:r>
-              <w:rPr>
-                <w:b/>
-                <w:bCs/>
-              </w:rPr>
-              <w:t>SAS</w:t>
+                <w:lang w:val="en-US"/>
+              </w:rPr>
+              <w:t xml:space="preserve"> ST14000NM004J SAS 12Gb/s</w:t>
             </w:r>
           </w:p>
         </w:tc>
@@ -16263,344 +15292,37 @@
           </w:tcPr>
           <w:p>
             <w:pPr>
-              <w:spacing w:line="278" w:lineRule="auto"/>
-              <w:jc w:val="left"/>
-              <w:rPr>
-                <w:b/>
-                <w:bCs/>
+              <w:pStyle w:val="af0"/>
+              <w:rPr>
                 <w:lang w:val="en-US"/>
               </w:rPr>
             </w:pPr>
             <w:r>
-              <w:rPr>
-                <w:b/>
-                <w:bCs/>
-              </w:rPr>
               <w:t>Жесткий</w:t>
             </w:r>
             <w:r>
               <w:rPr>
-                <w:b/>
-                <w:bCs/>
                 <w:lang w:val="en-US"/>
               </w:rPr>
               <w:t xml:space="preserve"> </w:t>
             </w:r>
             <w:r>
-              <w:rPr>
-                <w:b/>
-                <w:bCs/>
-              </w:rPr>
               <w:t>диск</w:t>
             </w:r>
             <w:r>
               <w:rPr>
-                <w:b/>
-                <w:bCs/>
                 <w:lang w:val="en-US"/>
               </w:rPr>
-              <w:t xml:space="preserve"> </w:t>
-            </w:r>
-            <w:r>
-              <w:rPr>
-                <w:b/>
-                <w:bCs/>
+              <w:t xml:space="preserve"> 3.5" Toshiba MG11 24 </w:t>
+            </w:r>
+            <w:r>
+              <w:t>Тб</w:t>
+            </w:r>
+            <w:r>
+              <w:rPr>
                 <w:lang w:val="en-US"/>
               </w:rPr>
-              <w:t>3.5"</w:t>
-            </w:r>
-            <w:r>
-              <w:rPr>
-                <w:b/>
-                <w:bCs/>
-                <w:lang w:val="en-US"/>
-              </w:rPr>
-              <w:t xml:space="preserve"> </w:t>
-            </w:r>
-            <w:r>
-              <w:rPr>
-                <w:b/>
-                <w:bCs/>
-                <w:lang w:val="en-US"/>
-              </w:rPr>
-              <w:t>Seagate</w:t>
-            </w:r>
-            <w:r>
-              <w:rPr>
-                <w:b/>
-                <w:bCs/>
-                <w:lang w:val="en-US"/>
-              </w:rPr>
-              <w:t xml:space="preserve"> </w:t>
-            </w:r>
-            <w:r>
-              <w:rPr>
-                <w:b/>
-                <w:bCs/>
-                <w:lang w:val="en-US"/>
-              </w:rPr>
-              <w:t>Exos</w:t>
-            </w:r>
-            <w:r>
-              <w:rPr>
-                <w:b/>
-                <w:bCs/>
-                <w:lang w:val="en-US"/>
-              </w:rPr>
-              <w:t xml:space="preserve"> </w:t>
-            </w:r>
-            <w:r>
-              <w:rPr>
-                <w:b/>
-                <w:bCs/>
-                <w:lang w:val="en-US"/>
-              </w:rPr>
-              <w:t>X18</w:t>
-            </w:r>
-            <w:r>
-              <w:rPr>
-                <w:b/>
-                <w:bCs/>
-                <w:lang w:val="en-US"/>
-              </w:rPr>
-              <w:t xml:space="preserve"> </w:t>
-            </w:r>
-            <w:r>
-              <w:rPr>
-                <w:b/>
-                <w:bCs/>
-                <w:lang w:val="en-US"/>
-              </w:rPr>
-              <w:t>14</w:t>
-            </w:r>
-            <w:r>
-              <w:rPr>
-                <w:b/>
-                <w:bCs/>
-                <w:lang w:val="en-US"/>
-              </w:rPr>
-              <w:t xml:space="preserve"> </w:t>
-            </w:r>
-            <w:r>
-              <w:rPr>
-                <w:b/>
-                <w:bCs/>
-              </w:rPr>
-              <w:t>Тб</w:t>
-            </w:r>
-            <w:r>
-              <w:rPr>
-                <w:b/>
-                <w:bCs/>
-                <w:lang w:val="en-US"/>
-              </w:rPr>
-              <w:t xml:space="preserve"> </w:t>
-            </w:r>
-            <w:r>
-              <w:rPr>
-                <w:b/>
-                <w:bCs/>
-                <w:lang w:val="en-US"/>
-              </w:rPr>
-              <w:t>ST14000NM004J</w:t>
-            </w:r>
-            <w:r>
-              <w:rPr>
-                <w:b/>
-                <w:bCs/>
-                <w:lang w:val="en-US"/>
-              </w:rPr>
-              <w:t xml:space="preserve"> </w:t>
-            </w:r>
-            <w:r>
-              <w:rPr>
-                <w:b/>
-                <w:bCs/>
-                <w:lang w:val="en-US"/>
-              </w:rPr>
-              <w:t>SAS</w:t>
-            </w:r>
-            <w:r>
-              <w:rPr>
-                <w:b/>
-                <w:bCs/>
-                <w:lang w:val="en-US"/>
-              </w:rPr>
-              <w:t xml:space="preserve"> </w:t>
-            </w:r>
-            <w:r>
-              <w:rPr>
-                <w:b/>
-                <w:bCs/>
-                <w:lang w:val="en-US"/>
-              </w:rPr>
-              <w:t>12Gb/s</w:t>
-            </w:r>
-          </w:p>
-        </w:tc>
-        <w:tc>
-          <w:tcPr>
-            <w:tcW w:w="0" w:type="auto"/>
-            <w:hideMark/>
-          </w:tcPr>
-          <w:p>
-            <w:pPr>
-              <w:spacing w:line="278" w:lineRule="auto"/>
-              <w:jc w:val="left"/>
-              <w:rPr>
-                <w:b/>
-                <w:bCs/>
-                <w:lang w:val="en-US"/>
-              </w:rPr>
-            </w:pPr>
-            <w:r>
-              <w:rPr>
-                <w:b/>
-                <w:bCs/>
-              </w:rPr>
-              <w:t>Жесткий</w:t>
-            </w:r>
-            <w:r>
-              <w:rPr>
-                <w:b/>
-                <w:bCs/>
-                <w:lang w:val="en-US"/>
-              </w:rPr>
-              <w:t xml:space="preserve"> </w:t>
-            </w:r>
-            <w:r>
-              <w:rPr>
-                <w:b/>
-                <w:bCs/>
-              </w:rPr>
-              <w:t>диск</w:t>
-            </w:r>
-            <w:r>
-              <w:rPr>
-                <w:b/>
-                <w:bCs/>
-                <w:lang w:val="en-US"/>
-              </w:rPr>
-              <w:t xml:space="preserve"> </w:t>
-            </w:r>
-            <w:r>
-              <w:rPr>
-                <w:b/>
-                <w:bCs/>
-                <w:lang w:val="en-US"/>
-              </w:rPr>
-              <w:t>3.5"</w:t>
-            </w:r>
-            <w:r>
-              <w:rPr>
-                <w:b/>
-                <w:bCs/>
-                <w:lang w:val="en-US"/>
-              </w:rPr>
-              <w:t xml:space="preserve"> </w:t>
-            </w:r>
-            <w:r>
-              <w:rPr>
-                <w:b/>
-                <w:bCs/>
-                <w:lang w:val="en-US"/>
-              </w:rPr>
-              <w:t>Toshiba</w:t>
-            </w:r>
-            <w:r>
-              <w:rPr>
-                <w:b/>
-                <w:bCs/>
-                <w:lang w:val="en-US"/>
-              </w:rPr>
-              <w:t xml:space="preserve"> </w:t>
-            </w:r>
-            <w:r>
-              <w:rPr>
-                <w:b/>
-                <w:bCs/>
-                <w:lang w:val="en-US"/>
-              </w:rPr>
-              <w:t>MG11</w:t>
-            </w:r>
-            <w:r>
-              <w:rPr>
-                <w:b/>
-                <w:bCs/>
-                <w:lang w:val="en-US"/>
-              </w:rPr>
-              <w:t xml:space="preserve"> </w:t>
-            </w:r>
-            <w:r>
-              <w:rPr>
-                <w:b/>
-                <w:bCs/>
-                <w:lang w:val="en-US"/>
-              </w:rPr>
-              <w:t>24</w:t>
-            </w:r>
-            <w:r>
-              <w:rPr>
-                <w:b/>
-                <w:bCs/>
-                <w:lang w:val="en-US"/>
-              </w:rPr>
-              <w:t xml:space="preserve"> </w:t>
-            </w:r>
-            <w:r>
-              <w:rPr>
-                <w:b/>
-                <w:bCs/>
-              </w:rPr>
-              <w:t>Тб</w:t>
-            </w:r>
-            <w:r>
-              <w:rPr>
-                <w:b/>
-                <w:bCs/>
-                <w:lang w:val="en-US"/>
-              </w:rPr>
-              <w:t xml:space="preserve"> </w:t>
-            </w:r>
-            <w:r>
-              <w:rPr>
-                <w:b/>
-                <w:bCs/>
-                <w:lang w:val="en-US"/>
-              </w:rPr>
-              <w:t>MG11SCA24TE</w:t>
-            </w:r>
-            <w:r>
-              <w:rPr>
-                <w:b/>
-                <w:bCs/>
-                <w:lang w:val="en-US"/>
-              </w:rPr>
-              <w:t xml:space="preserve"> </w:t>
-            </w:r>
-            <w:r>
-              <w:rPr>
-                <w:b/>
-                <w:bCs/>
-                <w:lang w:val="en-US"/>
-              </w:rPr>
-              <w:t>SAS</w:t>
-            </w:r>
-            <w:r>
-              <w:rPr>
-                <w:b/>
-                <w:bCs/>
-                <w:lang w:val="en-US"/>
-              </w:rPr>
-              <w:t xml:space="preserve"> </w:t>
-            </w:r>
-            <w:r>
-              <w:rPr>
-                <w:b/>
-                <w:bCs/>
-                <w:lang w:val="en-US"/>
-              </w:rPr>
-              <w:t>12Gb/s</w:t>
+              <w:t xml:space="preserve"> MG11SCA24TE SAS 12Gb/s</w:t>
             </w:r>
           </w:p>
         </w:tc>
@@ -16613,28 +15335,10 @@
           </w:tcPr>
           <w:p>
             <w:pPr>
-              <w:spacing w:line="278" w:lineRule="auto"/>
-            </w:pPr>
-            <w:r>
-              <w:t>Объем</w:t>
-            </w:r>
-            <w:r>
-              <w:t xml:space="preserve"> </w:t>
-            </w:r>
-            <w:r>
-              <w:t>одного</w:t>
-            </w:r>
-            <w:r>
-              <w:t xml:space="preserve"> </w:t>
-            </w:r>
-            <w:r>
-              <w:t>диска,</w:t>
-            </w:r>
-            <w:r>
-              <w:t xml:space="preserve"> </w:t>
-            </w:r>
-            <w:r>
-              <w:t>Тб</w:t>
+              <w:pStyle w:val="af0"/>
+            </w:pPr>
+            <w:r>
+              <w:t>Объем одного диска, Тб</w:t>
             </w:r>
           </w:p>
         </w:tc>
@@ -16645,7 +15349,7 @@
           </w:tcPr>
           <w:p>
             <w:pPr>
-              <w:spacing w:line="278" w:lineRule="auto"/>
+              <w:pStyle w:val="af0"/>
             </w:pPr>
             <w:r>
               <w:t>2,40</w:t>
@@ -16659,7 +15363,7 @@
           </w:tcPr>
           <w:p>
             <w:pPr>
-              <w:spacing w:line="278" w:lineRule="auto"/>
+              <w:pStyle w:val="af0"/>
             </w:pPr>
             <w:r>
               <w:t>14,00</w:t>
@@ -16673,7 +15377,7 @@
           </w:tcPr>
           <w:p>
             <w:pPr>
-              <w:spacing w:line="278" w:lineRule="auto"/>
+              <w:pStyle w:val="af0"/>
             </w:pPr>
             <w:r>
               <w:t>24,00</w:t>
@@ -16689,28 +15393,10 @@
           </w:tcPr>
           <w:p>
             <w:pPr>
-              <w:spacing w:line="278" w:lineRule="auto"/>
-            </w:pPr>
-            <w:r>
-              <w:t>Макс.</w:t>
-            </w:r>
-            <w:r>
-              <w:t xml:space="preserve"> </w:t>
-            </w:r>
-            <w:r>
-              <w:t>дисков</w:t>
-            </w:r>
-            <w:r>
-              <w:t xml:space="preserve"> </w:t>
-            </w:r>
-            <w:r>
-              <w:t>на</w:t>
-            </w:r>
-            <w:r>
-              <w:t xml:space="preserve"> </w:t>
-            </w:r>
-            <w:r>
-              <w:t>ноде</w:t>
+              <w:pStyle w:val="af0"/>
+            </w:pPr>
+            <w:r>
+              <w:t>Макс. дисков на ноде</w:t>
             </w:r>
           </w:p>
         </w:tc>
@@ -16721,7 +15407,7 @@
           </w:tcPr>
           <w:p>
             <w:pPr>
-              <w:spacing w:line="278" w:lineRule="auto"/>
+              <w:pStyle w:val="af0"/>
             </w:pPr>
             <w:r>
               <w:t>26</w:t>
@@ -16735,7 +15421,7 @@
           </w:tcPr>
           <w:p>
             <w:pPr>
-              <w:spacing w:line="278" w:lineRule="auto"/>
+              <w:pStyle w:val="af0"/>
             </w:pPr>
             <w:r>
               <w:t>12</w:t>
@@ -16749,7 +15435,7 @@
           </w:tcPr>
           <w:p>
             <w:pPr>
-              <w:spacing w:line="278" w:lineRule="auto"/>
+              <w:pStyle w:val="af0"/>
             </w:pPr>
             <w:r>
               <w:t>12</w:t>
@@ -16765,34 +15451,18 @@
           </w:tcPr>
           <w:p>
             <w:pPr>
-              <w:spacing w:line="278" w:lineRule="auto"/>
-            </w:pPr>
-            <w:r>
-              <w:t>Объем</w:t>
-            </w:r>
-            <w:r>
-              <w:t xml:space="preserve"> </w:t>
-            </w:r>
-            <w:r>
-              <w:t>данных</w:t>
-            </w:r>
-            <w:r>
-              <w:t xml:space="preserve"> </w:t>
-            </w:r>
-            <w:r>
-              <w:t>с</w:t>
-            </w:r>
-            <w:r>
-              <w:t xml:space="preserve"> </w:t>
-            </w:r>
-            <w:r>
-              <w:t>резервированием,</w:t>
-            </w:r>
-            <w:r>
-              <w:t xml:space="preserve"> </w:t>
-            </w:r>
-            <w:r>
-              <w:t>Тб</w:t>
+              <w:pStyle w:val="af0"/>
+            </w:pPr>
+            <w:r>
+              <w:t xml:space="preserve">Объем данных с </w:t>
+            </w:r>
+            <w:proofErr w:type="spellStart"/>
+            <w:r>
+              <w:t>реплицией</w:t>
+            </w:r>
+            <w:proofErr w:type="spellEnd"/>
+            <w:r>
+              <w:t>, Тб</w:t>
             </w:r>
           </w:p>
         </w:tc>
@@ -16803,10 +15473,10 @@
           </w:tcPr>
           <w:p>
             <w:pPr>
-              <w:spacing w:line="278" w:lineRule="auto"/>
-            </w:pPr>
-            <w:r>
-              <w:t>304,8</w:t>
+              <w:pStyle w:val="af0"/>
+            </w:pPr>
+            <w:r>
+              <w:t>259,8</w:t>
             </w:r>
           </w:p>
         </w:tc>
@@ -16817,10 +15487,10 @@
           </w:tcPr>
           <w:p>
             <w:pPr>
-              <w:spacing w:line="278" w:lineRule="auto"/>
-            </w:pPr>
-            <w:r>
-              <w:t>328</w:t>
+              <w:pStyle w:val="af0"/>
+            </w:pPr>
+            <w:r>
+              <w:t>283</w:t>
             </w:r>
           </w:p>
         </w:tc>
@@ -16831,10 +15501,10 @@
           </w:tcPr>
           <w:p>
             <w:pPr>
-              <w:spacing w:line="278" w:lineRule="auto"/>
-            </w:pPr>
-            <w:r>
-              <w:t>348</w:t>
+              <w:pStyle w:val="af0"/>
+            </w:pPr>
+            <w:r>
+              <w:t>303</w:t>
             </w:r>
           </w:p>
         </w:tc>
@@ -16847,19 +15517,10 @@
           </w:tcPr>
           <w:p>
             <w:pPr>
-              <w:spacing w:line="278" w:lineRule="auto"/>
-            </w:pPr>
-            <w:r>
-              <w:t>Кол-во</w:t>
-            </w:r>
-            <w:r>
-              <w:t xml:space="preserve"> </w:t>
-            </w:r>
-            <w:r>
-              <w:t>дисков,</w:t>
-            </w:r>
-            <w:r>
-              <w:t xml:space="preserve"> </w:t>
+              <w:pStyle w:val="af0"/>
+            </w:pPr>
+            <w:r>
+              <w:t xml:space="preserve">Кол-во дисков, </w:t>
             </w:r>
             <w:proofErr w:type="spellStart"/>
             <w:r>
@@ -16878,10 +15539,10 @@
           </w:tcPr>
           <w:p>
             <w:pPr>
-              <w:spacing w:line="278" w:lineRule="auto"/>
-            </w:pPr>
-            <w:r>
-              <w:t>127</w:t>
+              <w:pStyle w:val="af0"/>
+            </w:pPr>
+            <w:r>
+              <w:t>109</w:t>
             </w:r>
           </w:p>
         </w:tc>
@@ -16892,10 +15553,10 @@
           </w:tcPr>
           <w:p>
             <w:pPr>
-              <w:spacing w:line="278" w:lineRule="auto"/>
-            </w:pPr>
-            <w:r>
-              <w:t>24</w:t>
+              <w:pStyle w:val="af0"/>
+            </w:pPr>
+            <w:r>
+              <w:t>21</w:t>
             </w:r>
           </w:p>
         </w:tc>
@@ -16906,10 +15567,10 @@
           </w:tcPr>
           <w:p>
             <w:pPr>
-              <w:spacing w:line="278" w:lineRule="auto"/>
-            </w:pPr>
-            <w:r>
-              <w:t>15</w:t>
+              <w:pStyle w:val="af0"/>
+            </w:pPr>
+            <w:r>
+              <w:t>13</w:t>
             </w:r>
           </w:p>
         </w:tc>
@@ -16922,16 +15583,10 @@
           </w:tcPr>
           <w:p>
             <w:pPr>
-              <w:spacing w:line="278" w:lineRule="auto"/>
-            </w:pPr>
-            <w:r>
-              <w:t>Количество</w:t>
-            </w:r>
-            <w:r>
-              <w:t xml:space="preserve"> </w:t>
-            </w:r>
-            <w:r>
-              <w:t>нод</w:t>
+              <w:pStyle w:val="af0"/>
+            </w:pPr>
+            <w:r>
+              <w:t>Количество нод</w:t>
             </w:r>
           </w:p>
         </w:tc>
@@ -16942,7 +15597,7 @@
           </w:tcPr>
           <w:p>
             <w:pPr>
-              <w:spacing w:line="278" w:lineRule="auto"/>
+              <w:pStyle w:val="af0"/>
             </w:pPr>
             <w:r>
               <w:t>5</w:t>
@@ -16956,7 +15611,7 @@
           </w:tcPr>
           <w:p>
             <w:pPr>
-              <w:spacing w:line="278" w:lineRule="auto"/>
+              <w:pStyle w:val="af0"/>
             </w:pPr>
             <w:r>
               <w:t>3</w:t>
@@ -16970,7 +15625,7 @@
           </w:tcPr>
           <w:p>
             <w:pPr>
-              <w:spacing w:line="278" w:lineRule="auto"/>
+              <w:pStyle w:val="af0"/>
             </w:pPr>
             <w:r>
               <w:t>3</w:t>
@@ -16986,22 +15641,10 @@
           </w:tcPr>
           <w:p>
             <w:pPr>
-              <w:spacing w:line="278" w:lineRule="auto"/>
-            </w:pPr>
-            <w:r>
-              <w:t>Стоимость</w:t>
-            </w:r>
-            <w:r>
-              <w:t xml:space="preserve"> </w:t>
-            </w:r>
-            <w:r>
-              <w:t>одного</w:t>
-            </w:r>
-            <w:r>
-              <w:t xml:space="preserve"> </w:t>
-            </w:r>
-            <w:r>
-              <w:t>диска</w:t>
+              <w:pStyle w:val="af0"/>
+            </w:pPr>
+            <w:r>
+              <w:t>Стоимость одного диска</w:t>
             </w:r>
           </w:p>
         </w:tc>
@@ -17012,22 +15655,10 @@
           </w:tcPr>
           <w:p>
             <w:pPr>
-              <w:spacing w:line="278" w:lineRule="auto"/>
-            </w:pPr>
-            <w:r>
-              <w:t>5</w:t>
-            </w:r>
-            <w:r>
-              <w:t xml:space="preserve"> </w:t>
-            </w:r>
-            <w:r>
-              <w:t>526,00</w:t>
-            </w:r>
-            <w:r>
-              <w:t xml:space="preserve"> </w:t>
-            </w:r>
-            <w:r>
-              <w:t>₽</w:t>
+              <w:pStyle w:val="af0"/>
+            </w:pPr>
+            <w:r>
+              <w:t>5 526,00 ₽</w:t>
             </w:r>
           </w:p>
         </w:tc>
@@ -17038,22 +15669,10 @@
           </w:tcPr>
           <w:p>
             <w:pPr>
-              <w:spacing w:line="278" w:lineRule="auto"/>
-            </w:pPr>
-            <w:r>
-              <w:t>49</w:t>
-            </w:r>
-            <w:r>
-              <w:t xml:space="preserve"> </w:t>
-            </w:r>
-            <w:r>
-              <w:t>656,00</w:t>
-            </w:r>
-            <w:r>
-              <w:t xml:space="preserve"> </w:t>
-            </w:r>
-            <w:r>
-              <w:t>₽</w:t>
+              <w:pStyle w:val="af0"/>
+            </w:pPr>
+            <w:r>
+              <w:t>49 656,00 ₽</w:t>
             </w:r>
           </w:p>
         </w:tc>
@@ -17064,22 +15683,10 @@
           </w:tcPr>
           <w:p>
             <w:pPr>
-              <w:spacing w:line="278" w:lineRule="auto"/>
-            </w:pPr>
-            <w:r>
-              <w:t>97</w:t>
-            </w:r>
-            <w:r>
-              <w:t xml:space="preserve"> </w:t>
-            </w:r>
-            <w:r>
-              <w:t>000,00</w:t>
-            </w:r>
-            <w:r>
-              <w:t xml:space="preserve"> </w:t>
-            </w:r>
-            <w:r>
-              <w:t>₽</w:t>
+              <w:pStyle w:val="af0"/>
+            </w:pPr>
+            <w:r>
+              <w:t>97 000,00 ₽</w:t>
             </w:r>
           </w:p>
         </w:tc>
@@ -17092,34 +15699,10 @@
           </w:tcPr>
           <w:p>
             <w:pPr>
-              <w:spacing w:line="278" w:lineRule="auto"/>
-            </w:pPr>
-            <w:r>
-              <w:t>Количество</w:t>
-            </w:r>
-            <w:r>
-              <w:t xml:space="preserve"> </w:t>
-            </w:r>
-            <w:r>
-              <w:t>дисков</w:t>
-            </w:r>
-            <w:r>
-              <w:t xml:space="preserve"> </w:t>
-            </w:r>
-            <w:r>
-              <w:t>на</w:t>
-            </w:r>
-            <w:r>
-              <w:t xml:space="preserve"> </w:t>
-            </w:r>
-            <w:r>
-              <w:t>1</w:t>
-            </w:r>
-            <w:r>
-              <w:t xml:space="preserve"> </w:t>
-            </w:r>
-            <w:r>
-              <w:t>ноде</w:t>
+              <w:pStyle w:val="af0"/>
+            </w:pPr>
+            <w:r>
+              <w:t>Количество дисков на 1 ноде</w:t>
             </w:r>
           </w:p>
         </w:tc>
@@ -17130,10 +15713,10 @@
           </w:tcPr>
           <w:p>
             <w:pPr>
-              <w:spacing w:line="278" w:lineRule="auto"/>
-            </w:pPr>
-            <w:r>
-              <w:t>26</w:t>
+              <w:pStyle w:val="af0"/>
+            </w:pPr>
+            <w:r>
+              <w:t>22</w:t>
             </w:r>
           </w:p>
         </w:tc>
@@ -17144,10 +15727,10 @@
           </w:tcPr>
           <w:p>
             <w:pPr>
-              <w:spacing w:line="278" w:lineRule="auto"/>
-            </w:pPr>
-            <w:r>
-              <w:t>8</w:t>
+              <w:pStyle w:val="af0"/>
+            </w:pPr>
+            <w:r>
+              <w:t>7</w:t>
             </w:r>
           </w:p>
         </w:tc>
@@ -17158,7 +15741,7 @@
           </w:tcPr>
           <w:p>
             <w:pPr>
-              <w:spacing w:line="278" w:lineRule="auto"/>
+              <w:pStyle w:val="af0"/>
             </w:pPr>
             <w:r>
               <w:t>5</w:t>
@@ -17174,16 +15757,10 @@
           </w:tcPr>
           <w:p>
             <w:pPr>
-              <w:spacing w:line="278" w:lineRule="auto"/>
-            </w:pPr>
-            <w:r>
-              <w:t>Итоговая</w:t>
-            </w:r>
-            <w:r>
-              <w:t xml:space="preserve"> </w:t>
-            </w:r>
-            <w:r>
-              <w:t>ёмкость</w:t>
+              <w:pStyle w:val="af0"/>
+            </w:pPr>
+            <w:r>
+              <w:t>Итоговая ёмкость</w:t>
             </w:r>
           </w:p>
         </w:tc>
@@ -17194,10 +15771,10 @@
           </w:tcPr>
           <w:p>
             <w:pPr>
-              <w:spacing w:line="278" w:lineRule="auto"/>
-            </w:pPr>
-            <w:r>
-              <w:t>312</w:t>
+              <w:pStyle w:val="af0"/>
+            </w:pPr>
+            <w:r>
+              <w:t>264</w:t>
             </w:r>
           </w:p>
         </w:tc>
@@ -17208,10 +15785,10 @@
           </w:tcPr>
           <w:p>
             <w:pPr>
-              <w:spacing w:line="278" w:lineRule="auto"/>
-            </w:pPr>
-            <w:r>
-              <w:t>336</w:t>
+              <w:pStyle w:val="af0"/>
+            </w:pPr>
+            <w:r>
+              <w:t>294</w:t>
             </w:r>
           </w:p>
         </w:tc>
@@ -17222,7 +15799,7 @@
           </w:tcPr>
           <w:p>
             <w:pPr>
-              <w:spacing w:line="278" w:lineRule="auto"/>
+              <w:pStyle w:val="af0"/>
             </w:pPr>
             <w:r>
               <w:t>360</w:t>
@@ -17238,34 +15815,10 @@
           </w:tcPr>
           <w:p>
             <w:pPr>
-              <w:spacing w:line="278" w:lineRule="auto"/>
-            </w:pPr>
-            <w:r>
-              <w:t>Цена</w:t>
-            </w:r>
-            <w:r>
-              <w:t xml:space="preserve"> </w:t>
-            </w:r>
-            <w:r>
-              <w:t>дисков</w:t>
-            </w:r>
-            <w:r>
-              <w:t xml:space="preserve"> </w:t>
-            </w:r>
-            <w:r>
-              <w:t>для</w:t>
-            </w:r>
-            <w:r>
-              <w:t xml:space="preserve"> </w:t>
-            </w:r>
-            <w:r>
-              <w:t>1</w:t>
-            </w:r>
-            <w:r>
-              <w:t xml:space="preserve"> </w:t>
-            </w:r>
-            <w:r>
-              <w:t>ноды</w:t>
+              <w:pStyle w:val="af0"/>
+            </w:pPr>
+            <w:r>
+              <w:t>Цена дисков для 1 ноды</w:t>
             </w:r>
           </w:p>
         </w:tc>
@@ -17276,22 +15829,10 @@
           </w:tcPr>
           <w:p>
             <w:pPr>
-              <w:spacing w:line="278" w:lineRule="auto"/>
-            </w:pPr>
-            <w:r>
-              <w:t>143</w:t>
-            </w:r>
-            <w:r>
-              <w:t xml:space="preserve"> </w:t>
-            </w:r>
-            <w:r>
-              <w:t>676,00</w:t>
-            </w:r>
-            <w:r>
-              <w:t xml:space="preserve"> </w:t>
-            </w:r>
-            <w:r>
-              <w:t>₽</w:t>
+              <w:pStyle w:val="af0"/>
+            </w:pPr>
+            <w:r>
+              <w:t>121 572,00 ₽</w:t>
             </w:r>
           </w:p>
         </w:tc>
@@ -17302,22 +15843,10 @@
           </w:tcPr>
           <w:p>
             <w:pPr>
-              <w:spacing w:line="278" w:lineRule="auto"/>
-            </w:pPr>
-            <w:r>
-              <w:t>397</w:t>
-            </w:r>
-            <w:r>
-              <w:t xml:space="preserve"> </w:t>
-            </w:r>
-            <w:r>
-              <w:t>248,00</w:t>
-            </w:r>
-            <w:r>
-              <w:t xml:space="preserve"> </w:t>
-            </w:r>
-            <w:r>
-              <w:t>₽</w:t>
+              <w:pStyle w:val="af0"/>
+            </w:pPr>
+            <w:r>
+              <w:t>347 592,00 ₽</w:t>
             </w:r>
           </w:p>
         </w:tc>
@@ -17328,22 +15857,10 @@
           </w:tcPr>
           <w:p>
             <w:pPr>
-              <w:spacing w:line="278" w:lineRule="auto"/>
-            </w:pPr>
-            <w:r>
-              <w:t>485</w:t>
-            </w:r>
-            <w:r>
-              <w:t xml:space="preserve"> </w:t>
-            </w:r>
-            <w:r>
-              <w:t>000,00</w:t>
-            </w:r>
-            <w:r>
-              <w:t xml:space="preserve"> </w:t>
-            </w:r>
-            <w:r>
-              <w:t>₽</w:t>
+              <w:pStyle w:val="af0"/>
+            </w:pPr>
+            <w:r>
+              <w:t>485 000,00 ₽</w:t>
             </w:r>
           </w:p>
         </w:tc>
@@ -17356,23 +15873,10 @@
           </w:tcPr>
           <w:p>
             <w:pPr>
-              <w:spacing w:line="278" w:lineRule="auto"/>
-            </w:pPr>
-            <w:r>
-              <w:lastRenderedPageBreak/>
-              <w:t>Цена</w:t>
-            </w:r>
-            <w:r>
-              <w:t xml:space="preserve"> </w:t>
-            </w:r>
-            <w:r>
-              <w:t>всех</w:t>
-            </w:r>
-            <w:r>
-              <w:t xml:space="preserve"> </w:t>
-            </w:r>
-            <w:r>
-              <w:t>дисков</w:t>
+              <w:pStyle w:val="af0"/>
+            </w:pPr>
+            <w:r>
+              <w:t>Цена всех дисков</w:t>
             </w:r>
           </w:p>
         </w:tc>
@@ -17383,22 +15887,10 @@
           </w:tcPr>
           <w:p>
             <w:pPr>
-              <w:spacing w:line="278" w:lineRule="auto"/>
-            </w:pPr>
-            <w:r>
-              <w:t>718</w:t>
-            </w:r>
-            <w:r>
-              <w:t xml:space="preserve"> </w:t>
-            </w:r>
-            <w:r>
-              <w:t>380,00</w:t>
-            </w:r>
-            <w:r>
-              <w:t xml:space="preserve"> </w:t>
-            </w:r>
-            <w:r>
-              <w:t>₽</w:t>
+              <w:pStyle w:val="af0"/>
+            </w:pPr>
+            <w:r>
+              <w:t>607 860,00 ₽</w:t>
             </w:r>
           </w:p>
         </w:tc>
@@ -17409,28 +15901,10 @@
           </w:tcPr>
           <w:p>
             <w:pPr>
-              <w:spacing w:line="278" w:lineRule="auto"/>
-            </w:pPr>
-            <w:r>
-              <w:t>1</w:t>
-            </w:r>
-            <w:r>
-              <w:t xml:space="preserve"> </w:t>
-            </w:r>
-            <w:r>
-              <w:t>191</w:t>
-            </w:r>
-            <w:r>
-              <w:t xml:space="preserve"> </w:t>
-            </w:r>
-            <w:r>
-              <w:t>744,00</w:t>
-            </w:r>
-            <w:r>
-              <w:t xml:space="preserve"> </w:t>
-            </w:r>
-            <w:r>
-              <w:t>₽</w:t>
+              <w:pStyle w:val="af0"/>
+            </w:pPr>
+            <w:r>
+              <w:t>1 042 776,00 ₽</w:t>
             </w:r>
           </w:p>
         </w:tc>
@@ -17441,28 +15915,10 @@
           </w:tcPr>
           <w:p>
             <w:pPr>
-              <w:spacing w:line="278" w:lineRule="auto"/>
-            </w:pPr>
-            <w:r>
-              <w:t>1</w:t>
-            </w:r>
-            <w:r>
-              <w:t xml:space="preserve"> </w:t>
-            </w:r>
-            <w:r>
-              <w:t>455</w:t>
-            </w:r>
-            <w:r>
-              <w:t xml:space="preserve"> </w:t>
-            </w:r>
-            <w:r>
-              <w:t>000,00</w:t>
-            </w:r>
-            <w:r>
-              <w:t xml:space="preserve"> </w:t>
-            </w:r>
-            <w:r>
-              <w:t>₽</w:t>
+              <w:pStyle w:val="af0"/>
+            </w:pPr>
+            <w:r>
+              <w:t>1 455 000,00 ₽</w:t>
             </w:r>
           </w:p>
         </w:tc>
@@ -17475,22 +15931,10 @@
           </w:tcPr>
           <w:p>
             <w:pPr>
-              <w:spacing w:line="278" w:lineRule="auto"/>
-            </w:pPr>
-            <w:r>
-              <w:t>Стоимость</w:t>
-            </w:r>
-            <w:r>
-              <w:t xml:space="preserve"> </w:t>
-            </w:r>
-            <w:r>
-              <w:t>1</w:t>
-            </w:r>
-            <w:r>
-              <w:t xml:space="preserve"> </w:t>
-            </w:r>
-            <w:r>
-              <w:t>ноды</w:t>
+              <w:pStyle w:val="af0"/>
+            </w:pPr>
+            <w:r>
+              <w:t>Стоимость 1 ноды</w:t>
             </w:r>
           </w:p>
         </w:tc>
@@ -17501,22 +15945,10 @@
           </w:tcPr>
           <w:p>
             <w:pPr>
-              <w:spacing w:line="278" w:lineRule="auto"/>
-            </w:pPr>
-            <w:r>
-              <w:t>300</w:t>
-            </w:r>
-            <w:r>
-              <w:t xml:space="preserve"> </w:t>
-            </w:r>
-            <w:r>
-              <w:t>000,00</w:t>
-            </w:r>
-            <w:r>
-              <w:t xml:space="preserve"> </w:t>
-            </w:r>
-            <w:r>
-              <w:t>₽</w:t>
+              <w:pStyle w:val="af0"/>
+            </w:pPr>
+            <w:r>
+              <w:t>300 000,00 ₽</w:t>
             </w:r>
           </w:p>
         </w:tc>
@@ -17527,22 +15959,10 @@
           </w:tcPr>
           <w:p>
             <w:pPr>
-              <w:spacing w:line="278" w:lineRule="auto"/>
-            </w:pPr>
-            <w:r>
-              <w:t>300</w:t>
-            </w:r>
-            <w:r>
-              <w:t xml:space="preserve"> </w:t>
-            </w:r>
-            <w:r>
-              <w:t>000,00</w:t>
-            </w:r>
-            <w:r>
-              <w:t xml:space="preserve"> </w:t>
-            </w:r>
-            <w:r>
-              <w:t>₽</w:t>
+              <w:pStyle w:val="af0"/>
+            </w:pPr>
+            <w:r>
+              <w:t>300 000,00 ₽</w:t>
             </w:r>
           </w:p>
         </w:tc>
@@ -17553,22 +15973,10 @@
           </w:tcPr>
           <w:p>
             <w:pPr>
-              <w:spacing w:line="278" w:lineRule="auto"/>
-            </w:pPr>
-            <w:r>
-              <w:t>300</w:t>
-            </w:r>
-            <w:r>
-              <w:t xml:space="preserve"> </w:t>
-            </w:r>
-            <w:r>
-              <w:t>000,00</w:t>
-            </w:r>
-            <w:r>
-              <w:t xml:space="preserve"> </w:t>
-            </w:r>
-            <w:r>
-              <w:t>₽</w:t>
+              <w:pStyle w:val="af0"/>
+            </w:pPr>
+            <w:r>
+              <w:t>300 000,00 ₽</w:t>
             </w:r>
           </w:p>
         </w:tc>
@@ -17581,22 +15989,10 @@
           </w:tcPr>
           <w:p>
             <w:pPr>
-              <w:spacing w:line="278" w:lineRule="auto"/>
-            </w:pPr>
-            <w:r>
-              <w:t>Стоимость</w:t>
-            </w:r>
-            <w:r>
-              <w:t xml:space="preserve"> </w:t>
-            </w:r>
-            <w:r>
-              <w:t>всех</w:t>
-            </w:r>
-            <w:r>
-              <w:t xml:space="preserve"> </w:t>
-            </w:r>
-            <w:r>
-              <w:t>нод</w:t>
+              <w:pStyle w:val="af0"/>
+            </w:pPr>
+            <w:r>
+              <w:t>Стоимость всех нод</w:t>
             </w:r>
           </w:p>
         </w:tc>
@@ -17607,28 +16003,10 @@
           </w:tcPr>
           <w:p>
             <w:pPr>
-              <w:spacing w:line="278" w:lineRule="auto"/>
-            </w:pPr>
-            <w:r>
-              <w:t>1</w:t>
-            </w:r>
-            <w:r>
-              <w:t xml:space="preserve"> </w:t>
-            </w:r>
-            <w:r>
-              <w:t>500</w:t>
-            </w:r>
-            <w:r>
-              <w:t xml:space="preserve"> </w:t>
-            </w:r>
-            <w:r>
-              <w:t>000,00</w:t>
-            </w:r>
-            <w:r>
-              <w:t xml:space="preserve"> </w:t>
-            </w:r>
-            <w:r>
-              <w:t>₽</w:t>
+              <w:pStyle w:val="af0"/>
+            </w:pPr>
+            <w:r>
+              <w:t>1 500 000,00 ₽</w:t>
             </w:r>
           </w:p>
         </w:tc>
@@ -17639,22 +16017,10 @@
           </w:tcPr>
           <w:p>
             <w:pPr>
-              <w:spacing w:line="278" w:lineRule="auto"/>
-            </w:pPr>
-            <w:r>
-              <w:t>900</w:t>
-            </w:r>
-            <w:r>
-              <w:t xml:space="preserve"> </w:t>
-            </w:r>
-            <w:r>
-              <w:t>000,00</w:t>
-            </w:r>
-            <w:r>
-              <w:t xml:space="preserve"> </w:t>
-            </w:r>
-            <w:r>
-              <w:t>₽</w:t>
+              <w:pStyle w:val="af0"/>
+            </w:pPr>
+            <w:r>
+              <w:t>900 000,00 ₽</w:t>
             </w:r>
           </w:p>
         </w:tc>
@@ -17665,22 +16031,10 @@
           </w:tcPr>
           <w:p>
             <w:pPr>
-              <w:spacing w:line="278" w:lineRule="auto"/>
-            </w:pPr>
-            <w:r>
-              <w:t>900</w:t>
-            </w:r>
-            <w:r>
-              <w:t xml:space="preserve"> </w:t>
-            </w:r>
-            <w:r>
-              <w:t>000,00</w:t>
-            </w:r>
-            <w:r>
-              <w:t xml:space="preserve"> </w:t>
-            </w:r>
-            <w:r>
-              <w:t>₽</w:t>
+              <w:pStyle w:val="af0"/>
+            </w:pPr>
+            <w:r>
+              <w:t>900 000,00 ₽</w:t>
             </w:r>
           </w:p>
         </w:tc>
@@ -17693,16 +16047,10 @@
           </w:tcPr>
           <w:p>
             <w:pPr>
-              <w:spacing w:line="278" w:lineRule="auto"/>
-            </w:pPr>
-            <w:r>
-              <w:t>Общая</w:t>
-            </w:r>
-            <w:r>
-              <w:t xml:space="preserve"> </w:t>
-            </w:r>
-            <w:r>
-              <w:t>стоимость</w:t>
+              <w:pStyle w:val="af0"/>
+            </w:pPr>
+            <w:r>
+              <w:t>Общая стоимость</w:t>
             </w:r>
           </w:p>
         </w:tc>
@@ -17713,28 +16061,10 @@
           </w:tcPr>
           <w:p>
             <w:pPr>
-              <w:spacing w:line="278" w:lineRule="auto"/>
-            </w:pPr>
-            <w:r>
-              <w:t>2</w:t>
-            </w:r>
-            <w:r>
-              <w:t xml:space="preserve"> </w:t>
-            </w:r>
-            <w:r>
-              <w:t>218</w:t>
-            </w:r>
-            <w:r>
-              <w:t xml:space="preserve"> </w:t>
-            </w:r>
-            <w:r>
-              <w:t>380,00</w:t>
-            </w:r>
-            <w:r>
-              <w:t xml:space="preserve"> </w:t>
-            </w:r>
-            <w:r>
-              <w:t>₽</w:t>
+              <w:pStyle w:val="af0"/>
+            </w:pPr>
+            <w:r>
+              <w:t>2 107 860,00 ₽</w:t>
             </w:r>
           </w:p>
         </w:tc>
@@ -17745,28 +16075,10 @@
           </w:tcPr>
           <w:p>
             <w:pPr>
-              <w:spacing w:line="278" w:lineRule="auto"/>
-            </w:pPr>
-            <w:r>
-              <w:t>2</w:t>
-            </w:r>
-            <w:r>
-              <w:t xml:space="preserve"> </w:t>
-            </w:r>
-            <w:r>
-              <w:t>091</w:t>
-            </w:r>
-            <w:r>
-              <w:t xml:space="preserve"> </w:t>
-            </w:r>
-            <w:r>
-              <w:t>744,00</w:t>
-            </w:r>
-            <w:r>
-              <w:t xml:space="preserve"> </w:t>
-            </w:r>
-            <w:r>
-              <w:t>₽</w:t>
+              <w:pStyle w:val="af0"/>
+            </w:pPr>
+            <w:r>
+              <w:t>1 942 776,00 ₽</w:t>
             </w:r>
           </w:p>
         </w:tc>
@@ -17777,28 +16089,10 @@
           </w:tcPr>
           <w:p>
             <w:pPr>
-              <w:spacing w:line="278" w:lineRule="auto"/>
-            </w:pPr>
-            <w:r>
-              <w:t>2</w:t>
-            </w:r>
-            <w:r>
-              <w:t xml:space="preserve"> </w:t>
-            </w:r>
-            <w:r>
-              <w:t>355</w:t>
-            </w:r>
-            <w:r>
-              <w:t xml:space="preserve"> </w:t>
-            </w:r>
-            <w:r>
-              <w:t>000,00</w:t>
-            </w:r>
-            <w:r>
-              <w:t xml:space="preserve"> </w:t>
-            </w:r>
-            <w:r>
-              <w:t>₽</w:t>
+              <w:pStyle w:val="af0"/>
+            </w:pPr>
+            <w:r>
+              <w:t>2 355 000,00 ₽</w:t>
             </w:r>
           </w:p>
         </w:tc>
@@ -17811,22 +16105,10 @@
           </w:tcPr>
           <w:p>
             <w:pPr>
-              <w:spacing w:line="278" w:lineRule="auto"/>
-            </w:pPr>
-            <w:r>
-              <w:t>Цена</w:t>
-            </w:r>
-            <w:r>
-              <w:t xml:space="preserve"> </w:t>
-            </w:r>
-            <w:r>
-              <w:t>1</w:t>
-            </w:r>
-            <w:r>
-              <w:t xml:space="preserve"> </w:t>
-            </w:r>
-            <w:r>
-              <w:t>Тб</w:t>
+              <w:pStyle w:val="af0"/>
+            </w:pPr>
+            <w:r>
+              <w:t>Цена 1 Тб</w:t>
             </w:r>
           </w:p>
         </w:tc>
@@ -17837,22 +16119,10 @@
           </w:tcPr>
           <w:p>
             <w:pPr>
-              <w:spacing w:line="278" w:lineRule="auto"/>
-            </w:pPr>
-            <w:r>
-              <w:t>7</w:t>
-            </w:r>
-            <w:r>
-              <w:t xml:space="preserve"> </w:t>
-            </w:r>
-            <w:r>
-              <w:t>110,19</w:t>
-            </w:r>
-            <w:r>
-              <w:t xml:space="preserve"> </w:t>
-            </w:r>
-            <w:r>
-              <w:t>₽</w:t>
+              <w:pStyle w:val="af0"/>
+            </w:pPr>
+            <w:r>
+              <w:t>7 984,32 ₽</w:t>
             </w:r>
           </w:p>
         </w:tc>
@@ -17863,22 +16133,10 @@
           </w:tcPr>
           <w:p>
             <w:pPr>
-              <w:spacing w:line="278" w:lineRule="auto"/>
-            </w:pPr>
-            <w:r>
-              <w:t>6</w:t>
-            </w:r>
-            <w:r>
-              <w:t xml:space="preserve"> </w:t>
-            </w:r>
-            <w:r>
-              <w:t>225,43</w:t>
-            </w:r>
-            <w:r>
-              <w:t xml:space="preserve"> </w:t>
-            </w:r>
-            <w:r>
-              <w:t>₽</w:t>
+              <w:pStyle w:val="af0"/>
+            </w:pPr>
+            <w:r>
+              <w:t>6 608,08 ₽</w:t>
             </w:r>
           </w:p>
         </w:tc>
@@ -17889,22 +16147,10 @@
           </w:tcPr>
           <w:p>
             <w:pPr>
-              <w:spacing w:line="278" w:lineRule="auto"/>
-            </w:pPr>
-            <w:r>
-              <w:t>6</w:t>
-            </w:r>
-            <w:r>
-              <w:t xml:space="preserve"> </w:t>
-            </w:r>
-            <w:r>
-              <w:t>541,67</w:t>
-            </w:r>
-            <w:r>
-              <w:t xml:space="preserve"> </w:t>
-            </w:r>
-            <w:r>
-              <w:t>₽</w:t>
+              <w:pStyle w:val="af0"/>
+            </w:pPr>
+            <w:r>
+              <w:t>6 541,67 ₽</w:t>
             </w:r>
           </w:p>
         </w:tc>
@@ -17912,276 +16158,446 @@
     </w:tbl>
     <w:p>
       <w:pPr>
-        <w:rPr>
-          <w:b/>
-          <w:bCs/>
-        </w:rPr>
-      </w:pPr>
-      <w:r>
-        <w:rPr>
-          <w:b/>
-          <w:bCs/>
-        </w:rPr>
-        <w:t>Разница</w:t>
-      </w:r>
-      <w:r>
-        <w:rPr>
-          <w:b/>
-          <w:bCs/>
-        </w:rPr>
-        <w:t xml:space="preserve"> </w:t>
-      </w:r>
-      <w:r>
-        <w:rPr>
-          <w:b/>
-          <w:bCs/>
-        </w:rPr>
-        <w:t>по</w:t>
-      </w:r>
-      <w:r>
-        <w:rPr>
-          <w:b/>
-          <w:bCs/>
-        </w:rPr>
-        <w:t xml:space="preserve"> </w:t>
-      </w:r>
-      <w:r>
-        <w:rPr>
-          <w:b/>
-          <w:bCs/>
-        </w:rPr>
-        <w:t>заплате</w:t>
-      </w:r>
-      <w:r>
-        <w:rPr>
-          <w:b/>
-          <w:bCs/>
-        </w:rPr>
-        <w:t xml:space="preserve"> </w:t>
-      </w:r>
-      <w:r>
-        <w:rPr>
-          <w:b/>
-          <w:bCs/>
-        </w:rPr>
-        <w:t>за</w:t>
-      </w:r>
-      <w:r>
-        <w:rPr>
-          <w:b/>
-          <w:bCs/>
-        </w:rPr>
-        <w:t xml:space="preserve"> </w:t>
-      </w:r>
-      <w:r>
-        <w:rPr>
-          <w:b/>
-          <w:bCs/>
-        </w:rPr>
-        <w:t>10</w:t>
-      </w:r>
-      <w:r>
-        <w:rPr>
-          <w:b/>
-          <w:bCs/>
-        </w:rPr>
-        <w:t xml:space="preserve"> </w:t>
-      </w:r>
-      <w:r>
-        <w:rPr>
-          <w:b/>
-          <w:bCs/>
-        </w:rPr>
-        <w:t>лет</w:t>
-      </w:r>
-      <w:r>
-        <w:rPr>
-          <w:b/>
-          <w:bCs/>
-        </w:rPr>
-        <w:t xml:space="preserve"> </w:t>
-      </w:r>
-      <w:r>
-        <w:rPr>
-          <w:b/>
-          <w:bCs/>
-        </w:rPr>
-        <w:t>9</w:t>
-      </w:r>
-      <w:r>
-        <w:rPr>
-          <w:b/>
-          <w:bCs/>
-        </w:rPr>
-        <w:t xml:space="preserve"> </w:t>
-      </w:r>
-      <w:r>
-        <w:rPr>
-          <w:b/>
-          <w:bCs/>
-        </w:rPr>
-        <w:t>600</w:t>
-      </w:r>
-      <w:r>
-        <w:rPr>
-          <w:b/>
-          <w:bCs/>
-        </w:rPr>
-        <w:t xml:space="preserve"> </w:t>
-      </w:r>
-      <w:r>
-        <w:rPr>
-          <w:b/>
-          <w:bCs/>
-        </w:rPr>
-        <w:t>000</w:t>
-      </w:r>
-      <w:r>
-        <w:rPr>
-          <w:b/>
-          <w:bCs/>
-        </w:rPr>
-        <w:t>р</w:t>
-      </w:r>
-      <w:r>
-        <w:rPr>
-          <w:b/>
-          <w:bCs/>
-        </w:rPr>
-        <w:t xml:space="preserve"> </w:t>
-      </w:r>
-      <w:r>
-        <w:rPr>
-          <w:b/>
-          <w:bCs/>
-        </w:rPr>
-        <w:t>а</w:t>
-      </w:r>
-      <w:r>
-        <w:rPr>
-          <w:b/>
-          <w:bCs/>
-        </w:rPr>
-        <w:t xml:space="preserve"> </w:t>
-      </w:r>
-      <w:r>
-        <w:rPr>
-          <w:b/>
-          <w:bCs/>
-        </w:rPr>
-        <w:t>разница</w:t>
-      </w:r>
-      <w:r>
-        <w:rPr>
-          <w:b/>
-          <w:bCs/>
-        </w:rPr>
-        <w:t xml:space="preserve"> </w:t>
-      </w:r>
-      <w:r>
-        <w:rPr>
-          <w:b/>
-          <w:bCs/>
-        </w:rPr>
-        <w:t>в</w:t>
-      </w:r>
-      <w:r>
-        <w:rPr>
-          <w:b/>
-          <w:bCs/>
-        </w:rPr>
-        <w:t xml:space="preserve"> </w:t>
-      </w:r>
-      <w:r>
-        <w:rPr>
-          <w:b/>
-          <w:bCs/>
-        </w:rPr>
-        <w:t>цене</w:t>
-      </w:r>
-      <w:r>
-        <w:rPr>
-          <w:b/>
-          <w:bCs/>
-        </w:rPr>
-        <w:t xml:space="preserve"> </w:t>
-      </w:r>
-      <w:r>
-        <w:rPr>
-          <w:b/>
-          <w:bCs/>
-        </w:rPr>
-        <w:t>закупки</w:t>
-      </w:r>
-      <w:r>
-        <w:rPr>
-          <w:b/>
-          <w:bCs/>
-        </w:rPr>
-        <w:t xml:space="preserve"> </w:t>
-      </w:r>
-      <w:r>
-        <w:rPr>
-          <w:b/>
-          <w:bCs/>
-        </w:rPr>
-        <w:t>примерно</w:t>
-      </w:r>
-      <w:r>
-        <w:rPr>
-          <w:b/>
-          <w:bCs/>
-        </w:rPr>
-        <w:t xml:space="preserve"> </w:t>
-      </w:r>
-      <w:r>
-        <w:rPr>
-          <w:b/>
-          <w:bCs/>
-        </w:rPr>
-        <w:t>9</w:t>
-      </w:r>
-      <w:r>
-        <w:rPr>
-          <w:b/>
-          <w:bCs/>
-        </w:rPr>
-        <w:t xml:space="preserve"> </w:t>
-      </w:r>
-      <w:r>
-        <w:rPr>
-          <w:b/>
-          <w:bCs/>
-        </w:rPr>
-        <w:t>624</w:t>
-      </w:r>
-      <w:r>
-        <w:rPr>
-          <w:b/>
-          <w:bCs/>
-        </w:rPr>
-        <w:t xml:space="preserve"> </w:t>
-      </w:r>
-      <w:r>
-        <w:rPr>
-          <w:b/>
-          <w:bCs/>
-        </w:rPr>
-        <w:t>600</w:t>
-      </w:r>
-      <w:r>
-        <w:rPr>
-          <w:b/>
-          <w:bCs/>
-        </w:rPr>
-        <w:t>р</w:t>
+        <w:jc w:val="both"/>
+        <w:rPr>
+          <w:rFonts w:ascii="Aptos Narrow" w:eastAsia="Times New Roman" w:hAnsi="Aptos Narrow" w:cs="Times New Roman"/>
+          <w:color w:val="000000"/>
+          <w:kern w:val="0"/>
+          <w:sz w:val="22"/>
+          <w:szCs w:val="22"/>
+          <w:lang w:eastAsia="ru-RU"/>
+          <w14:ligatures w14:val="none"/>
+        </w:rPr>
+      </w:pPr>
+      <w:r>
+        <w:rPr>
+          <w:rFonts w:ascii="Aptos Narrow" w:eastAsia="Times New Roman" w:hAnsi="Aptos Narrow" w:cs="Times New Roman"/>
+          <w:color w:val="000000"/>
+          <w:kern w:val="0"/>
+          <w:sz w:val="22"/>
+          <w:szCs w:val="22"/>
+          <w:lang w:eastAsia="ru-RU"/>
+          <w14:ligatures w14:val="none"/>
+        </w:rPr>
+        <w:t>Д</w:t>
+      </w:r>
+      <w:r>
+        <w:rPr>
+          <w:rFonts w:ascii="Aptos Narrow" w:eastAsia="Times New Roman" w:hAnsi="Aptos Narrow" w:cs="Times New Roman"/>
+          <w:color w:val="000000"/>
+          <w:kern w:val="0"/>
+          <w:sz w:val="22"/>
+          <w:szCs w:val="22"/>
+          <w:lang w:eastAsia="ru-RU"/>
+          <w14:ligatures w14:val="none"/>
+        </w:rPr>
+        <w:t xml:space="preserve">ля достижения требований по </w:t>
+      </w:r>
+      <w:r>
+        <w:rPr>
+          <w:rFonts w:ascii="Aptos Narrow" w:eastAsia="Times New Roman" w:hAnsi="Aptos Narrow" w:cs="Times New Roman"/>
+          <w:color w:val="000000"/>
+          <w:kern w:val="0"/>
+          <w:sz w:val="22"/>
+          <w:szCs w:val="22"/>
+          <w:lang w:val="en-US" w:eastAsia="ru-RU"/>
+          <w14:ligatures w14:val="none"/>
+        </w:rPr>
+        <w:t>IOPs</w:t>
+      </w:r>
+      <w:r>
+        <w:rPr>
+          <w:rFonts w:ascii="Aptos Narrow" w:eastAsia="Times New Roman" w:hAnsi="Aptos Narrow" w:cs="Times New Roman"/>
+          <w:color w:val="000000"/>
+          <w:kern w:val="0"/>
+          <w:sz w:val="22"/>
+          <w:szCs w:val="22"/>
+          <w:lang w:eastAsia="ru-RU"/>
+          <w14:ligatures w14:val="none"/>
+        </w:rPr>
+        <w:t xml:space="preserve"> </w:t>
+      </w:r>
+      <w:r>
+        <w:rPr>
+          <w:rFonts w:ascii="Aptos Narrow" w:eastAsia="Times New Roman" w:hAnsi="Aptos Narrow" w:cs="Times New Roman"/>
+          <w:color w:val="000000"/>
+          <w:kern w:val="0"/>
+          <w:sz w:val="22"/>
+          <w:szCs w:val="22"/>
+          <w:lang w:eastAsia="ru-RU"/>
+          <w14:ligatures w14:val="none"/>
+        </w:rPr>
+        <w:t xml:space="preserve">для горячих данных нужно поставить по 1 </w:t>
+      </w:r>
+      <w:proofErr w:type="spellStart"/>
+      <w:r>
+        <w:rPr>
+          <w:rFonts w:ascii="Aptos Narrow" w:eastAsia="Times New Roman" w:hAnsi="Aptos Narrow" w:cs="Times New Roman"/>
+          <w:color w:val="000000"/>
+          <w:kern w:val="0"/>
+          <w:sz w:val="22"/>
+          <w:szCs w:val="22"/>
+          <w:lang w:val="en-US" w:eastAsia="ru-RU"/>
+          <w14:ligatures w14:val="none"/>
+        </w:rPr>
+        <w:t>ssd</w:t>
+      </w:r>
+      <w:proofErr w:type="spellEnd"/>
+      <w:r>
+        <w:rPr>
+          <w:rFonts w:ascii="Aptos Narrow" w:eastAsia="Times New Roman" w:hAnsi="Aptos Narrow" w:cs="Times New Roman"/>
+          <w:color w:val="000000"/>
+          <w:kern w:val="0"/>
+          <w:sz w:val="22"/>
+          <w:szCs w:val="22"/>
+          <w:lang w:eastAsia="ru-RU"/>
+          <w14:ligatures w14:val="none"/>
+        </w:rPr>
+        <w:t xml:space="preserve"> </w:t>
+      </w:r>
+      <w:r>
+        <w:rPr>
+          <w:rFonts w:ascii="Aptos Narrow" w:eastAsia="Times New Roman" w:hAnsi="Aptos Narrow" w:cs="Times New Roman"/>
+          <w:color w:val="000000"/>
+          <w:kern w:val="0"/>
+          <w:sz w:val="22"/>
+          <w:szCs w:val="22"/>
+          <w:lang w:eastAsia="ru-RU"/>
+          <w14:ligatures w14:val="none"/>
+        </w:rPr>
+        <w:t xml:space="preserve">на каждую ноду. </w:t>
       </w:r>
     </w:p>
     <w:p>
       <w:pPr>
+        <w:spacing w:after="0" w:line="240" w:lineRule="auto"/>
+        <w:jc w:val="both"/>
+        <w:rPr>
+          <w:rFonts w:ascii="Aptos Narrow" w:eastAsia="Times New Roman" w:hAnsi="Aptos Narrow" w:cs="Times New Roman"/>
+          <w:color w:val="000000"/>
+          <w:kern w:val="0"/>
+          <w:sz w:val="22"/>
+          <w:szCs w:val="22"/>
+          <w:lang w:eastAsia="ru-RU"/>
+          <w14:ligatures w14:val="none"/>
+        </w:rPr>
+      </w:pPr>
+      <w:r>
+        <w:rPr>
+          <w:rFonts w:ascii="Aptos Narrow" w:eastAsia="Times New Roman" w:hAnsi="Aptos Narrow" w:cs="Times New Roman"/>
+          <w:color w:val="000000"/>
+          <w:kern w:val="0"/>
+          <w:sz w:val="22"/>
+          <w:szCs w:val="22"/>
+          <w:lang w:eastAsia="ru-RU"/>
+          <w14:ligatures w14:val="none"/>
+        </w:rPr>
+        <w:t>1 884 470,00 ₽</w:t>
+      </w:r>
+      <w:r>
+        <w:rPr>
+          <w:rFonts w:ascii="Aptos Narrow" w:eastAsia="Times New Roman" w:hAnsi="Aptos Narrow" w:cs="Times New Roman"/>
+          <w:color w:val="000000"/>
+          <w:kern w:val="0"/>
+          <w:sz w:val="22"/>
+          <w:szCs w:val="22"/>
+          <w:lang w:eastAsia="ru-RU"/>
+          <w14:ligatures w14:val="none"/>
+        </w:rPr>
+        <w:t xml:space="preserve"> за 1 год</w:t>
+      </w:r>
+    </w:p>
+    <w:p>
+      <w:pPr>
+        <w:spacing w:after="0" w:line="240" w:lineRule="auto"/>
+        <w:jc w:val="both"/>
+        <w:rPr>
+          <w:rFonts w:ascii="Aptos Narrow" w:eastAsia="Times New Roman" w:hAnsi="Aptos Narrow" w:cs="Times New Roman"/>
+          <w:color w:val="000000"/>
+          <w:kern w:val="0"/>
+          <w:sz w:val="22"/>
+          <w:szCs w:val="22"/>
+          <w:lang w:eastAsia="ru-RU"/>
+          <w14:ligatures w14:val="none"/>
+        </w:rPr>
+      </w:pPr>
+      <w:r>
+        <w:rPr>
+          <w:rFonts w:ascii="Aptos Narrow" w:eastAsia="Times New Roman" w:hAnsi="Aptos Narrow" w:cs="Times New Roman"/>
+          <w:color w:val="000000"/>
+          <w:kern w:val="0"/>
+          <w:sz w:val="22"/>
+          <w:szCs w:val="22"/>
+          <w:lang w:eastAsia="ru-RU"/>
+          <w14:ligatures w14:val="none"/>
+        </w:rPr>
+        <w:t>2 787 688,00 ₽</w:t>
+      </w:r>
+      <w:r>
+        <w:rPr>
+          <w:rFonts w:ascii="Aptos Narrow" w:eastAsia="Times New Roman" w:hAnsi="Aptos Narrow" w:cs="Times New Roman"/>
+          <w:color w:val="000000"/>
+          <w:kern w:val="0"/>
+          <w:sz w:val="22"/>
+          <w:szCs w:val="22"/>
+          <w:lang w:eastAsia="ru-RU"/>
+          <w14:ligatures w14:val="none"/>
+        </w:rPr>
+        <w:t xml:space="preserve"> за 5 лет</w:t>
+      </w:r>
+    </w:p>
+    <w:p>
+      <w:pPr>
+        <w:jc w:val="both"/>
+        <w:rPr>
+          <w:rFonts w:ascii="Aptos Narrow" w:eastAsia="Times New Roman" w:hAnsi="Aptos Narrow" w:cs="Times New Roman"/>
+          <w:color w:val="000000"/>
+          <w:kern w:val="0"/>
+          <w:sz w:val="22"/>
+          <w:szCs w:val="22"/>
+          <w:lang w:eastAsia="ru-RU"/>
+          <w14:ligatures w14:val="none"/>
+        </w:rPr>
+      </w:pPr>
+      <w:r>
+        <w:rPr>
+          <w:rFonts w:ascii="Aptos Narrow" w:eastAsia="Times New Roman" w:hAnsi="Aptos Narrow" w:cs="Times New Roman"/>
+          <w:color w:val="000000"/>
+          <w:kern w:val="0"/>
+          <w:sz w:val="22"/>
+          <w:szCs w:val="22"/>
+          <w:lang w:eastAsia="ru-RU"/>
+          <w14:ligatures w14:val="none"/>
+        </w:rPr>
+        <w:t xml:space="preserve">Если </w:t>
+      </w:r>
+      <w:proofErr w:type="gramStart"/>
+      <w:r>
+        <w:rPr>
+          <w:rFonts w:ascii="Aptos Narrow" w:eastAsia="Times New Roman" w:hAnsi="Aptos Narrow" w:cs="Times New Roman"/>
+          <w:color w:val="000000"/>
+          <w:kern w:val="0"/>
+          <w:sz w:val="22"/>
+          <w:szCs w:val="22"/>
+          <w:lang w:eastAsia="ru-RU"/>
+          <w14:ligatures w14:val="none"/>
+        </w:rPr>
+        <w:t>считать</w:t>
+      </w:r>
+      <w:proofErr w:type="gramEnd"/>
+      <w:r>
+        <w:rPr>
+          <w:rFonts w:ascii="Aptos Narrow" w:eastAsia="Times New Roman" w:hAnsi="Aptos Narrow" w:cs="Times New Roman"/>
+          <w:color w:val="000000"/>
+          <w:kern w:val="0"/>
+          <w:sz w:val="22"/>
+          <w:szCs w:val="22"/>
+          <w:lang w:eastAsia="ru-RU"/>
+          <w14:ligatures w14:val="none"/>
+        </w:rPr>
+        <w:t xml:space="preserve"> что на площадке должны дежурить Системные администраторы и их </w:t>
+      </w:r>
+      <w:proofErr w:type="spellStart"/>
+      <w:r>
+        <w:rPr>
+          <w:rFonts w:ascii="Aptos Narrow" w:eastAsia="Times New Roman" w:hAnsi="Aptos Narrow" w:cs="Times New Roman"/>
+          <w:color w:val="000000"/>
+          <w:kern w:val="0"/>
+          <w:sz w:val="22"/>
+          <w:szCs w:val="22"/>
+          <w:lang w:eastAsia="ru-RU"/>
+          <w14:ligatures w14:val="none"/>
+        </w:rPr>
+        <w:t>количестьво</w:t>
+      </w:r>
+      <w:proofErr w:type="spellEnd"/>
+      <w:r>
+        <w:rPr>
+          <w:rFonts w:ascii="Aptos Narrow" w:eastAsia="Times New Roman" w:hAnsi="Aptos Narrow" w:cs="Times New Roman"/>
+          <w:color w:val="000000"/>
+          <w:kern w:val="0"/>
+          <w:sz w:val="22"/>
+          <w:szCs w:val="22"/>
+          <w:lang w:eastAsia="ru-RU"/>
+          <w14:ligatures w14:val="none"/>
+        </w:rPr>
+        <w:t xml:space="preserve"> минимально 4. То за вариант с </w:t>
+      </w:r>
+      <w:r>
+        <w:rPr>
+          <w:rFonts w:ascii="Aptos Narrow" w:eastAsia="Times New Roman" w:hAnsi="Aptos Narrow" w:cs="Times New Roman"/>
+          <w:color w:val="000000"/>
+          <w:kern w:val="0"/>
+          <w:sz w:val="22"/>
+          <w:szCs w:val="22"/>
+          <w:lang w:val="en-US" w:eastAsia="ru-RU"/>
+          <w14:ligatures w14:val="none"/>
+        </w:rPr>
+        <w:t>Ceph</w:t>
+      </w:r>
+      <w:r>
+        <w:rPr>
+          <w:rFonts w:ascii="Aptos Narrow" w:eastAsia="Times New Roman" w:hAnsi="Aptos Narrow" w:cs="Times New Roman"/>
+          <w:color w:val="000000"/>
+          <w:kern w:val="0"/>
+          <w:sz w:val="22"/>
+          <w:szCs w:val="22"/>
+          <w:lang w:eastAsia="ru-RU"/>
+          <w14:ligatures w14:val="none"/>
+        </w:rPr>
+        <w:t xml:space="preserve"> </w:t>
+      </w:r>
+      <w:r>
+        <w:rPr>
+          <w:rFonts w:ascii="Aptos Narrow" w:eastAsia="Times New Roman" w:hAnsi="Aptos Narrow" w:cs="Times New Roman"/>
+          <w:color w:val="000000"/>
+          <w:kern w:val="0"/>
+          <w:sz w:val="22"/>
+          <w:szCs w:val="22"/>
+          <w:lang w:eastAsia="ru-RU"/>
+          <w14:ligatures w14:val="none"/>
+        </w:rPr>
+        <w:t xml:space="preserve">за 1 год надо будет заплатить </w:t>
+      </w:r>
+      <w:r>
+        <w:rPr>
+          <w:rFonts w:ascii="Aptos Narrow" w:eastAsia="Times New Roman" w:hAnsi="Aptos Narrow" w:cs="Times New Roman"/>
+          <w:color w:val="000000"/>
+          <w:kern w:val="0"/>
+          <w:sz w:val="22"/>
+          <w:szCs w:val="22"/>
+          <w:lang w:eastAsia="ru-RU"/>
+          <w14:ligatures w14:val="none"/>
+        </w:rPr>
+        <w:t>8 317 428,00 ₽</w:t>
+      </w:r>
+      <w:r>
+        <w:rPr>
+          <w:rFonts w:ascii="Aptos Narrow" w:eastAsia="Times New Roman" w:hAnsi="Aptos Narrow" w:cs="Times New Roman"/>
+          <w:color w:val="000000"/>
+          <w:kern w:val="0"/>
+          <w:sz w:val="22"/>
+          <w:szCs w:val="22"/>
+          <w:lang w:eastAsia="ru-RU"/>
+          <w14:ligatures w14:val="none"/>
+        </w:rPr>
+        <w:t xml:space="preserve"> а за вариант с </w:t>
+      </w:r>
+      <w:r>
+        <w:rPr>
+          <w:rFonts w:ascii="Aptos Narrow" w:eastAsia="Times New Roman" w:hAnsi="Aptos Narrow" w:cs="Times New Roman"/>
+          <w:color w:val="000000"/>
+          <w:kern w:val="0"/>
+          <w:sz w:val="22"/>
+          <w:szCs w:val="22"/>
+          <w:lang w:val="en-US" w:eastAsia="ru-RU"/>
+          <w14:ligatures w14:val="none"/>
+        </w:rPr>
+        <w:t>Garage</w:t>
+      </w:r>
+      <w:r>
+        <w:rPr>
+          <w:rFonts w:ascii="Aptos Narrow" w:eastAsia="Times New Roman" w:hAnsi="Aptos Narrow" w:cs="Times New Roman"/>
+          <w:color w:val="000000"/>
+          <w:kern w:val="0"/>
+          <w:sz w:val="22"/>
+          <w:szCs w:val="22"/>
+          <w:lang w:eastAsia="ru-RU"/>
+          <w14:ligatures w14:val="none"/>
+        </w:rPr>
+        <w:t xml:space="preserve"> </w:t>
+      </w:r>
+      <w:r>
+        <w:rPr>
+          <w:rFonts w:ascii="Aptos Narrow" w:eastAsia="Times New Roman" w:hAnsi="Aptos Narrow" w:cs="Times New Roman"/>
+          <w:color w:val="000000"/>
+          <w:kern w:val="0"/>
+          <w:sz w:val="22"/>
+          <w:szCs w:val="22"/>
+          <w:lang w:eastAsia="ru-RU"/>
+          <w14:ligatures w14:val="none"/>
+        </w:rPr>
+        <w:t>11 484 470,00 ₽</w:t>
+      </w:r>
+      <w:r>
+        <w:rPr>
+          <w:rFonts w:ascii="Aptos Narrow" w:eastAsia="Times New Roman" w:hAnsi="Aptos Narrow" w:cs="Times New Roman"/>
+          <w:color w:val="000000"/>
+          <w:kern w:val="0"/>
+          <w:sz w:val="22"/>
+          <w:szCs w:val="22"/>
+          <w:lang w:eastAsia="ru-RU"/>
+          <w14:ligatures w14:val="none"/>
+        </w:rPr>
+        <w:t xml:space="preserve">, </w:t>
+      </w:r>
+      <w:r>
+        <w:rPr>
+          <w:rFonts w:ascii="Aptos Narrow" w:eastAsia="Times New Roman" w:hAnsi="Aptos Narrow" w:cs="Times New Roman"/>
+          <w:color w:val="000000"/>
+          <w:kern w:val="0"/>
+          <w:sz w:val="22"/>
+          <w:szCs w:val="22"/>
+          <w:lang w:eastAsia="ru-RU"/>
+          <w14:ligatures w14:val="none"/>
+        </w:rPr>
+        <w:t xml:space="preserve">разница </w:t>
+      </w:r>
+      <w:r>
+        <w:rPr>
+          <w:rFonts w:ascii="Aptos Narrow" w:eastAsia="Times New Roman" w:hAnsi="Aptos Narrow" w:cs="Times New Roman"/>
+          <w:color w:val="000000"/>
+          <w:kern w:val="0"/>
+          <w:sz w:val="22"/>
+          <w:szCs w:val="22"/>
+          <w:lang w:eastAsia="ru-RU"/>
+          <w14:ligatures w14:val="none"/>
+        </w:rPr>
+        <w:t>3 167 042,00 ₽</w:t>
+      </w:r>
+      <w:r>
+        <w:rPr>
+          <w:rFonts w:ascii="Aptos Narrow" w:eastAsia="Times New Roman" w:hAnsi="Aptos Narrow" w:cs="Times New Roman"/>
+          <w:color w:val="000000"/>
+          <w:kern w:val="0"/>
+          <w:sz w:val="22"/>
+          <w:szCs w:val="22"/>
+          <w:lang w:eastAsia="ru-RU"/>
+          <w14:ligatures w14:val="none"/>
+        </w:rPr>
+        <w:t xml:space="preserve">. За 5 лет разница достигнет </w:t>
+      </w:r>
+      <w:r>
+        <w:rPr>
+          <w:rFonts w:ascii="Aptos Narrow" w:eastAsia="Times New Roman" w:hAnsi="Aptos Narrow" w:cs="Times New Roman"/>
+          <w:color w:val="000000"/>
+          <w:kern w:val="0"/>
+          <w:sz w:val="22"/>
+          <w:szCs w:val="22"/>
+          <w:lang w:eastAsia="ru-RU"/>
+          <w14:ligatures w14:val="none"/>
+        </w:rPr>
+        <w:t>11 200 548,00 ₽</w:t>
+      </w:r>
+      <w:r>
+        <w:rPr>
+          <w:rFonts w:ascii="Aptos Narrow" w:eastAsia="Times New Roman" w:hAnsi="Aptos Narrow" w:cs="Times New Roman"/>
+          <w:color w:val="000000"/>
+          <w:kern w:val="0"/>
+          <w:sz w:val="22"/>
+          <w:szCs w:val="22"/>
+          <w:lang w:eastAsia="ru-RU"/>
+          <w14:ligatures w14:val="none"/>
+        </w:rPr>
+        <w:t>.</w:t>
+      </w:r>
+    </w:p>
+    <w:p>
+      <w:pPr>
         <w:pStyle w:val="3"/>
       </w:pPr>
       <w:r>
+        <w:lastRenderedPageBreak/>
         <w:t>Сравнение</w:t>
       </w:r>
       <w:r>

--- a/ПР3/ПР3 Черновик.docx
+++ b/ПР3/ПР3 Черновик.docx
@@ -4241,173 +4241,328 @@
       </w:r>
     </w:p>
     <w:p>
-      <w:r>
+      <w:pPr>
+        <w:rPr>
+          <w:color w:val="EE0000"/>
+          <w:lang w:val="en-US"/>
+        </w:rPr>
+      </w:pPr>
+      <w:r>
+        <w:rPr>
+          <w:color w:val="EE0000"/>
+        </w:rPr>
         <w:t>В</w:t>
       </w:r>
       <w:r>
-        <w:t xml:space="preserve"> </w:t>
-      </w:r>
-      <w:r>
+        <w:rPr>
+          <w:color w:val="EE0000"/>
+        </w:rPr>
+        <w:t xml:space="preserve"> </w:t>
+      </w:r>
+      <w:r>
+        <w:rPr>
+          <w:color w:val="EE0000"/>
+        </w:rPr>
         <w:t>качестве</w:t>
       </w:r>
       <w:r>
-        <w:t xml:space="preserve"> </w:t>
-      </w:r>
-      <w:r>
+        <w:rPr>
+          <w:color w:val="EE0000"/>
+        </w:rPr>
+        <w:t xml:space="preserve"> </w:t>
+      </w:r>
+      <w:r>
+        <w:rPr>
+          <w:color w:val="EE0000"/>
+        </w:rPr>
         <w:t>системы</w:t>
       </w:r>
       <w:r>
-        <w:t xml:space="preserve"> </w:t>
-      </w:r>
-      <w:r>
+        <w:rPr>
+          <w:color w:val="EE0000"/>
+        </w:rPr>
+        <w:t xml:space="preserve"> </w:t>
+      </w:r>
+      <w:r>
+        <w:rPr>
+          <w:color w:val="EE0000"/>
+        </w:rPr>
         <w:t>виртуализации</w:t>
       </w:r>
       <w:r>
-        <w:t xml:space="preserve"> </w:t>
-      </w:r>
-      <w:r>
+        <w:rPr>
+          <w:color w:val="EE0000"/>
+        </w:rPr>
+        <w:t xml:space="preserve"> </w:t>
+      </w:r>
+      <w:r>
+        <w:rPr>
+          <w:color w:val="EE0000"/>
+        </w:rPr>
         <w:t>был</w:t>
       </w:r>
       <w:r>
-        <w:t xml:space="preserve"> </w:t>
-      </w:r>
-      <w:r>
+        <w:rPr>
+          <w:color w:val="EE0000"/>
+        </w:rPr>
+        <w:t xml:space="preserve"> </w:t>
+      </w:r>
+      <w:r>
+        <w:rPr>
+          <w:color w:val="EE0000"/>
+        </w:rPr>
         <w:t>выбран</w:t>
       </w:r>
       <w:r>
-        <w:t xml:space="preserve"> </w:t>
-      </w:r>
-      <w:r>
-        <w:rPr>
+        <w:rPr>
+          <w:color w:val="EE0000"/>
+        </w:rPr>
+        <w:t xml:space="preserve"> </w:t>
+      </w:r>
+      <w:r>
+        <w:rPr>
+          <w:color w:val="EE0000"/>
           <w:lang w:val="en-US"/>
         </w:rPr>
         <w:t>Proxmox</w:t>
       </w:r>
       <w:r>
-        <w:t xml:space="preserve"> </w:t>
-      </w:r>
-      <w:r>
+        <w:rPr>
+          <w:color w:val="EE0000"/>
+        </w:rPr>
+        <w:t xml:space="preserve"> </w:t>
+      </w:r>
+      <w:r>
+        <w:rPr>
+          <w:color w:val="EE0000"/>
+        </w:rPr>
         <w:t>из-за</w:t>
       </w:r>
       <w:r>
+        <w:rPr>
+          <w:color w:val="EE0000"/>
+        </w:rPr>
         <w:t xml:space="preserve"> </w:t>
       </w:r>
       <w:proofErr w:type="gramStart"/>
       <w:r>
+        <w:rPr>
+          <w:color w:val="EE0000"/>
+        </w:rPr>
         <w:t>его</w:t>
       </w:r>
       <w:r>
+        <w:rPr>
+          <w:color w:val="EE0000"/>
+        </w:rPr>
         <w:t xml:space="preserve">  </w:t>
       </w:r>
       <w:r>
+        <w:rPr>
+          <w:color w:val="EE0000"/>
+        </w:rPr>
         <w:t>открытого</w:t>
       </w:r>
       <w:proofErr w:type="gramEnd"/>
       <w:r>
-        <w:t xml:space="preserve"> </w:t>
-      </w:r>
-      <w:r>
+        <w:rPr>
+          <w:color w:val="EE0000"/>
+        </w:rPr>
+        <w:t xml:space="preserve"> </w:t>
+      </w:r>
+      <w:r>
+        <w:rPr>
+          <w:color w:val="EE0000"/>
+        </w:rPr>
         <w:t>распространения</w:t>
       </w:r>
       <w:r>
-        <w:t xml:space="preserve"> </w:t>
-      </w:r>
-      <w:r>
+        <w:rPr>
+          <w:color w:val="EE0000"/>
+        </w:rPr>
+        <w:t xml:space="preserve"> </w:t>
+      </w:r>
+      <w:r>
+        <w:rPr>
+          <w:color w:val="EE0000"/>
+        </w:rPr>
         <w:t>и</w:t>
       </w:r>
       <w:r>
-        <w:t xml:space="preserve"> </w:t>
-      </w:r>
-      <w:r>
+        <w:rPr>
+          <w:color w:val="EE0000"/>
+        </w:rPr>
+        <w:t xml:space="preserve"> </w:t>
+      </w:r>
+      <w:r>
+        <w:rPr>
+          <w:color w:val="EE0000"/>
+        </w:rPr>
         <w:t>большого</w:t>
       </w:r>
       <w:r>
+        <w:rPr>
+          <w:color w:val="EE0000"/>
+        </w:rPr>
         <w:t xml:space="preserve"> </w:t>
       </w:r>
       <w:proofErr w:type="spellStart"/>
       <w:r>
+        <w:rPr>
+          <w:color w:val="EE0000"/>
+        </w:rPr>
         <w:t>комюнити</w:t>
       </w:r>
       <w:proofErr w:type="spellEnd"/>
       <w:r>
+        <w:rPr>
+          <w:color w:val="EE0000"/>
+        </w:rPr>
         <w:t>,</w:t>
       </w:r>
       <w:r>
-        <w:t xml:space="preserve"> </w:t>
-      </w:r>
-      <w:r>
+        <w:rPr>
+          <w:color w:val="EE0000"/>
+        </w:rPr>
+        <w:t xml:space="preserve"> </w:t>
+      </w:r>
+      <w:r>
+        <w:rPr>
+          <w:color w:val="EE0000"/>
+        </w:rPr>
         <w:t>а</w:t>
       </w:r>
       <w:r>
-        <w:t xml:space="preserve"> </w:t>
-      </w:r>
-      <w:r>
+        <w:rPr>
+          <w:color w:val="EE0000"/>
+        </w:rPr>
+        <w:t xml:space="preserve"> </w:t>
+      </w:r>
+      <w:r>
+        <w:rPr>
+          <w:color w:val="EE0000"/>
+        </w:rPr>
         <w:t>значит</w:t>
       </w:r>
       <w:r>
-        <w:t xml:space="preserve"> </w:t>
-      </w:r>
-      <w:r>
+        <w:rPr>
+          <w:color w:val="EE0000"/>
+        </w:rPr>
+        <w:t xml:space="preserve"> </w:t>
+      </w:r>
+      <w:r>
+        <w:rPr>
+          <w:color w:val="EE0000"/>
+        </w:rPr>
         <w:t>специалистов</w:t>
       </w:r>
       <w:r>
-        <w:t xml:space="preserve"> </w:t>
-      </w:r>
-      <w:r>
+        <w:rPr>
+          <w:color w:val="EE0000"/>
+        </w:rPr>
+        <w:t xml:space="preserve"> </w:t>
+      </w:r>
+      <w:r>
+        <w:rPr>
+          <w:color w:val="EE0000"/>
+        </w:rPr>
         <w:t>умеющих</w:t>
       </w:r>
       <w:r>
-        <w:t xml:space="preserve"> </w:t>
-      </w:r>
-      <w:r>
+        <w:rPr>
+          <w:color w:val="EE0000"/>
+        </w:rPr>
+        <w:t xml:space="preserve"> </w:t>
+      </w:r>
+      <w:r>
+        <w:rPr>
+          <w:color w:val="EE0000"/>
+        </w:rPr>
         <w:t>работать</w:t>
       </w:r>
       <w:r>
-        <w:t xml:space="preserve"> </w:t>
-      </w:r>
-      <w:r>
+        <w:rPr>
+          <w:color w:val="EE0000"/>
+        </w:rPr>
+        <w:t xml:space="preserve"> </w:t>
+      </w:r>
+      <w:r>
+        <w:rPr>
+          <w:color w:val="EE0000"/>
+        </w:rPr>
         <w:t>в</w:t>
       </w:r>
       <w:r>
-        <w:t xml:space="preserve"> </w:t>
-      </w:r>
-      <w:r>
-        <w:rPr>
+        <w:rPr>
+          <w:color w:val="EE0000"/>
+        </w:rPr>
+        <w:t xml:space="preserve"> </w:t>
+      </w:r>
+      <w:r>
+        <w:rPr>
+          <w:color w:val="EE0000"/>
           <w:lang w:val="en-US"/>
         </w:rPr>
         <w:t>Proxmox</w:t>
       </w:r>
       <w:r>
-        <w:t xml:space="preserve"> </w:t>
-      </w:r>
-      <w:r>
+        <w:rPr>
+          <w:color w:val="EE0000"/>
+        </w:rPr>
+        <w:t xml:space="preserve"> </w:t>
+      </w:r>
+      <w:r>
+        <w:rPr>
+          <w:color w:val="EE0000"/>
+        </w:rPr>
         <w:t>и</w:t>
       </w:r>
       <w:r>
-        <w:t xml:space="preserve"> </w:t>
-      </w:r>
-      <w:r>
+        <w:rPr>
+          <w:color w:val="EE0000"/>
+        </w:rPr>
+        <w:t xml:space="preserve"> </w:t>
+      </w:r>
+      <w:r>
+        <w:rPr>
+          <w:color w:val="EE0000"/>
+        </w:rPr>
         <w:t>сами</w:t>
       </w:r>
       <w:r>
-        <w:t xml:space="preserve"> </w:t>
-      </w:r>
-      <w:r>
+        <w:rPr>
+          <w:color w:val="EE0000"/>
+        </w:rPr>
+        <w:t xml:space="preserve"> </w:t>
+      </w:r>
+      <w:r>
+        <w:rPr>
+          <w:color w:val="EE0000"/>
+        </w:rPr>
         <w:t>специалисты</w:t>
       </w:r>
       <w:r>
-        <w:t xml:space="preserve"> </w:t>
-      </w:r>
-      <w:r>
+        <w:rPr>
+          <w:color w:val="EE0000"/>
+        </w:rPr>
+        <w:t xml:space="preserve"> </w:t>
+      </w:r>
+      <w:r>
+        <w:rPr>
+          <w:color w:val="EE0000"/>
+        </w:rPr>
         <w:t>дешевле.</w:t>
       </w:r>
       <w:r>
-        <w:t xml:space="preserve"> </w:t>
-      </w:r>
-      <w:r>
         <w:rPr>
           <w:color w:val="EE0000"/>
         </w:rPr>
+        <w:t xml:space="preserve"> </w:t>
+      </w:r>
+      <w:r>
+        <w:rPr>
+          <w:color w:val="EE0000"/>
+        </w:rPr>
         <w:t>Можно</w:t>
       </w:r>
       <w:r>
@@ -4433,6 +4588,954 @@
           <w:color w:val="EE0000"/>
         </w:rPr>
         <w:t>отечественные.</w:t>
+      </w:r>
+    </w:p>
+    <w:p>
+      <w:r>
+        <w:t>Сравнение систем виртуализации</w:t>
+      </w:r>
+    </w:p>
+    <w:tbl>
+      <w:tblPr>
+        <w:tblStyle w:val="11"/>
+        <w:tblW w:w="0" w:type="auto"/>
+        <w:tblLook w:val="04A0" w:firstRow="1" w:lastRow="0" w:firstColumn="1" w:lastColumn="0" w:noHBand="0" w:noVBand="1"/>
+      </w:tblPr>
+      <w:tblGrid>
+        <w:gridCol w:w="1537"/>
+        <w:gridCol w:w="1611"/>
+        <w:gridCol w:w="1644"/>
+        <w:gridCol w:w="1625"/>
+        <w:gridCol w:w="1692"/>
+        <w:gridCol w:w="1236"/>
+      </w:tblGrid>
+      <w:tr>
+        <w:tc>
+          <w:tcPr>
+            <w:tcW w:w="0" w:type="auto"/>
+            <w:hideMark/>
+          </w:tcPr>
+          <w:p>
+            <w:pPr>
+              <w:pStyle w:val="af0"/>
+            </w:pPr>
+            <w:r>
+              <w:t>Продукт</w:t>
+            </w:r>
+          </w:p>
+        </w:tc>
+        <w:tc>
+          <w:tcPr>
+            <w:tcW w:w="0" w:type="auto"/>
+            <w:hideMark/>
+          </w:tcPr>
+          <w:p>
+            <w:pPr>
+              <w:pStyle w:val="af0"/>
+            </w:pPr>
+            <w:r>
+              <w:t>Тип лицензии</w:t>
+            </w:r>
+          </w:p>
+        </w:tc>
+        <w:tc>
+          <w:tcPr>
+            <w:tcW w:w="0" w:type="auto"/>
+            <w:hideMark/>
+          </w:tcPr>
+          <w:p>
+            <w:pPr>
+              <w:pStyle w:val="af0"/>
+            </w:pPr>
+            <w:r>
+              <w:t>Есть техподдержка в России</w:t>
+            </w:r>
+          </w:p>
+        </w:tc>
+        <w:tc>
+          <w:tcPr>
+            <w:tcW w:w="0" w:type="auto"/>
+          </w:tcPr>
+          <w:p>
+            <w:pPr>
+              <w:pStyle w:val="af0"/>
+            </w:pPr>
+            <w:r>
+              <w:t>Шаблоны и автоматизация</w:t>
+            </w:r>
+          </w:p>
+        </w:tc>
+        <w:tc>
+          <w:tcPr>
+            <w:tcW w:w="0" w:type="auto"/>
+          </w:tcPr>
+          <w:p>
+            <w:pPr>
+              <w:pStyle w:val="af0"/>
+            </w:pPr>
+            <w:r>
+              <w:t>Требования к квалификации</w:t>
+            </w:r>
+          </w:p>
+        </w:tc>
+        <w:tc>
+          <w:tcPr>
+            <w:tcW w:w="0" w:type="auto"/>
+          </w:tcPr>
+          <w:p>
+            <w:pPr>
+              <w:pStyle w:val="af0"/>
+            </w:pPr>
+            <w:r>
+              <w:t>Количество резюме</w:t>
+            </w:r>
+          </w:p>
+        </w:tc>
+      </w:tr>
+      <w:tr>
+        <w:tc>
+          <w:tcPr>
+            <w:tcW w:w="0" w:type="auto"/>
+            <w:hideMark/>
+          </w:tcPr>
+          <w:p>
+            <w:pPr>
+              <w:pStyle w:val="af0"/>
+            </w:pPr>
+            <w:r>
+              <w:t xml:space="preserve">VMware </w:t>
+            </w:r>
+            <w:proofErr w:type="spellStart"/>
+            <w:r>
+              <w:t>ESXi</w:t>
+            </w:r>
+            <w:proofErr w:type="spellEnd"/>
+          </w:p>
+        </w:tc>
+        <w:tc>
+          <w:tcPr>
+            <w:tcW w:w="0" w:type="auto"/>
+            <w:hideMark/>
+          </w:tcPr>
+          <w:p>
+            <w:pPr>
+              <w:pStyle w:val="af0"/>
+            </w:pPr>
+            <w:r>
+              <w:t>Проприетарная, подписочная</w:t>
+            </w:r>
+          </w:p>
+        </w:tc>
+        <w:tc>
+          <w:tcPr>
+            <w:tcW w:w="0" w:type="auto"/>
+            <w:hideMark/>
+          </w:tcPr>
+          <w:p>
+            <w:pPr>
+              <w:pStyle w:val="af0"/>
+              <w:rPr>
+                <w:lang w:val="en-US"/>
+              </w:rPr>
+            </w:pPr>
+            <w:r>
+              <w:t>Нет</w:t>
+            </w:r>
+          </w:p>
+        </w:tc>
+        <w:tc>
+          <w:tcPr>
+            <w:tcW w:w="0" w:type="auto"/>
+          </w:tcPr>
+          <w:p>
+            <w:pPr>
+              <w:pStyle w:val="af0"/>
+              <w:rPr>
+                <w:lang w:val="en-US"/>
+              </w:rPr>
+            </w:pPr>
+            <w:r>
+              <w:rPr>
+                <w:lang w:val="en-US"/>
+              </w:rPr>
+              <w:t>Templates, OVF/OVA, Content Library, cloud-</w:t>
+            </w:r>
+            <w:proofErr w:type="spellStart"/>
+            <w:r>
+              <w:rPr>
+                <w:lang w:val="en-US"/>
+              </w:rPr>
+              <w:t>init</w:t>
+            </w:r>
+            <w:proofErr w:type="spellEnd"/>
+            <w:r>
+              <w:rPr>
+                <w:lang w:val="en-US"/>
+              </w:rPr>
+              <w:t xml:space="preserve">; </w:t>
+            </w:r>
+            <w:proofErr w:type="spellStart"/>
+            <w:r>
+              <w:rPr>
+                <w:lang w:val="en-US"/>
+              </w:rPr>
+              <w:t>PowerCLI</w:t>
+            </w:r>
+            <w:proofErr w:type="spellEnd"/>
+            <w:r>
+              <w:rPr>
+                <w:lang w:val="en-US"/>
+              </w:rPr>
+              <w:t>, Terraform, Ansible</w:t>
+            </w:r>
+          </w:p>
+        </w:tc>
+        <w:tc>
+          <w:tcPr>
+            <w:tcW w:w="0" w:type="auto"/>
+          </w:tcPr>
+          <w:p>
+            <w:pPr>
+              <w:pStyle w:val="af0"/>
+              <w:rPr>
+                <w:lang w:val="en-US"/>
+              </w:rPr>
+            </w:pPr>
+            <w:r>
+              <w:t>Высокие</w:t>
+            </w:r>
+            <w:r>
+              <w:rPr>
+                <w:lang w:val="en-US"/>
+              </w:rPr>
+              <w:t xml:space="preserve">: VMware VCP/VCAP, </w:t>
+            </w:r>
+            <w:r>
+              <w:t>специфичные</w:t>
+            </w:r>
+            <w:r>
+              <w:rPr>
+                <w:lang w:val="en-US"/>
+              </w:rPr>
+              <w:t xml:space="preserve"> </w:t>
+            </w:r>
+            <w:r>
+              <w:t>навыки</w:t>
+            </w:r>
+            <w:r>
+              <w:rPr>
+                <w:lang w:val="en-US"/>
+              </w:rPr>
+              <w:t xml:space="preserve"> vSphere/vCenter</w:t>
+            </w:r>
+          </w:p>
+        </w:tc>
+        <w:tc>
+          <w:tcPr>
+            <w:tcW w:w="0" w:type="auto"/>
+          </w:tcPr>
+          <w:p>
+            <w:pPr>
+              <w:pStyle w:val="af0"/>
+            </w:pPr>
+            <w:r>
+              <w:t>2</w:t>
+            </w:r>
+            <w:r>
+              <w:t xml:space="preserve"> </w:t>
+            </w:r>
+            <w:r>
+              <w:t>737</w:t>
+            </w:r>
+          </w:p>
+        </w:tc>
+      </w:tr>
+      <w:tr>
+        <w:tc>
+          <w:tcPr>
+            <w:tcW w:w="0" w:type="auto"/>
+            <w:hideMark/>
+          </w:tcPr>
+          <w:p>
+            <w:pPr>
+              <w:pStyle w:val="af0"/>
+            </w:pPr>
+            <w:proofErr w:type="spellStart"/>
+            <w:r>
+              <w:t>Xen</w:t>
+            </w:r>
+            <w:proofErr w:type="spellEnd"/>
+          </w:p>
+        </w:tc>
+        <w:tc>
+          <w:tcPr>
+            <w:tcW w:w="0" w:type="auto"/>
+            <w:hideMark/>
+          </w:tcPr>
+          <w:p>
+            <w:pPr>
+              <w:pStyle w:val="af0"/>
+            </w:pPr>
+            <w:r>
+              <w:t>СПО, GPLv2</w:t>
+            </w:r>
+          </w:p>
+        </w:tc>
+        <w:tc>
+          <w:tcPr>
+            <w:tcW w:w="0" w:type="auto"/>
+            <w:hideMark/>
+          </w:tcPr>
+          <w:p>
+            <w:pPr>
+              <w:pStyle w:val="af0"/>
+              <w:rPr>
+                <w:lang w:val="en-US"/>
+              </w:rPr>
+            </w:pPr>
+            <w:r>
+              <w:t>Нет</w:t>
+            </w:r>
+          </w:p>
+        </w:tc>
+        <w:tc>
+          <w:tcPr>
+            <w:tcW w:w="0" w:type="auto"/>
+          </w:tcPr>
+          <w:p>
+            <w:pPr>
+              <w:pStyle w:val="af0"/>
+            </w:pPr>
+            <w:proofErr w:type="spellStart"/>
+            <w:r>
+              <w:t>Templates</w:t>
+            </w:r>
+            <w:proofErr w:type="spellEnd"/>
+            <w:r>
+              <w:t xml:space="preserve">, XAPI </w:t>
+            </w:r>
+            <w:proofErr w:type="spellStart"/>
+            <w:r>
+              <w:t>scripting</w:t>
+            </w:r>
+            <w:proofErr w:type="spellEnd"/>
+            <w:r>
+              <w:t xml:space="preserve">, </w:t>
+            </w:r>
+            <w:proofErr w:type="spellStart"/>
+            <w:r>
+              <w:t>Ansible</w:t>
+            </w:r>
+            <w:proofErr w:type="spellEnd"/>
+          </w:p>
+        </w:tc>
+        <w:tc>
+          <w:tcPr>
+            <w:tcW w:w="0" w:type="auto"/>
+          </w:tcPr>
+          <w:p>
+            <w:pPr>
+              <w:pStyle w:val="af0"/>
+            </w:pPr>
+            <w:r>
+              <w:t>Средние: Linux</w:t>
+            </w:r>
+            <w:r>
+              <w:t xml:space="preserve">, </w:t>
+            </w:r>
+            <w:proofErr w:type="spellStart"/>
+            <w:r>
+              <w:t>Xen</w:t>
+            </w:r>
+            <w:proofErr w:type="spellEnd"/>
+          </w:p>
+        </w:tc>
+        <w:tc>
+          <w:tcPr>
+            <w:tcW w:w="0" w:type="auto"/>
+          </w:tcPr>
+          <w:p>
+            <w:pPr>
+              <w:pStyle w:val="af0"/>
+            </w:pPr>
+            <w:r>
+              <w:t>889</w:t>
+            </w:r>
+          </w:p>
+        </w:tc>
+      </w:tr>
+      <w:tr>
+        <w:tc>
+          <w:tcPr>
+            <w:tcW w:w="0" w:type="auto"/>
+            <w:hideMark/>
+          </w:tcPr>
+          <w:p>
+            <w:pPr>
+              <w:pStyle w:val="af0"/>
+            </w:pPr>
+            <w:r>
+              <w:t>Proxmox</w:t>
+            </w:r>
+          </w:p>
+        </w:tc>
+        <w:tc>
+          <w:tcPr>
+            <w:tcW w:w="0" w:type="auto"/>
+            <w:hideMark/>
+          </w:tcPr>
+          <w:p>
+            <w:pPr>
+              <w:pStyle w:val="af0"/>
+            </w:pPr>
+            <w:r>
+              <w:t>СПО, AGPLv3</w:t>
+            </w:r>
+          </w:p>
+        </w:tc>
+        <w:tc>
+          <w:tcPr>
+            <w:tcW w:w="0" w:type="auto"/>
+            <w:hideMark/>
+          </w:tcPr>
+          <w:p>
+            <w:pPr>
+              <w:pStyle w:val="af0"/>
+            </w:pPr>
+            <w:r>
+              <w:t>Нет</w:t>
+            </w:r>
+          </w:p>
+        </w:tc>
+        <w:tc>
+          <w:tcPr>
+            <w:tcW w:w="0" w:type="auto"/>
+          </w:tcPr>
+          <w:p>
+            <w:pPr>
+              <w:pStyle w:val="af0"/>
+              <w:rPr>
+                <w:lang w:val="en-US"/>
+              </w:rPr>
+            </w:pPr>
+            <w:r>
+              <w:rPr>
+                <w:lang w:val="en-US"/>
+              </w:rPr>
+              <w:t>Templates, cloud-</w:t>
+            </w:r>
+            <w:proofErr w:type="spellStart"/>
+            <w:r>
+              <w:rPr>
+                <w:lang w:val="en-US"/>
+              </w:rPr>
+              <w:t>init</w:t>
+            </w:r>
+            <w:proofErr w:type="spellEnd"/>
+            <w:r>
+              <w:rPr>
+                <w:lang w:val="en-US"/>
+              </w:rPr>
+              <w:t>, REST API, Ansible, Terraform</w:t>
+            </w:r>
+          </w:p>
+        </w:tc>
+        <w:tc>
+          <w:tcPr>
+            <w:tcW w:w="0" w:type="auto"/>
+          </w:tcPr>
+          <w:p>
+            <w:pPr>
+              <w:pStyle w:val="af0"/>
+            </w:pPr>
+            <w:r>
+              <w:t>Низкие–средние: Linux + веб-интерфейс</w:t>
+            </w:r>
+          </w:p>
+        </w:tc>
+        <w:tc>
+          <w:tcPr>
+            <w:tcW w:w="0" w:type="auto"/>
+          </w:tcPr>
+          <w:p>
+            <w:pPr>
+              <w:pStyle w:val="af0"/>
+            </w:pPr>
+            <w:r>
+              <w:t>1779</w:t>
+            </w:r>
+          </w:p>
+        </w:tc>
+      </w:tr>
+      <w:tr>
+        <w:tc>
+          <w:tcPr>
+            <w:tcW w:w="0" w:type="auto"/>
+            <w:hideMark/>
+          </w:tcPr>
+          <w:p>
+            <w:pPr>
+              <w:pStyle w:val="af0"/>
+            </w:pPr>
+            <w:proofErr w:type="spellStart"/>
+            <w:r>
+              <w:t>Basis</w:t>
+            </w:r>
+            <w:proofErr w:type="spellEnd"/>
+            <w:r>
+              <w:t xml:space="preserve"> </w:t>
+            </w:r>
+            <w:proofErr w:type="spellStart"/>
+            <w:r>
+              <w:t>Dynamix</w:t>
+            </w:r>
+            <w:proofErr w:type="spellEnd"/>
+            <w:r>
+              <w:t xml:space="preserve"> Enterprise</w:t>
+            </w:r>
+          </w:p>
+        </w:tc>
+        <w:tc>
+          <w:tcPr>
+            <w:tcW w:w="0" w:type="auto"/>
+            <w:hideMark/>
+          </w:tcPr>
+          <w:p>
+            <w:pPr>
+              <w:pStyle w:val="af0"/>
+            </w:pPr>
+            <w:r>
+              <w:t>Коммерческая</w:t>
+            </w:r>
+          </w:p>
+        </w:tc>
+        <w:tc>
+          <w:tcPr>
+            <w:tcW w:w="0" w:type="auto"/>
+            <w:hideMark/>
+          </w:tcPr>
+          <w:p>
+            <w:pPr>
+              <w:pStyle w:val="af0"/>
+            </w:pPr>
+            <w:r>
+              <w:t xml:space="preserve">Да, </w:t>
+            </w:r>
+            <w:r>
+              <w:t xml:space="preserve">Коммерческая техподдержка </w:t>
+            </w:r>
+            <w:proofErr w:type="spellStart"/>
+            <w:r>
+              <w:t>Basis</w:t>
+            </w:r>
+            <w:proofErr w:type="spellEnd"/>
+          </w:p>
+        </w:tc>
+        <w:tc>
+          <w:tcPr>
+            <w:tcW w:w="0" w:type="auto"/>
+          </w:tcPr>
+          <w:p>
+            <w:pPr>
+              <w:pStyle w:val="af0"/>
+            </w:pPr>
+            <w:r>
+              <w:t>Шаблоны, REST API</w:t>
+            </w:r>
+          </w:p>
+        </w:tc>
+        <w:tc>
+          <w:tcPr>
+            <w:tcW w:w="0" w:type="auto"/>
+          </w:tcPr>
+          <w:p>
+            <w:pPr>
+              <w:pStyle w:val="af0"/>
+            </w:pPr>
+            <w:r>
+              <w:t xml:space="preserve">Средние–высокие: специальное обучение </w:t>
+            </w:r>
+            <w:proofErr w:type="spellStart"/>
+            <w:r>
+              <w:t>Basis</w:t>
+            </w:r>
+            <w:proofErr w:type="spellEnd"/>
+          </w:p>
+        </w:tc>
+        <w:tc>
+          <w:tcPr>
+            <w:tcW w:w="0" w:type="auto"/>
+          </w:tcPr>
+          <w:p>
+            <w:pPr>
+              <w:pStyle w:val="af0"/>
+            </w:pPr>
+            <w:r>
+              <w:t>3</w:t>
+            </w:r>
+          </w:p>
+        </w:tc>
+      </w:tr>
+      <w:tr>
+        <w:tc>
+          <w:tcPr>
+            <w:tcW w:w="0" w:type="auto"/>
+            <w:hideMark/>
+          </w:tcPr>
+          <w:p>
+            <w:pPr>
+              <w:pStyle w:val="af0"/>
+            </w:pPr>
+            <w:proofErr w:type="spellStart"/>
+            <w:r>
+              <w:t>zVirt</w:t>
+            </w:r>
+            <w:proofErr w:type="spellEnd"/>
+          </w:p>
+        </w:tc>
+        <w:tc>
+          <w:tcPr>
+            <w:tcW w:w="0" w:type="auto"/>
+            <w:hideMark/>
+          </w:tcPr>
+          <w:p>
+            <w:pPr>
+              <w:pStyle w:val="af0"/>
+            </w:pPr>
+            <w:r>
+              <w:t>Коммерческая</w:t>
+            </w:r>
+          </w:p>
+        </w:tc>
+        <w:tc>
+          <w:tcPr>
+            <w:tcW w:w="0" w:type="auto"/>
+            <w:hideMark/>
+          </w:tcPr>
+          <w:p>
+            <w:pPr>
+              <w:pStyle w:val="af0"/>
+            </w:pPr>
+            <w:r>
+              <w:t xml:space="preserve">Да, </w:t>
+            </w:r>
+            <w:r>
+              <w:t xml:space="preserve">Коммерческая техподдержка </w:t>
+            </w:r>
+            <w:proofErr w:type="spellStart"/>
+            <w:r>
+              <w:t>Orion</w:t>
+            </w:r>
+            <w:proofErr w:type="spellEnd"/>
+            <w:r>
+              <w:t xml:space="preserve"> Soft через портал, телефон и </w:t>
+            </w:r>
+            <w:proofErr w:type="spellStart"/>
+            <w:r>
+              <w:t>e-mail</w:t>
+            </w:r>
+            <w:proofErr w:type="spellEnd"/>
+          </w:p>
+        </w:tc>
+        <w:tc>
+          <w:tcPr>
+            <w:tcW w:w="0" w:type="auto"/>
+          </w:tcPr>
+          <w:p>
+            <w:pPr>
+              <w:pStyle w:val="af0"/>
+            </w:pPr>
+            <w:proofErr w:type="spellStart"/>
+            <w:r>
+              <w:t>oVirt</w:t>
+            </w:r>
+            <w:proofErr w:type="spellEnd"/>
+            <w:r>
+              <w:t>-шаблоны, REST API</w:t>
+            </w:r>
+          </w:p>
+        </w:tc>
+        <w:tc>
+          <w:tcPr>
+            <w:tcW w:w="0" w:type="auto"/>
+          </w:tcPr>
+          <w:p>
+            <w:pPr>
+              <w:pStyle w:val="af0"/>
+            </w:pPr>
+            <w:r>
+              <w:t xml:space="preserve">Средние–высокие: обучение </w:t>
+            </w:r>
+            <w:proofErr w:type="spellStart"/>
+            <w:r>
+              <w:t>Orion</w:t>
+            </w:r>
+            <w:proofErr w:type="spellEnd"/>
+            <w:r>
+              <w:t xml:space="preserve"> Soft</w:t>
+            </w:r>
+          </w:p>
+        </w:tc>
+        <w:tc>
+          <w:tcPr>
+            <w:tcW w:w="0" w:type="auto"/>
+          </w:tcPr>
+          <w:p>
+            <w:pPr>
+              <w:pStyle w:val="af0"/>
+            </w:pPr>
+            <w:r>
+              <w:t>77</w:t>
+            </w:r>
+          </w:p>
+        </w:tc>
+      </w:tr>
+      <w:tr>
+        <w:tc>
+          <w:tcPr>
+            <w:tcW w:w="0" w:type="auto"/>
+            <w:hideMark/>
+          </w:tcPr>
+          <w:p>
+            <w:pPr>
+              <w:pStyle w:val="af0"/>
+            </w:pPr>
+            <w:r>
+              <w:lastRenderedPageBreak/>
+              <w:t>Альт Виртуализация</w:t>
+            </w:r>
+          </w:p>
+        </w:tc>
+        <w:tc>
+          <w:tcPr>
+            <w:tcW w:w="0" w:type="auto"/>
+            <w:hideMark/>
+          </w:tcPr>
+          <w:p>
+            <w:pPr>
+              <w:pStyle w:val="af0"/>
+            </w:pPr>
+            <w:r>
+              <w:t>СПО / свободные лицензии</w:t>
+            </w:r>
+          </w:p>
+        </w:tc>
+        <w:tc>
+          <w:tcPr>
+            <w:tcW w:w="0" w:type="auto"/>
+            <w:hideMark/>
+          </w:tcPr>
+          <w:p>
+            <w:pPr>
+              <w:pStyle w:val="af0"/>
+            </w:pPr>
+            <w:r>
+              <w:t xml:space="preserve">Да, </w:t>
+            </w:r>
+            <w:r>
+              <w:t>Коммерческая техподдержка Базальт</w:t>
+            </w:r>
+          </w:p>
+        </w:tc>
+        <w:tc>
+          <w:tcPr>
+            <w:tcW w:w="0" w:type="auto"/>
+          </w:tcPr>
+          <w:p>
+            <w:pPr>
+              <w:pStyle w:val="af0"/>
+            </w:pPr>
+            <w:r>
+              <w:t>Базовые шаблоны</w:t>
+            </w:r>
+          </w:p>
+        </w:tc>
+        <w:tc>
+          <w:tcPr>
+            <w:tcW w:w="0" w:type="auto"/>
+          </w:tcPr>
+          <w:p>
+            <w:pPr>
+              <w:pStyle w:val="af0"/>
+            </w:pPr>
+            <w:r>
+              <w:t>Средние: ALT Linux</w:t>
+            </w:r>
+          </w:p>
+        </w:tc>
+        <w:tc>
+          <w:tcPr>
+            <w:tcW w:w="0" w:type="auto"/>
+          </w:tcPr>
+          <w:p>
+            <w:pPr>
+              <w:pStyle w:val="af0"/>
+            </w:pPr>
+            <w:r>
+              <w:t>91</w:t>
+            </w:r>
+          </w:p>
+        </w:tc>
+      </w:tr>
+      <w:tr>
+        <w:tc>
+          <w:tcPr>
+            <w:tcW w:w="0" w:type="auto"/>
+            <w:hideMark/>
+          </w:tcPr>
+          <w:p>
+            <w:pPr>
+              <w:pStyle w:val="af0"/>
+            </w:pPr>
+            <w:proofErr w:type="gramStart"/>
+            <w:r>
+              <w:t>РЕД</w:t>
+            </w:r>
+            <w:proofErr w:type="gramEnd"/>
+            <w:r>
+              <w:t xml:space="preserve"> Виртуализация</w:t>
+            </w:r>
+          </w:p>
+        </w:tc>
+        <w:tc>
+          <w:tcPr>
+            <w:tcW w:w="0" w:type="auto"/>
+            <w:hideMark/>
+          </w:tcPr>
+          <w:p>
+            <w:pPr>
+              <w:pStyle w:val="af0"/>
+            </w:pPr>
+            <w:r>
+              <w:t>Коммерческая</w:t>
+            </w:r>
+          </w:p>
+        </w:tc>
+        <w:tc>
+          <w:tcPr>
+            <w:tcW w:w="0" w:type="auto"/>
+            <w:hideMark/>
+          </w:tcPr>
+          <w:p>
+            <w:pPr>
+              <w:pStyle w:val="af0"/>
+            </w:pPr>
+            <w:r>
+              <w:t xml:space="preserve">Да, </w:t>
+            </w:r>
+            <w:r>
+              <w:t>Коммерческая техподдержка РЕД СОФТ через телефон и портал; заявлена поддержка 24/7</w:t>
+            </w:r>
+          </w:p>
+        </w:tc>
+        <w:tc>
+          <w:tcPr>
+            <w:tcW w:w="0" w:type="auto"/>
+          </w:tcPr>
+          <w:p>
+            <w:pPr>
+              <w:pStyle w:val="af0"/>
+            </w:pPr>
+            <w:proofErr w:type="spellStart"/>
+            <w:r>
+              <w:t>oVirt</w:t>
+            </w:r>
+            <w:proofErr w:type="spellEnd"/>
+            <w:r>
+              <w:t>-шаблоны, REST API</w:t>
+            </w:r>
+          </w:p>
+        </w:tc>
+        <w:tc>
+          <w:tcPr>
+            <w:tcW w:w="0" w:type="auto"/>
+          </w:tcPr>
+          <w:p>
+            <w:pPr>
+              <w:pStyle w:val="af0"/>
+            </w:pPr>
+            <w:r>
+              <w:t>Средние–высокие: обучение РЕД СОФТ</w:t>
+            </w:r>
+          </w:p>
+        </w:tc>
+        <w:tc>
+          <w:tcPr>
+            <w:tcW w:w="0" w:type="auto"/>
+          </w:tcPr>
+          <w:p>
+            <w:pPr>
+              <w:pStyle w:val="af0"/>
+            </w:pPr>
+            <w:r>
+              <w:t>81</w:t>
+            </w:r>
+          </w:p>
+        </w:tc>
+      </w:tr>
+    </w:tbl>
+    <w:p>
+      <w:r>
+        <w:t xml:space="preserve">Для наших задач подходят </w:t>
+      </w:r>
+      <w:proofErr w:type="spellStart"/>
+      <w:r>
+        <w:t>zVirt</w:t>
+      </w:r>
+      <w:proofErr w:type="spellEnd"/>
+      <w:r>
+        <w:t xml:space="preserve">, </w:t>
+      </w:r>
+      <w:r>
+        <w:t>Альт Виртуализация</w:t>
+      </w:r>
+      <w:r>
+        <w:t xml:space="preserve">, </w:t>
+      </w:r>
+      <w:r>
+        <w:t>РЕД Виртуализация</w:t>
+      </w:r>
+      <w:r>
+        <w:t xml:space="preserve">. Поэтому стоит ориентирования на партнёров и интеграций </w:t>
+      </w:r>
+      <w:proofErr w:type="gramStart"/>
+      <w:r>
+        <w:t xml:space="preserve">с </w:t>
+      </w:r>
+      <w:proofErr w:type="spellStart"/>
+      <w:r>
+        <w:t>схд</w:t>
+      </w:r>
+      <w:proofErr w:type="spellEnd"/>
+      <w:proofErr w:type="gramEnd"/>
+      <w:r>
+        <w:t xml:space="preserve"> и СРК.</w:t>
+      </w:r>
+    </w:p>
+    <w:p>
+      <w:pPr>
+        <w:rPr>
+          <w:lang w:val="en-US"/>
+        </w:rPr>
+      </w:pPr>
+      <w:proofErr w:type="spellStart"/>
+      <w:r>
+        <w:t>zVirt</w:t>
+      </w:r>
+      <w:proofErr w:type="spellEnd"/>
+      <w:r>
+        <w:t xml:space="preserve"> целесообразно выбрать как основную платформу виртуализации, поскольку она лучше соответствует требованиям проекта к отказоустойчивости, автоматическому восстановлению, централизованному управлению и снижению эксплуатационной сложности. В отличие от Альт Виртуализация, </w:t>
+      </w:r>
+      <w:proofErr w:type="spellStart"/>
+      <w:r>
+        <w:t>zVirt</w:t>
+      </w:r>
+      <w:proofErr w:type="spellEnd"/>
+      <w:r>
+        <w:t xml:space="preserve"> представляет собой более цельную платформу управления, а по сравнению с РЕД Виртуализация — сильнее ориентирована на сценарии DR, репликации и сетевой изоляции</w:t>
+      </w:r>
+      <w:r>
+        <w:t>.</w:t>
       </w:r>
     </w:p>
     <w:p>
@@ -5144,6 +6247,7 @@
           <w:ilvl w:val="0"/>
           <w:numId w:val="7"/>
         </w:numPr>
+        <w:ind w:left="360"/>
       </w:pPr>
       <w:r>
         <w:t>8+</w:t>
@@ -5174,6 +6278,773 @@
       <w:proofErr w:type="spellEnd"/>
       <w:r>
         <w:t>.</w:t>
+      </w:r>
+    </w:p>
+    <w:p>
+      <w:pPr>
+        <w:pStyle w:val="2"/>
+        <w:rPr>
+          <w:lang w:val="en-US"/>
+        </w:rPr>
+      </w:pPr>
+      <w:r>
+        <w:t xml:space="preserve">Подсчет </w:t>
+      </w:r>
+      <w:r>
+        <w:t>объема хранилища</w:t>
+      </w:r>
+    </w:p>
+    <w:p>
+      <w:pPr>
+        <w:ind w:left="360"/>
+        <w:rPr>
+          <w:b/>
+          <w:bCs/>
+        </w:rPr>
+      </w:pPr>
+      <w:r>
+        <w:rPr>
+          <w:b/>
+          <w:bCs/>
+        </w:rPr>
+        <w:t>Ежемесячный</w:t>
+      </w:r>
+      <w:r>
+        <w:rPr>
+          <w:b/>
+          <w:bCs/>
+        </w:rPr>
+        <w:t xml:space="preserve"> </w:t>
+      </w:r>
+      <w:r>
+        <w:rPr>
+          <w:b/>
+          <w:bCs/>
+        </w:rPr>
+        <w:t>прирост</w:t>
+      </w:r>
+      <w:r>
+        <w:rPr>
+          <w:b/>
+          <w:bCs/>
+        </w:rPr>
+        <w:t xml:space="preserve"> </w:t>
+      </w:r>
+      <w:r>
+        <w:rPr>
+          <w:b/>
+          <w:bCs/>
+        </w:rPr>
+        <w:t>неструктурированных</w:t>
+      </w:r>
+      <w:r>
+        <w:rPr>
+          <w:b/>
+          <w:bCs/>
+        </w:rPr>
+        <w:t xml:space="preserve"> </w:t>
+      </w:r>
+      <w:r>
+        <w:rPr>
+          <w:b/>
+          <w:bCs/>
+        </w:rPr>
+        <w:t>данных</w:t>
+      </w:r>
+      <w:r>
+        <w:rPr>
+          <w:b/>
+          <w:bCs/>
+        </w:rPr>
+        <w:t xml:space="preserve"> </w:t>
+      </w:r>
+      <w:r>
+        <w:rPr>
+          <w:b/>
+          <w:bCs/>
+        </w:rPr>
+        <w:t>(</w:t>
+      </w:r>
+      <w:proofErr w:type="spellStart"/>
+      <w:r>
+        <w:rPr>
+          <w:b/>
+          <w:bCs/>
+        </w:rPr>
+        <w:t>Raw</w:t>
+      </w:r>
+      <w:proofErr w:type="spellEnd"/>
+      <w:r>
+        <w:rPr>
+          <w:b/>
+          <w:bCs/>
+        </w:rPr>
+        <w:t>):</w:t>
+      </w:r>
+    </w:p>
+    <w:p>
+      <w:pPr>
+        <w:ind w:left="360"/>
+        <w:rPr>
+          <w:b/>
+          <w:bCs/>
+        </w:rPr>
+      </w:pPr>
+      <w:r>
+        <w:rPr>
+          <w:b/>
+          <w:bCs/>
+        </w:rPr>
+        <w:t>1</w:t>
+      </w:r>
+      <w:r>
+        <w:rPr>
+          <w:b/>
+          <w:bCs/>
+        </w:rPr>
+        <w:noBreakHyphen/>
+        <w:t>й</w:t>
+      </w:r>
+      <w:r>
+        <w:rPr>
+          <w:b/>
+          <w:bCs/>
+        </w:rPr>
+        <w:t xml:space="preserve"> </w:t>
+      </w:r>
+      <w:r>
+        <w:rPr>
+          <w:b/>
+          <w:bCs/>
+        </w:rPr>
+        <w:t>год</w:t>
+      </w:r>
+      <w:r>
+        <w:rPr>
+          <w:b/>
+          <w:bCs/>
+        </w:rPr>
+        <w:t xml:space="preserve"> </w:t>
+      </w:r>
+      <w:r>
+        <w:rPr>
+          <w:b/>
+          <w:bCs/>
+        </w:rPr>
+        <w:t>–</w:t>
+      </w:r>
+      <w:r>
+        <w:rPr>
+          <w:b/>
+          <w:bCs/>
+        </w:rPr>
+        <w:t xml:space="preserve"> </w:t>
+      </w:r>
+      <w:r>
+        <w:rPr>
+          <w:b/>
+          <w:bCs/>
+        </w:rPr>
+        <w:t>650</w:t>
+      </w:r>
+      <w:r>
+        <w:rPr>
+          <w:b/>
+          <w:bCs/>
+        </w:rPr>
+        <w:t xml:space="preserve"> </w:t>
+      </w:r>
+      <w:r>
+        <w:rPr>
+          <w:b/>
+          <w:bCs/>
+        </w:rPr>
+        <w:t>ГБ/мес,</w:t>
+      </w:r>
+      <w:r>
+        <w:rPr>
+          <w:b/>
+          <w:bCs/>
+        </w:rPr>
+        <w:t xml:space="preserve"> </w:t>
+      </w:r>
+      <w:r>
+        <w:rPr>
+          <w:b/>
+          <w:bCs/>
+        </w:rPr>
+        <w:t>далее</w:t>
+      </w:r>
+      <w:r>
+        <w:rPr>
+          <w:b/>
+          <w:bCs/>
+        </w:rPr>
+        <w:t xml:space="preserve"> </w:t>
+      </w:r>
+      <w:r>
+        <w:rPr>
+          <w:b/>
+          <w:bCs/>
+        </w:rPr>
+        <w:t>+10</w:t>
+      </w:r>
+      <w:r>
+        <w:rPr>
+          <w:b/>
+          <w:bCs/>
+        </w:rPr>
+        <w:t xml:space="preserve"> </w:t>
+      </w:r>
+      <w:r>
+        <w:rPr>
+          <w:b/>
+          <w:bCs/>
+        </w:rPr>
+        <w:t>%</w:t>
+      </w:r>
+      <w:r>
+        <w:rPr>
+          <w:b/>
+          <w:bCs/>
+        </w:rPr>
+        <w:t xml:space="preserve"> </w:t>
+      </w:r>
+      <w:r>
+        <w:rPr>
+          <w:b/>
+          <w:bCs/>
+        </w:rPr>
+        <w:t>в</w:t>
+      </w:r>
+      <w:r>
+        <w:rPr>
+          <w:b/>
+          <w:bCs/>
+        </w:rPr>
+        <w:t xml:space="preserve"> </w:t>
+      </w:r>
+      <w:r>
+        <w:rPr>
+          <w:b/>
+          <w:bCs/>
+        </w:rPr>
+        <w:t>год.</w:t>
+      </w:r>
+    </w:p>
+    <w:p>
+      <w:pPr>
+        <w:ind w:left="360"/>
+        <w:rPr>
+          <w:b/>
+          <w:bCs/>
+        </w:rPr>
+      </w:pPr>
+      <w:proofErr w:type="spellStart"/>
+      <w:r>
+        <w:rPr>
+          <w:b/>
+          <w:bCs/>
+        </w:rPr>
+        <w:t>Raw</w:t>
+      </w:r>
+      <w:proofErr w:type="spellEnd"/>
+      <w:r>
+        <w:rPr>
+          <w:b/>
+          <w:bCs/>
+        </w:rPr>
+        <w:t xml:space="preserve"> </w:t>
+      </w:r>
+      <w:r>
+        <w:rPr>
+          <w:b/>
+          <w:bCs/>
+        </w:rPr>
+        <w:t>→</w:t>
+      </w:r>
+      <w:r>
+        <w:rPr>
+          <w:b/>
+          <w:bCs/>
+        </w:rPr>
+        <w:t xml:space="preserve"> </w:t>
+      </w:r>
+      <w:r>
+        <w:rPr>
+          <w:b/>
+          <w:bCs/>
+        </w:rPr>
+        <w:t>после</w:t>
+      </w:r>
+      <w:r>
+        <w:rPr>
+          <w:b/>
+          <w:bCs/>
+        </w:rPr>
+        <w:t xml:space="preserve"> </w:t>
+      </w:r>
+      <w:r>
+        <w:rPr>
+          <w:b/>
+          <w:bCs/>
+        </w:rPr>
+        <w:t>Spark</w:t>
+      </w:r>
+      <w:r>
+        <w:rPr>
+          <w:b/>
+          <w:bCs/>
+        </w:rPr>
+        <w:t xml:space="preserve"> </w:t>
+      </w:r>
+      <w:r>
+        <w:rPr>
+          <w:b/>
+          <w:bCs/>
+        </w:rPr>
+        <w:t>(×0,5)</w:t>
+      </w:r>
+      <w:r>
+        <w:rPr>
+          <w:b/>
+          <w:bCs/>
+        </w:rPr>
+        <w:t xml:space="preserve"> </w:t>
+      </w:r>
+      <w:r>
+        <w:rPr>
+          <w:b/>
+          <w:bCs/>
+        </w:rPr>
+        <w:t>→</w:t>
+      </w:r>
+      <w:r>
+        <w:rPr>
+          <w:b/>
+          <w:bCs/>
+        </w:rPr>
+        <w:t xml:space="preserve"> </w:t>
+      </w:r>
+      <w:r>
+        <w:rPr>
+          <w:b/>
+          <w:bCs/>
+        </w:rPr>
+        <w:t>после</w:t>
+      </w:r>
+      <w:r>
+        <w:rPr>
+          <w:b/>
+          <w:bCs/>
+        </w:rPr>
+        <w:t xml:space="preserve"> </w:t>
+      </w:r>
+      <w:proofErr w:type="spellStart"/>
+      <w:r>
+        <w:rPr>
+          <w:b/>
+          <w:bCs/>
+        </w:rPr>
+        <w:t>ClickHouse</w:t>
+      </w:r>
+      <w:proofErr w:type="spellEnd"/>
+      <w:r>
+        <w:rPr>
+          <w:b/>
+          <w:bCs/>
+        </w:rPr>
+        <w:t xml:space="preserve"> </w:t>
+      </w:r>
+      <w:r>
+        <w:rPr>
+          <w:b/>
+          <w:bCs/>
+        </w:rPr>
+        <w:t>(×0,5).</w:t>
+      </w:r>
+      <w:r>
+        <w:rPr>
+          <w:b/>
+          <w:bCs/>
+        </w:rPr>
+        <w:t xml:space="preserve"> </w:t>
+      </w:r>
+      <w:r>
+        <w:rPr>
+          <w:b/>
+          <w:bCs/>
+        </w:rPr>
+        <w:t>Итоговый</w:t>
+      </w:r>
+      <w:r>
+        <w:rPr>
+          <w:b/>
+          <w:bCs/>
+        </w:rPr>
+        <w:t xml:space="preserve"> </w:t>
+      </w:r>
+      <w:r>
+        <w:rPr>
+          <w:b/>
+          <w:bCs/>
+        </w:rPr>
+        <w:t>месячный</w:t>
+      </w:r>
+      <w:r>
+        <w:rPr>
+          <w:b/>
+          <w:bCs/>
+        </w:rPr>
+        <w:t xml:space="preserve"> </w:t>
+      </w:r>
+      <w:r>
+        <w:rPr>
+          <w:b/>
+          <w:bCs/>
+        </w:rPr>
+        <w:t>прирост</w:t>
+      </w:r>
+      <w:r>
+        <w:rPr>
+          <w:b/>
+          <w:bCs/>
+        </w:rPr>
+        <w:t xml:space="preserve"> </w:t>
+      </w:r>
+      <w:r>
+        <w:rPr>
+          <w:b/>
+          <w:bCs/>
+        </w:rPr>
+        <w:t>всех</w:t>
+      </w:r>
+      <w:r>
+        <w:rPr>
+          <w:b/>
+          <w:bCs/>
+        </w:rPr>
+        <w:t xml:space="preserve"> </w:t>
+      </w:r>
+      <w:r>
+        <w:rPr>
+          <w:b/>
+          <w:bCs/>
+        </w:rPr>
+        <w:t>слоёв:</w:t>
+      </w:r>
+    </w:p>
+    <w:p>
+      <w:pPr>
+        <w:ind w:left="360"/>
+        <w:rPr>
+          <w:b/>
+          <w:bCs/>
+          <w:lang w:val="en-US"/>
+        </w:rPr>
+      </w:pPr>
+      <w:proofErr w:type="spellStart"/>
+      <w:r>
+        <w:rPr>
+          <w:b/>
+          <w:bCs/>
+        </w:rPr>
+        <w:lastRenderedPageBreak/>
+        <w:t>Δ_total</w:t>
+      </w:r>
+      <w:proofErr w:type="spellEnd"/>
+      <w:r>
+        <w:rPr>
+          <w:b/>
+          <w:bCs/>
+        </w:rPr>
+        <w:t xml:space="preserve"> </w:t>
+      </w:r>
+      <w:r>
+        <w:rPr>
+          <w:b/>
+          <w:bCs/>
+        </w:rPr>
+        <w:t>=</w:t>
+      </w:r>
+      <w:r>
+        <w:rPr>
+          <w:b/>
+          <w:bCs/>
+        </w:rPr>
+        <w:t xml:space="preserve"> </w:t>
+      </w:r>
+      <w:r>
+        <w:rPr>
+          <w:b/>
+          <w:bCs/>
+        </w:rPr>
+        <w:t>1,75</w:t>
+      </w:r>
+      <w:r>
+        <w:rPr>
+          <w:b/>
+          <w:bCs/>
+        </w:rPr>
+        <w:t xml:space="preserve"> </w:t>
+      </w:r>
+      <w:r>
+        <w:rPr>
+          <w:b/>
+          <w:bCs/>
+        </w:rPr>
+        <w:t>×</w:t>
+      </w:r>
+      <w:r>
+        <w:rPr>
+          <w:b/>
+          <w:bCs/>
+        </w:rPr>
+        <w:t xml:space="preserve"> </w:t>
+      </w:r>
+      <w:proofErr w:type="spellStart"/>
+      <w:r>
+        <w:rPr>
+          <w:b/>
+          <w:bCs/>
+        </w:rPr>
+        <w:t>Δ_raw</w:t>
+      </w:r>
+      <w:proofErr w:type="spellEnd"/>
+      <w:r>
+        <w:rPr>
+          <w:b/>
+          <w:bCs/>
+        </w:rPr>
+        <w:t xml:space="preserve"> </w:t>
+      </w:r>
+      <w:r>
+        <w:rPr>
+          <w:b/>
+          <w:bCs/>
+        </w:rPr>
+        <w:t>(</w:t>
+      </w:r>
+      <w:proofErr w:type="spellStart"/>
+      <w:r>
+        <w:rPr>
+          <w:b/>
+          <w:bCs/>
+        </w:rPr>
+        <w:t>raw</w:t>
+      </w:r>
+      <w:proofErr w:type="spellEnd"/>
+      <w:r>
+        <w:rPr>
+          <w:b/>
+          <w:bCs/>
+        </w:rPr>
+        <w:t xml:space="preserve"> </w:t>
+      </w:r>
+      <w:r>
+        <w:rPr>
+          <w:b/>
+          <w:bCs/>
+        </w:rPr>
+        <w:t>+</w:t>
+      </w:r>
+      <w:r>
+        <w:rPr>
+          <w:b/>
+          <w:bCs/>
+        </w:rPr>
+        <w:t xml:space="preserve"> </w:t>
+      </w:r>
+      <w:proofErr w:type="spellStart"/>
+      <w:r>
+        <w:rPr>
+          <w:b/>
+          <w:bCs/>
+        </w:rPr>
+        <w:t>spark</w:t>
+      </w:r>
+      <w:proofErr w:type="spellEnd"/>
+      <w:r>
+        <w:rPr>
+          <w:b/>
+          <w:bCs/>
+        </w:rPr>
+        <w:t xml:space="preserve"> </w:t>
+      </w:r>
+      <w:r>
+        <w:rPr>
+          <w:b/>
+          <w:bCs/>
+        </w:rPr>
+        <w:t>+</w:t>
+      </w:r>
+      <w:r>
+        <w:rPr>
+          <w:b/>
+          <w:bCs/>
+        </w:rPr>
+        <w:t xml:space="preserve"> </w:t>
+      </w:r>
+      <w:proofErr w:type="spellStart"/>
+      <w:r>
+        <w:rPr>
+          <w:b/>
+          <w:bCs/>
+        </w:rPr>
+        <w:t>ch</w:t>
+      </w:r>
+      <w:proofErr w:type="spellEnd"/>
+      <w:r>
+        <w:rPr>
+          <w:b/>
+          <w:bCs/>
+        </w:rPr>
+        <w:t xml:space="preserve"> </w:t>
+      </w:r>
+      <w:r>
+        <w:rPr>
+          <w:b/>
+          <w:bCs/>
+        </w:rPr>
+        <w:t>+</w:t>
+      </w:r>
+      <w:r>
+        <w:rPr>
+          <w:b/>
+          <w:bCs/>
+        </w:rPr>
+        <w:t xml:space="preserve"> </w:t>
+      </w:r>
+      <w:r>
+        <w:rPr>
+          <w:b/>
+          <w:bCs/>
+        </w:rPr>
+        <w:t>незначительная</w:t>
+      </w:r>
+      <w:r>
+        <w:rPr>
+          <w:b/>
+          <w:bCs/>
+        </w:rPr>
+        <w:t xml:space="preserve"> </w:t>
+      </w:r>
+      <w:r>
+        <w:rPr>
+          <w:b/>
+          <w:bCs/>
+        </w:rPr>
+        <w:t>доля</w:t>
+      </w:r>
+      <w:r>
+        <w:rPr>
+          <w:b/>
+          <w:bCs/>
+        </w:rPr>
+        <w:t xml:space="preserve"> </w:t>
+      </w:r>
+      <w:r>
+        <w:rPr>
+          <w:b/>
+          <w:bCs/>
+        </w:rPr>
+        <w:t>метаданных).</w:t>
+      </w:r>
+    </w:p>
+    <w:p>
+      <w:pPr>
+        <w:ind w:left="360"/>
+        <w:rPr>
+          <w:b/>
+          <w:bCs/>
+        </w:rPr>
+      </w:pPr>
+      <w:r>
+        <w:rPr>
+          <w:b/>
+          <w:bCs/>
+        </w:rPr>
+        <w:t>Рост</w:t>
+      </w:r>
+      <w:r>
+        <w:rPr>
+          <w:b/>
+          <w:bCs/>
+        </w:rPr>
+        <w:t xml:space="preserve"> </w:t>
+      </w:r>
+      <w:r>
+        <w:rPr>
+          <w:b/>
+          <w:bCs/>
+        </w:rPr>
+        <w:t>по</w:t>
+      </w:r>
+      <w:r>
+        <w:rPr>
+          <w:b/>
+          <w:bCs/>
+        </w:rPr>
+        <w:t xml:space="preserve"> </w:t>
+      </w:r>
+      <w:r>
+        <w:rPr>
+          <w:b/>
+          <w:bCs/>
+        </w:rPr>
+        <w:t>годам:</w:t>
+      </w:r>
+    </w:p>
+    <w:p>
+      <w:pPr>
+        <w:ind w:left="360"/>
+        <w:rPr>
+          <w:b/>
+          <w:bCs/>
+          <w:lang w:val="en-US"/>
+        </w:rPr>
+      </w:pPr>
+      <w:r>
+        <w:rPr>
+          <w:b/>
+          <w:bCs/>
+          <w:noProof/>
+        </w:rPr>
+        <w:drawing>
+          <wp:inline distT="0" distB="0" distL="0" distR="0" wp14:anchorId="44B9978B" wp14:editId="1EF7866A">
+            <wp:extent cx="5940425" cy="581025"/>
+            <wp:effectExtent l="0" t="0" r="3175" b="9525"/>
+            <wp:docPr id="1969346043" name="Рисунок 1"/>
+            <wp:cNvGraphicFramePr>
+              <a:graphicFrameLocks xmlns:a="http://schemas.openxmlformats.org/drawingml/2006/main" noChangeAspect="1"/>
+            </wp:cNvGraphicFramePr>
+            <a:graphic xmlns:a="http://schemas.openxmlformats.org/drawingml/2006/main">
+              <a:graphicData uri="http://schemas.openxmlformats.org/drawingml/2006/picture">
+                <pic:pic xmlns:pic="http://schemas.openxmlformats.org/drawingml/2006/picture">
+                  <pic:nvPicPr>
+                    <pic:cNvPr id="1792615156" name=""/>
+                    <pic:cNvPicPr/>
+                  </pic:nvPicPr>
+                  <pic:blipFill>
+                    <a:blip r:embed="rId6"/>
+                    <a:stretch>
+                      <a:fillRect/>
+                    </a:stretch>
+                  </pic:blipFill>
+                  <pic:spPr>
+                    <a:xfrm>
+                      <a:off x="0" y="0"/>
+                      <a:ext cx="5940425" cy="581025"/>
+                    </a:xfrm>
+                    <a:prstGeom prst="rect">
+                      <a:avLst/>
+                    </a:prstGeom>
+                  </pic:spPr>
+                </pic:pic>
+              </a:graphicData>
+            </a:graphic>
+          </wp:inline>
+        </w:drawing>
       </w:r>
     </w:p>
     <w:p>
@@ -5181,7 +7052,6 @@
         <w:pStyle w:val="2"/>
       </w:pPr>
       <w:r>
-        <w:lastRenderedPageBreak/>
         <w:t>типы</w:t>
       </w:r>
       <w:r>
@@ -5990,6 +7860,511 @@
     </w:p>
     <w:p>
       <w:r>
+        <w:t xml:space="preserve">Сравнение Российских РСХД с </w:t>
+      </w:r>
+      <w:proofErr w:type="spellStart"/>
+      <w:r>
+        <w:t>ведорской</w:t>
+      </w:r>
+      <w:proofErr w:type="spellEnd"/>
+      <w:r>
+        <w:t xml:space="preserve"> поддержкой</w:t>
+      </w:r>
+      <w:r>
+        <w:t>:</w:t>
+      </w:r>
+    </w:p>
+    <w:tbl>
+      <w:tblPr>
+        <w:tblStyle w:val="af2"/>
+        <w:tblW w:w="0" w:type="auto"/>
+        <w:tblLook w:val="04A0" w:firstRow="1" w:lastRow="0" w:firstColumn="1" w:lastColumn="0" w:noHBand="0" w:noVBand="1"/>
+      </w:tblPr>
+      <w:tblGrid>
+        <w:gridCol w:w="2628"/>
+        <w:gridCol w:w="4001"/>
+        <w:gridCol w:w="2716"/>
+      </w:tblGrid>
+      <w:tr>
+        <w:tc>
+          <w:tcPr>
+            <w:tcW w:w="0" w:type="auto"/>
+            <w:hideMark/>
+          </w:tcPr>
+          <w:p>
+            <w:r>
+              <w:t>РСХД</w:t>
+            </w:r>
+          </w:p>
+        </w:tc>
+        <w:tc>
+          <w:tcPr>
+            <w:tcW w:w="0" w:type="auto"/>
+            <w:hideMark/>
+          </w:tcPr>
+          <w:p>
+            <w:r>
+              <w:t>TATLIN.OBJECT (YADRO)</w:t>
+            </w:r>
+          </w:p>
+        </w:tc>
+        <w:tc>
+          <w:tcPr>
+            <w:tcW w:w="0" w:type="auto"/>
+            <w:hideMark/>
+          </w:tcPr>
+          <w:p>
+            <w:r>
+              <w:t>МХД.О (</w:t>
+            </w:r>
+            <w:proofErr w:type="spellStart"/>
+            <w:r>
+              <w:t>Скала^р</w:t>
+            </w:r>
+            <w:proofErr w:type="spellEnd"/>
+            <w:r>
+              <w:t>)</w:t>
+            </w:r>
+          </w:p>
+        </w:tc>
+      </w:tr>
+      <w:tr>
+        <w:tc>
+          <w:tcPr>
+            <w:tcW w:w="0" w:type="auto"/>
+            <w:hideMark/>
+          </w:tcPr>
+          <w:p>
+            <w:r>
+              <w:t>Мин. число узлов</w:t>
+            </w:r>
+          </w:p>
+        </w:tc>
+        <w:tc>
+          <w:tcPr>
+            <w:tcW w:w="0" w:type="auto"/>
+            <w:hideMark/>
+          </w:tcPr>
+          <w:p>
+            <w:r>
+              <w:t>4 узла</w:t>
+            </w:r>
+          </w:p>
+        </w:tc>
+        <w:tc>
+          <w:tcPr>
+            <w:tcW w:w="0" w:type="auto"/>
+            <w:hideMark/>
+          </w:tcPr>
+          <w:p>
+            <w:r>
+              <w:rPr>
+                <w:lang w:val="en-US"/>
+              </w:rPr>
+              <w:t>5</w:t>
+            </w:r>
+            <w:r>
+              <w:t xml:space="preserve"> узлов</w:t>
+            </w:r>
+          </w:p>
+        </w:tc>
+      </w:tr>
+      <w:tr>
+        <w:tc>
+          <w:tcPr>
+            <w:tcW w:w="0" w:type="auto"/>
+            <w:hideMark/>
+          </w:tcPr>
+          <w:p>
+            <w:r>
+              <w:t>Масштабирование</w:t>
+            </w:r>
+          </w:p>
+        </w:tc>
+        <w:tc>
+          <w:tcPr>
+            <w:tcW w:w="0" w:type="auto"/>
+            <w:hideMark/>
+          </w:tcPr>
+          <w:p>
+            <w:r>
+              <w:t>до 100 узлов</w:t>
+            </w:r>
+          </w:p>
+        </w:tc>
+        <w:tc>
+          <w:tcPr>
+            <w:tcW w:w="0" w:type="auto"/>
+            <w:hideMark/>
+          </w:tcPr>
+          <w:p>
+            <w:r>
+              <w:t>до 64 ПБ сырых данных</w:t>
+            </w:r>
+          </w:p>
+        </w:tc>
+      </w:tr>
+      <w:tr>
+        <w:tc>
+          <w:tcPr>
+            <w:tcW w:w="0" w:type="auto"/>
+            <w:hideMark/>
+          </w:tcPr>
+          <w:p>
+            <w:r>
+              <w:t>S3 API</w:t>
+            </w:r>
+          </w:p>
+        </w:tc>
+        <w:tc>
+          <w:tcPr>
+            <w:tcW w:w="0" w:type="auto"/>
+            <w:hideMark/>
+          </w:tcPr>
+          <w:p>
+            <w:r>
+              <w:t>Да</w:t>
+            </w:r>
+          </w:p>
+        </w:tc>
+        <w:tc>
+          <w:tcPr>
+            <w:tcW w:w="0" w:type="auto"/>
+            <w:hideMark/>
+          </w:tcPr>
+          <w:p>
+            <w:pPr>
+              <w:rPr>
+                <w:rFonts w:ascii="Calibri" w:hAnsi="Calibri" w:cs="Calibri"/>
+              </w:rPr>
+            </w:pPr>
+            <w:r>
+              <w:rPr>
+                <w:rFonts w:ascii="Calibri" w:hAnsi="Calibri" w:cs="Calibri"/>
+              </w:rPr>
+              <w:t>Да</w:t>
+            </w:r>
+          </w:p>
+        </w:tc>
+      </w:tr>
+      <w:tr>
+        <w:tc>
+          <w:tcPr>
+            <w:tcW w:w="0" w:type="auto"/>
+            <w:hideMark/>
+          </w:tcPr>
+          <w:p>
+            <w:r>
+              <w:t>Производительность на узел</w:t>
+            </w:r>
+          </w:p>
+        </w:tc>
+        <w:tc>
+          <w:tcPr>
+            <w:tcW w:w="0" w:type="auto"/>
+            <w:hideMark/>
+          </w:tcPr>
+          <w:p>
+            <w:r>
+              <w:t>Не раскрыто</w:t>
+            </w:r>
+          </w:p>
+        </w:tc>
+        <w:tc>
+          <w:tcPr>
+            <w:tcW w:w="0" w:type="auto"/>
+            <w:hideMark/>
+          </w:tcPr>
+          <w:p>
+            <w:r>
+              <w:t xml:space="preserve">до 5 000 </w:t>
+            </w:r>
+            <w:proofErr w:type="spellStart"/>
+            <w:r>
+              <w:t>ops</w:t>
+            </w:r>
+            <w:proofErr w:type="spellEnd"/>
+            <w:r>
+              <w:t>/с (объекты 40 КБ)</w:t>
+            </w:r>
+          </w:p>
+        </w:tc>
+      </w:tr>
+      <w:tr>
+        <w:tc>
+          <w:tcPr>
+            <w:tcW w:w="0" w:type="auto"/>
+            <w:hideMark/>
+          </w:tcPr>
+          <w:p>
+            <w:r>
+              <w:t>SSD-кэш</w:t>
+            </w:r>
+          </w:p>
+        </w:tc>
+        <w:tc>
+          <w:tcPr>
+            <w:tcW w:w="0" w:type="auto"/>
+            <w:hideMark/>
+          </w:tcPr>
+          <w:p>
+            <w:r>
+              <w:t xml:space="preserve"> SSD+HDD (кэш чтения и записи)</w:t>
+            </w:r>
+          </w:p>
+        </w:tc>
+        <w:tc>
+          <w:tcPr>
+            <w:tcW w:w="0" w:type="auto"/>
+            <w:hideMark/>
+          </w:tcPr>
+          <w:p>
+            <w:r>
+              <w:t>Зависит от конфигурации</w:t>
+            </w:r>
+          </w:p>
+        </w:tc>
+      </w:tr>
+      <w:tr>
+        <w:tc>
+          <w:tcPr>
+            <w:tcW w:w="0" w:type="auto"/>
+            <w:hideMark/>
+          </w:tcPr>
+          <w:p>
+            <w:r>
+              <w:t>Сеть</w:t>
+            </w:r>
+          </w:p>
+        </w:tc>
+        <w:tc>
+          <w:tcPr>
+            <w:tcW w:w="0" w:type="auto"/>
+            <w:hideMark/>
+          </w:tcPr>
+          <w:p>
+            <w:r>
+              <w:t>Ethernet 10/25 Гбит/с</w:t>
+            </w:r>
+          </w:p>
+        </w:tc>
+        <w:tc>
+          <w:tcPr>
+            <w:tcW w:w="0" w:type="auto"/>
+            <w:hideMark/>
+          </w:tcPr>
+          <w:p>
+            <w:r>
+              <w:t>Не раскрыто</w:t>
+            </w:r>
+          </w:p>
+        </w:tc>
+      </w:tr>
+      <w:tr>
+        <w:tc>
+          <w:tcPr>
+            <w:tcW w:w="0" w:type="auto"/>
+            <w:hideMark/>
+          </w:tcPr>
+          <w:p>
+            <w:r>
+              <w:t>Сертификат ФСТЭК</w:t>
+            </w:r>
+          </w:p>
+        </w:tc>
+        <w:tc>
+          <w:tcPr>
+            <w:tcW w:w="0" w:type="auto"/>
+            <w:hideMark/>
+          </w:tcPr>
+          <w:p>
+            <w:pPr>
+              <w:rPr>
+                <w:rFonts w:ascii="Calibri" w:hAnsi="Calibri" w:cs="Calibri"/>
+              </w:rPr>
+            </w:pPr>
+            <w:r>
+              <w:rPr>
+                <w:rFonts w:ascii="Calibri" w:hAnsi="Calibri" w:cs="Calibri"/>
+              </w:rPr>
+              <w:t>Да</w:t>
+            </w:r>
+          </w:p>
+        </w:tc>
+        <w:tc>
+          <w:tcPr>
+            <w:tcW w:w="0" w:type="auto"/>
+            <w:hideMark/>
+          </w:tcPr>
+          <w:p>
+            <w:pPr>
+              <w:rPr>
+                <w:rFonts w:ascii="Calibri" w:hAnsi="Calibri" w:cs="Calibri"/>
+              </w:rPr>
+            </w:pPr>
+            <w:r>
+              <w:rPr>
+                <w:rFonts w:ascii="Calibri" w:hAnsi="Calibri" w:cs="Calibri"/>
+              </w:rPr>
+              <w:t>Нет</w:t>
+            </w:r>
+          </w:p>
+        </w:tc>
+      </w:tr>
+      <w:tr>
+        <w:tc>
+          <w:tcPr>
+            <w:tcW w:w="0" w:type="auto"/>
+            <w:hideMark/>
+          </w:tcPr>
+          <w:p>
+            <w:r>
+              <w:t>Шифрование</w:t>
+            </w:r>
+          </w:p>
+        </w:tc>
+        <w:tc>
+          <w:tcPr>
+            <w:tcW w:w="0" w:type="auto"/>
+            <w:hideMark/>
+          </w:tcPr>
+          <w:p>
+            <w:r>
+              <w:rPr>
+                <w:rFonts w:ascii="Calibri" w:hAnsi="Calibri" w:cs="Calibri"/>
+              </w:rPr>
+              <w:t>Да</w:t>
+            </w:r>
+          </w:p>
+        </w:tc>
+        <w:tc>
+          <w:tcPr>
+            <w:tcW w:w="0" w:type="auto"/>
+            <w:hideMark/>
+          </w:tcPr>
+          <w:p>
+            <w:r>
+              <w:rPr>
+                <w:rFonts w:ascii="Calibri" w:hAnsi="Calibri" w:cs="Calibri"/>
+              </w:rPr>
+              <w:t>Да</w:t>
+            </w:r>
+          </w:p>
+        </w:tc>
+      </w:tr>
+      <w:tr>
+        <w:tc>
+          <w:tcPr>
+            <w:tcW w:w="0" w:type="auto"/>
+            <w:hideMark/>
+          </w:tcPr>
+          <w:p>
+            <w:r>
+              <w:lastRenderedPageBreak/>
+              <w:t>Готовые интеграции</w:t>
+            </w:r>
+          </w:p>
+        </w:tc>
+        <w:tc>
+          <w:tcPr>
+            <w:tcW w:w="0" w:type="auto"/>
+            <w:hideMark/>
+          </w:tcPr>
+          <w:p>
+            <w:pPr>
+              <w:rPr>
+                <w:lang w:val="en-US"/>
+              </w:rPr>
+            </w:pPr>
+            <w:r>
+              <w:rPr>
+                <w:lang w:val="en-US"/>
+              </w:rPr>
+              <w:t xml:space="preserve">TATLIN.SATELLITES: </w:t>
+            </w:r>
+            <w:proofErr w:type="spellStart"/>
+            <w:r>
+              <w:rPr>
+                <w:lang w:val="en-US"/>
+              </w:rPr>
+              <w:t>PostgresPro</w:t>
+            </w:r>
+            <w:proofErr w:type="spellEnd"/>
+            <w:r>
+              <w:rPr>
+                <w:lang w:val="en-US"/>
+              </w:rPr>
+              <w:t xml:space="preserve">, </w:t>
+            </w:r>
+            <w:proofErr w:type="spellStart"/>
+            <w:r>
+              <w:rPr>
+                <w:lang w:val="en-US"/>
+              </w:rPr>
+              <w:t>RuBackup</w:t>
+            </w:r>
+            <w:proofErr w:type="spellEnd"/>
+            <w:r>
+              <w:rPr>
+                <w:lang w:val="en-US"/>
+              </w:rPr>
+              <w:t xml:space="preserve">, </w:t>
+            </w:r>
+            <w:proofErr w:type="spellStart"/>
+            <w:r>
+              <w:rPr>
+                <w:lang w:val="en-US"/>
+              </w:rPr>
+              <w:t>Arenadata</w:t>
+            </w:r>
+            <w:proofErr w:type="spellEnd"/>
+            <w:r>
+              <w:rPr>
+                <w:lang w:val="en-US"/>
+              </w:rPr>
+              <w:t xml:space="preserve">, </w:t>
+            </w:r>
+            <w:proofErr w:type="spellStart"/>
+            <w:r>
+              <w:t>Кибер</w:t>
+            </w:r>
+            <w:proofErr w:type="spellEnd"/>
+            <w:r>
+              <w:rPr>
+                <w:lang w:val="en-US"/>
+              </w:rPr>
+              <w:t xml:space="preserve"> </w:t>
+            </w:r>
+            <w:r>
+              <w:t>Бэкап</w:t>
+            </w:r>
+          </w:p>
+        </w:tc>
+        <w:tc>
+          <w:tcPr>
+            <w:tcW w:w="0" w:type="auto"/>
+            <w:hideMark/>
+          </w:tcPr>
+          <w:p>
+            <w:proofErr w:type="spellStart"/>
+            <w:r>
+              <w:t>Скала^р</w:t>
+            </w:r>
+            <w:proofErr w:type="spellEnd"/>
+            <w:r>
+              <w:t xml:space="preserve"> Спектр S3, экосистема </w:t>
+            </w:r>
+            <w:proofErr w:type="spellStart"/>
+            <w:r>
+              <w:t>Скала^р</w:t>
+            </w:r>
+            <w:proofErr w:type="spellEnd"/>
+          </w:p>
+        </w:tc>
+      </w:tr>
+    </w:tbl>
+    <w:p>
+      <w:r>
         <w:t>В</w:t>
       </w:r>
       <w:r>
@@ -6044,6 +8419,35 @@
       </w:r>
       <w:r>
         <w:t>TATLIN.OBJECT</w:t>
+      </w:r>
+      <w:r>
+        <w:t xml:space="preserve">, </w:t>
+      </w:r>
+      <w:proofErr w:type="gramStart"/>
+      <w:r>
+        <w:t>т.к</w:t>
+      </w:r>
+      <w:proofErr w:type="gramEnd"/>
+      <w:r>
+        <w:t xml:space="preserve"> для он имеет больше полезных </w:t>
+      </w:r>
+      <w:r>
+        <w:t>интеграци</w:t>
+      </w:r>
+      <w:r>
+        <w:t xml:space="preserve">й, </w:t>
+      </w:r>
+      <w:r>
+        <w:t>Сертификат ФСТЭК</w:t>
+      </w:r>
+      <w:r>
+        <w:t xml:space="preserve"> и </w:t>
+      </w:r>
+      <w:r>
+        <w:t>SSD-кэш</w:t>
+      </w:r>
+      <w:r>
+        <w:t>.</w:t>
       </w:r>
     </w:p>
     <w:p>
@@ -6340,71 +8744,6 @@
       </w:r>
       <w:r>
         <w:t>лимиты</w:t>
-      </w:r>
-    </w:p>
-    <w:p>
-      <w:r>
-        <w:t>это</w:t>
-      </w:r>
-      <w:r>
-        <w:t xml:space="preserve"> </w:t>
-      </w:r>
-      <w:r>
-        <w:t>может</w:t>
-      </w:r>
-      <w:r>
-        <w:t xml:space="preserve"> </w:t>
-      </w:r>
-      <w:r>
-        <w:t>быть</w:t>
-      </w:r>
-      <w:r>
-        <w:t xml:space="preserve"> </w:t>
-      </w:r>
-      <w:r>
-        <w:t>“премиум-альтернатива”,</w:t>
-      </w:r>
-      <w:r>
-        <w:t xml:space="preserve"> </w:t>
-      </w:r>
-      <w:r>
-        <w:t>но</w:t>
-      </w:r>
-      <w:r>
-        <w:t xml:space="preserve"> </w:t>
-      </w:r>
-      <w:r>
-        <w:t>не</w:t>
-      </w:r>
-      <w:r>
-        <w:t xml:space="preserve"> </w:t>
-      </w:r>
-      <w:r>
-        <w:t>лучший</w:t>
-      </w:r>
-      <w:r>
-        <w:t xml:space="preserve"> </w:t>
-      </w:r>
-      <w:r>
-        <w:t>вариант</w:t>
-      </w:r>
-      <w:r>
-        <w:t xml:space="preserve"> </w:t>
-      </w:r>
-      <w:r>
-        <w:t>по</w:t>
-      </w:r>
-      <w:r>
-        <w:t xml:space="preserve"> </w:t>
-      </w:r>
-      <w:r>
-        <w:t>балансу</w:t>
-      </w:r>
-      <w:r>
-        <w:t xml:space="preserve"> </w:t>
-      </w:r>
-      <w:r>
-        <w:t>цена/функциональность.</w:t>
       </w:r>
     </w:p>
     <w:p>
@@ -6833,7 +9172,6 @@
           <w:b/>
           <w:bCs/>
         </w:rPr>
-        <w:lastRenderedPageBreak/>
         <w:t>Не</w:t>
       </w:r>
       <w:r>
@@ -8360,6 +10698,7 @@
               <w:t xml:space="preserve"> </w:t>
             </w:r>
             <w:r>
+              <w:lastRenderedPageBreak/>
               <w:t>потерять</w:t>
             </w:r>
             <w:r>
@@ -8424,6 +10763,7 @@
               <w:pStyle w:val="af0"/>
             </w:pPr>
             <w:r>
+              <w:lastRenderedPageBreak/>
               <w:t>Основан</w:t>
             </w:r>
             <w:r>
@@ -8521,6 +10861,7 @@
               <w:t xml:space="preserve"> </w:t>
             </w:r>
             <w:r>
+              <w:lastRenderedPageBreak/>
               <w:t>строгая</w:t>
             </w:r>
             <w:r>
@@ -8596,6 +10937,7 @@
               <w:pStyle w:val="af0"/>
             </w:pPr>
             <w:r>
+              <w:lastRenderedPageBreak/>
               <w:t>ILM</w:t>
             </w:r>
             <w:r>
@@ -9438,7 +11780,6 @@
         <w:t xml:space="preserve"> </w:t>
       </w:r>
       <w:r>
-        <w:lastRenderedPageBreak/>
         <w:t>поддержки</w:t>
       </w:r>
       <w:r>
@@ -11002,6 +13343,7 @@
                 <w:b/>
                 <w:bCs/>
               </w:rPr>
+              <w:lastRenderedPageBreak/>
               <w:t>Кол-во</w:t>
             </w:r>
             <w:r>
@@ -13294,6 +15636,7 @@
         <w:rPr>
           <w:lang w:eastAsia="ru-RU"/>
         </w:rPr>
+        <w:lastRenderedPageBreak/>
         <w:t>Общий</w:t>
       </w:r>
       <w:r>
@@ -14336,7 +16679,6 @@
               <w:spacing w:line="278" w:lineRule="auto"/>
             </w:pPr>
             <w:r>
-              <w:lastRenderedPageBreak/>
               <w:t>Количество</w:t>
             </w:r>
             <w:r>
@@ -15818,7 +18160,11 @@
               <w:pStyle w:val="af0"/>
             </w:pPr>
             <w:r>
-              <w:t>Цена дисков для 1 ноды</w:t>
+              <w:t xml:space="preserve">Цена дисков для </w:t>
+            </w:r>
+            <w:r>
+              <w:lastRenderedPageBreak/>
+              <w:t>1 ноды</w:t>
             </w:r>
           </w:p>
         </w:tc>
@@ -15832,6 +18178,7 @@
               <w:pStyle w:val="af0"/>
             </w:pPr>
             <w:r>
+              <w:lastRenderedPageBreak/>
               <w:t>121 572,00 ₽</w:t>
             </w:r>
           </w:p>
@@ -16505,7 +18852,7 @@
           <w:lang w:eastAsia="ru-RU"/>
           <w14:ligatures w14:val="none"/>
         </w:rPr>
-        <w:t xml:space="preserve"> </w:t>
+        <w:t xml:space="preserve"> 11 484 470,00 ₽, </w:t>
       </w:r>
       <w:r>
         <w:rPr>
@@ -16517,7 +18864,7 @@
           <w:lang w:eastAsia="ru-RU"/>
           <w14:ligatures w14:val="none"/>
         </w:rPr>
-        <w:t>11 484 470,00 ₽</w:t>
+        <w:t xml:space="preserve">разница </w:t>
       </w:r>
       <w:r>
         <w:rPr>
@@ -16529,7 +18876,7 @@
           <w:lang w:eastAsia="ru-RU"/>
           <w14:ligatures w14:val="none"/>
         </w:rPr>
-        <w:t xml:space="preserve">, </w:t>
+        <w:t>3 167 042,00 ₽</w:t>
       </w:r>
       <w:r>
         <w:rPr>
@@ -16541,7 +18888,7 @@
           <w:lang w:eastAsia="ru-RU"/>
           <w14:ligatures w14:val="none"/>
         </w:rPr>
-        <w:t xml:space="preserve">разница </w:t>
+        <w:t xml:space="preserve">. За 5 лет разница достигнет </w:t>
       </w:r>
       <w:r>
         <w:rPr>
@@ -16553,7 +18900,7 @@
           <w:lang w:eastAsia="ru-RU"/>
           <w14:ligatures w14:val="none"/>
         </w:rPr>
-        <w:t>3 167 042,00 ₽</w:t>
+        <w:t>11 200 548,00 ₽</w:t>
       </w:r>
       <w:r>
         <w:rPr>
@@ -16565,9 +18912,636 @@
           <w:lang w:eastAsia="ru-RU"/>
           <w14:ligatures w14:val="none"/>
         </w:rPr>
-        <w:t xml:space="preserve">. За 5 лет разница достигнет </w:t>
-      </w:r>
-      <w:r>
+        <w:t>.</w:t>
+      </w:r>
+    </w:p>
+    <w:p>
+      <w:pPr>
+        <w:pStyle w:val="3"/>
+      </w:pPr>
+      <w:r>
+        <w:t>Сравнение</w:t>
+      </w:r>
+      <w:r>
+        <w:t xml:space="preserve"> </w:t>
+      </w:r>
+      <w:r>
+        <w:rPr>
+          <w:lang w:val="en-US"/>
+        </w:rPr>
+        <w:t>Garage</w:t>
+      </w:r>
+      <w:r>
+        <w:t xml:space="preserve"> </w:t>
+      </w:r>
+      <w:r>
+        <w:t>и</w:t>
+      </w:r>
+      <w:r>
+        <w:t xml:space="preserve"> </w:t>
+      </w:r>
+      <w:r>
+        <w:rPr>
+          <w:lang w:val="en-US"/>
+        </w:rPr>
+        <w:t>Ceph</w:t>
+      </w:r>
+    </w:p>
+    <w:p>
+      <w:r>
+        <w:t>Т.</w:t>
+      </w:r>
+      <w:proofErr w:type="gramStart"/>
+      <w:r>
+        <w:t>к</w:t>
+      </w:r>
+      <w:r>
+        <w:t xml:space="preserve"> </w:t>
+      </w:r>
+      <w:r>
+        <w:t>цена</w:t>
+      </w:r>
+      <w:proofErr w:type="gramEnd"/>
+      <w:r>
+        <w:t xml:space="preserve"> </w:t>
+      </w:r>
+      <w:r>
+        <w:t>закупки</w:t>
+      </w:r>
+      <w:r>
+        <w:t xml:space="preserve"> </w:t>
+      </w:r>
+      <w:r>
+        <w:t>и</w:t>
+      </w:r>
+      <w:r>
+        <w:t xml:space="preserve"> </w:t>
+      </w:r>
+      <w:r>
+        <w:t>цена</w:t>
+      </w:r>
+      <w:r>
+        <w:t xml:space="preserve"> </w:t>
+      </w:r>
+      <w:r>
+        <w:t>эксплуатации</w:t>
+      </w:r>
+      <w:r>
+        <w:t xml:space="preserve"> </w:t>
+      </w:r>
+      <w:r>
+        <w:t>вышли</w:t>
+      </w:r>
+      <w:r>
+        <w:t xml:space="preserve"> </w:t>
+      </w:r>
+      <w:r>
+        <w:t>примерно</w:t>
+      </w:r>
+      <w:r>
+        <w:t xml:space="preserve"> </w:t>
+      </w:r>
+      <w:r>
+        <w:t>одинаковыми</w:t>
+      </w:r>
+      <w:r>
+        <w:t xml:space="preserve"> </w:t>
+      </w:r>
+      <w:r>
+        <w:t>для</w:t>
+      </w:r>
+      <w:r>
+        <w:t xml:space="preserve"> </w:t>
+      </w:r>
+      <w:r>
+        <w:t>данной</w:t>
+      </w:r>
+      <w:r>
+        <w:t xml:space="preserve"> </w:t>
+      </w:r>
+      <w:r>
+        <w:t>работы</w:t>
+      </w:r>
+      <w:r>
+        <w:t xml:space="preserve"> </w:t>
+      </w:r>
+      <w:r>
+        <w:t>можно</w:t>
+      </w:r>
+      <w:r>
+        <w:t xml:space="preserve"> </w:t>
+      </w:r>
+      <w:r>
+        <w:t>выбрать</w:t>
+      </w:r>
+      <w:r>
+        <w:t xml:space="preserve"> </w:t>
+      </w:r>
+      <w:r>
+        <w:t>любой</w:t>
+      </w:r>
+      <w:r>
+        <w:t xml:space="preserve"> </w:t>
+      </w:r>
+      <w:r>
+        <w:t>из</w:t>
+      </w:r>
+      <w:r>
+        <w:t xml:space="preserve"> </w:t>
+      </w:r>
+      <w:r>
+        <w:t>вариантов.</w:t>
+      </w:r>
+      <w:r>
+        <w:t xml:space="preserve"> </w:t>
+      </w:r>
+      <w:r>
+        <w:t>Если</w:t>
+      </w:r>
+      <w:r>
+        <w:t xml:space="preserve"> </w:t>
+      </w:r>
+      <w:r>
+        <w:t>был</w:t>
+      </w:r>
+      <w:r>
+        <w:t xml:space="preserve"> </w:t>
+      </w:r>
+      <w:r>
+        <w:t>выбран</w:t>
+      </w:r>
+      <w:r>
+        <w:t xml:space="preserve"> </w:t>
+      </w:r>
+      <w:proofErr w:type="gramStart"/>
+      <w:r>
+        <w:rPr>
+          <w:lang w:val="en-US"/>
+        </w:rPr>
+        <w:t>Garage</w:t>
+      </w:r>
+      <w:proofErr w:type="gramEnd"/>
+      <w:r>
+        <w:t xml:space="preserve"> </w:t>
+      </w:r>
+      <w:r>
+        <w:t>то</w:t>
+      </w:r>
+      <w:r>
+        <w:t xml:space="preserve"> </w:t>
+      </w:r>
+      <w:r>
+        <w:t>заказчик</w:t>
+      </w:r>
+      <w:r>
+        <w:t xml:space="preserve"> </w:t>
+      </w:r>
+      <w:r>
+        <w:t>получит</w:t>
+      </w:r>
+      <w:r>
+        <w:t xml:space="preserve"> </w:t>
+      </w:r>
+      <w:r>
+        <w:t>более</w:t>
+      </w:r>
+      <w:r>
+        <w:t xml:space="preserve"> </w:t>
+      </w:r>
+      <w:r>
+        <w:t>быструю</w:t>
+      </w:r>
+      <w:r>
+        <w:t xml:space="preserve"> </w:t>
+      </w:r>
+      <w:r>
+        <w:t>РСХД</w:t>
+      </w:r>
+      <w:r>
+        <w:t xml:space="preserve"> </w:t>
+      </w:r>
+      <w:r>
+        <w:t>с</w:t>
+      </w:r>
+      <w:r>
+        <w:t xml:space="preserve"> </w:t>
+      </w:r>
+      <w:r>
+        <w:t>огромным</w:t>
+      </w:r>
+      <w:r>
+        <w:t xml:space="preserve"> </w:t>
+      </w:r>
+      <w:r>
+        <w:t>количеством</w:t>
+      </w:r>
+      <w:r>
+        <w:t xml:space="preserve"> </w:t>
+      </w:r>
+      <w:proofErr w:type="spellStart"/>
+      <w:r>
+        <w:rPr>
+          <w:lang w:val="en-US"/>
+        </w:rPr>
+        <w:t>IOps</w:t>
+      </w:r>
+      <w:proofErr w:type="spellEnd"/>
+      <w:r>
+        <w:t>.</w:t>
+      </w:r>
+      <w:r>
+        <w:t xml:space="preserve"> </w:t>
+      </w:r>
+      <w:r>
+        <w:t>Если</w:t>
+      </w:r>
+      <w:r>
+        <w:t xml:space="preserve"> </w:t>
+      </w:r>
+      <w:r>
+        <w:t>заказчик</w:t>
+      </w:r>
+      <w:r>
+        <w:t xml:space="preserve"> </w:t>
+      </w:r>
+      <w:r>
+        <w:t>выберет</w:t>
+      </w:r>
+      <w:r>
+        <w:t xml:space="preserve"> </w:t>
+      </w:r>
+      <w:proofErr w:type="gramStart"/>
+      <w:r>
+        <w:rPr>
+          <w:lang w:val="en-US"/>
+        </w:rPr>
+        <w:t>Ceph</w:t>
+      </w:r>
+      <w:proofErr w:type="gramEnd"/>
+      <w:r>
+        <w:t xml:space="preserve"> </w:t>
+      </w:r>
+      <w:r>
+        <w:t>то</w:t>
+      </w:r>
+      <w:r>
+        <w:t xml:space="preserve"> </w:t>
+      </w:r>
+      <w:r>
+        <w:t>получит</w:t>
+      </w:r>
+      <w:r>
+        <w:t xml:space="preserve"> </w:t>
+      </w:r>
+      <w:r>
+        <w:t>решение</w:t>
+      </w:r>
+      <w:r>
+        <w:t xml:space="preserve"> </w:t>
+      </w:r>
+      <w:r>
+        <w:t>способное</w:t>
+      </w:r>
+      <w:r>
+        <w:t xml:space="preserve"> </w:t>
+      </w:r>
+      <w:r>
+        <w:t>масштабироваться</w:t>
+      </w:r>
+      <w:r>
+        <w:t xml:space="preserve"> </w:t>
+      </w:r>
+      <w:r>
+        <w:t>до</w:t>
+      </w:r>
+      <w:r>
+        <w:t xml:space="preserve"> </w:t>
+      </w:r>
+      <w:r>
+        <w:t>петабайтов</w:t>
+      </w:r>
+      <w:r>
+        <w:t xml:space="preserve"> </w:t>
+      </w:r>
+      <w:r>
+        <w:t>данных.</w:t>
+      </w:r>
+    </w:p>
+    <w:p>
+      <w:r>
+        <w:t>Для</w:t>
+      </w:r>
+      <w:r>
+        <w:t xml:space="preserve"> </w:t>
+      </w:r>
+      <w:r>
+        <w:t>текущей</w:t>
+      </w:r>
+      <w:r>
+        <w:t xml:space="preserve"> </w:t>
+      </w:r>
+      <w:r>
+        <w:t>работы</w:t>
+      </w:r>
+      <w:r>
+        <w:t xml:space="preserve"> </w:t>
+      </w:r>
+      <w:r>
+        <w:t>окончательно</w:t>
+      </w:r>
+      <w:r>
+        <w:t xml:space="preserve"> </w:t>
+      </w:r>
+      <w:r>
+        <w:t>был</w:t>
+      </w:r>
+      <w:r>
+        <w:t xml:space="preserve"> </w:t>
+      </w:r>
+      <w:r>
+        <w:t>выбран</w:t>
+      </w:r>
+      <w:r>
+        <w:t xml:space="preserve"> </w:t>
+      </w:r>
+      <w:r>
+        <w:rPr>
+          <w:lang w:val="en-US"/>
+        </w:rPr>
+        <w:t>Garage</w:t>
+      </w:r>
+      <w:r>
+        <w:t xml:space="preserve"> </w:t>
+      </w:r>
+      <w:r>
+        <w:t>за</w:t>
+      </w:r>
+      <w:r>
+        <w:t xml:space="preserve"> </w:t>
+      </w:r>
+      <w:r>
+        <w:t>счет</w:t>
+      </w:r>
+      <w:r>
+        <w:t xml:space="preserve"> </w:t>
+      </w:r>
+      <w:r>
+        <w:t>простой</w:t>
+      </w:r>
+      <w:r>
+        <w:t xml:space="preserve"> </w:t>
+      </w:r>
+      <w:r>
+        <w:t>архитектуры.</w:t>
+      </w:r>
+    </w:p>
+    <w:p>
+      <w:pPr>
+        <w:pStyle w:val="3"/>
+        <w:rPr>
+          <w:lang w:val="en-US"/>
+        </w:rPr>
+      </w:pPr>
+      <w:r>
+        <w:t>Выбор</w:t>
+      </w:r>
+      <w:r>
+        <w:t xml:space="preserve"> </w:t>
+      </w:r>
+      <w:r>
+        <w:t>решения</w:t>
+      </w:r>
+    </w:p>
+    <w:p>
+      <w:pPr>
+        <w:rPr>
+          <w:lang w:val="en-US" w:eastAsia="ru-RU"/>
+        </w:rPr>
+      </w:pPr>
+      <w:r>
+        <w:t xml:space="preserve">Максимальное количество данных за 5 лет составляет 85 ТБ. </w:t>
+      </w:r>
+      <w:r>
+        <w:t xml:space="preserve">Это не много с точки зрения коммерческой РСХД. При таком объеме данных стоимость владения </w:t>
+      </w:r>
+      <w:r>
+        <w:rPr>
+          <w:lang w:val="en-US"/>
+        </w:rPr>
+        <w:t>open</w:t>
+      </w:r>
+      <w:r>
+        <w:t xml:space="preserve"> </w:t>
+      </w:r>
+      <w:r>
+        <w:rPr>
+          <w:lang w:val="en-US"/>
+        </w:rPr>
+        <w:t>source</w:t>
+      </w:r>
+      <w:r>
+        <w:t xml:space="preserve"> решения высока из-за необходимости содержать большое количество квалифицированных специалистов. </w:t>
+      </w:r>
+      <w:r>
+        <w:t>Например,</w:t>
+      </w:r>
+      <w:r>
+        <w:t xml:space="preserve"> средняя стоимость оборудования для создания кластера </w:t>
+      </w:r>
+      <w:r>
+        <w:rPr>
+          <w:lang w:val="en-US"/>
+        </w:rPr>
+        <w:t>S</w:t>
+      </w:r>
+      <w:r>
+        <w:t xml:space="preserve">3 на </w:t>
+      </w:r>
+      <w:r>
+        <w:rPr>
+          <w:lang w:val="en-US"/>
+        </w:rPr>
+        <w:t>SDS</w:t>
+      </w:r>
+      <w:r>
+        <w:t xml:space="preserve"> </w:t>
+      </w:r>
+      <w:r>
+        <w:rPr>
+          <w:lang w:val="en-US"/>
+        </w:rPr>
+        <w:t>Garage</w:t>
+      </w:r>
+      <w:r>
+        <w:t xml:space="preserve"> будет стоить примерно </w:t>
+      </w:r>
+      <w:r>
+        <w:rPr>
+          <w:lang w:eastAsia="ru-RU"/>
+        </w:rPr>
+        <w:t>10 787 140 ₽</w:t>
+      </w:r>
+      <w:r>
+        <w:rPr>
+          <w:lang w:eastAsia="ru-RU"/>
+        </w:rPr>
+        <w:t xml:space="preserve"> за 5 лет, не считая количество </w:t>
+      </w:r>
+      <w:r>
+        <w:rPr>
+          <w:lang w:eastAsia="ru-RU"/>
+        </w:rPr>
+        <w:t xml:space="preserve">вышедших из строя накопителей (ресурса хватает), а стоимость персонала </w:t>
+      </w:r>
+      <w:r>
+        <w:rPr>
+          <w:lang w:eastAsia="ru-RU"/>
+        </w:rPr>
+        <w:t>28800000 ₽</w:t>
+      </w:r>
+      <w:r>
+        <w:rPr>
+          <w:lang w:eastAsia="ru-RU"/>
+        </w:rPr>
+        <w:t xml:space="preserve"> </w:t>
+      </w:r>
+      <w:r>
+        <w:rPr>
+          <w:lang w:eastAsia="ru-RU"/>
+        </w:rPr>
+        <w:t>за 5 лет</w:t>
+      </w:r>
+      <w:r>
+        <w:rPr>
+          <w:lang w:eastAsia="ru-RU"/>
+        </w:rPr>
+        <w:t xml:space="preserve">. Стоимость персонала превышает стоимость оборудования 3.7 раза. Для </w:t>
+      </w:r>
+      <w:r>
+        <w:rPr>
+          <w:lang w:val="en-US" w:eastAsia="ru-RU"/>
+        </w:rPr>
+        <w:t>Ceph</w:t>
+      </w:r>
+      <w:r>
+        <w:rPr>
+          <w:lang w:eastAsia="ru-RU"/>
+        </w:rPr>
+        <w:t xml:space="preserve"> </w:t>
+      </w:r>
+      <w:r>
+        <w:rPr>
+          <w:lang w:eastAsia="ru-RU"/>
+        </w:rPr>
+        <w:t xml:space="preserve">персонала превышает стоимость оборудования </w:t>
+      </w:r>
+      <w:r>
+        <w:rPr>
+          <w:lang w:eastAsia="ru-RU"/>
+        </w:rPr>
+        <w:t xml:space="preserve">в </w:t>
+      </w:r>
+      <w:r>
+        <w:rPr>
+          <w:lang w:val="en-US" w:eastAsia="ru-RU"/>
+        </w:rPr>
+        <w:t>18.2</w:t>
+      </w:r>
+      <w:r>
+        <w:rPr>
+          <w:lang w:eastAsia="ru-RU"/>
+        </w:rPr>
+        <w:t xml:space="preserve"> раз</w:t>
+      </w:r>
+      <w:r>
+        <w:rPr>
+          <w:lang w:val="en-US" w:eastAsia="ru-RU"/>
+        </w:rPr>
+        <w:t>.</w:t>
+      </w:r>
+    </w:p>
+    <w:p>
+      <w:r>
+        <w:rPr>
+          <w:lang w:eastAsia="ru-RU"/>
+        </w:rPr>
+        <w:t xml:space="preserve">Стоимость </w:t>
+      </w:r>
+      <w:r>
+        <w:t>РСХД TATLIN.OBJECT</w:t>
+      </w:r>
+      <w:r>
+        <w:t xml:space="preserve"> не удалось выяснить, поэтому сравнить стоимость покупки и стоимость владения с </w:t>
+      </w:r>
+      <w:proofErr w:type="spellStart"/>
+      <w:r>
+        <w:t>вендорской</w:t>
+      </w:r>
+      <w:proofErr w:type="spellEnd"/>
+      <w:r>
+        <w:t xml:space="preserve"> поддержкой не представляется возможным. Но выяснено что для обслуживания </w:t>
+      </w:r>
+      <w:r>
+        <w:t>РСХД TATLIN.OBJECT</w:t>
+      </w:r>
+      <w:r>
+        <w:t xml:space="preserve"> не понадобятся настолько квалицированные специалисты как при обслуживании </w:t>
+      </w:r>
+      <w:r>
+        <w:rPr>
+          <w:lang w:val="en-US" w:eastAsia="ru-RU"/>
+        </w:rPr>
+        <w:t>Ceph</w:t>
+      </w:r>
+      <w:r>
+        <w:rPr>
+          <w:lang w:eastAsia="ru-RU"/>
+        </w:rPr>
+        <w:t xml:space="preserve"> или </w:t>
+      </w:r>
+      <w:r>
+        <w:rPr>
+          <w:lang w:val="en-US" w:eastAsia="ru-RU"/>
+        </w:rPr>
+        <w:t>Garage</w:t>
+      </w:r>
+      <w:r>
+        <w:rPr>
+          <w:lang w:eastAsia="ru-RU"/>
+        </w:rPr>
+        <w:t>. И общее количество специалистов может быть меньшею</w:t>
+      </w:r>
+    </w:p>
+    <w:p>
+      <w:r>
+        <w:t xml:space="preserve">Для бизнеса </w:t>
+      </w:r>
+      <w:r>
+        <w:t>РСХД TATLIN.OBJECT</w:t>
+      </w:r>
+      <w:r>
+        <w:t xml:space="preserve"> является лучшим вариантом, </w:t>
+      </w:r>
+      <w:proofErr w:type="gramStart"/>
+      <w:r>
+        <w:t>т.к</w:t>
+      </w:r>
+      <w:proofErr w:type="gramEnd"/>
+      <w:r>
+        <w:t xml:space="preserve"> снимает большую часть ответственности за обслуживание РСХД предоставляя сервисам компании интерфейс </w:t>
+      </w:r>
+      <w:r>
+        <w:rPr>
+          <w:lang w:val="en-US"/>
+        </w:rPr>
+        <w:t>S</w:t>
+      </w:r>
+      <w:r>
+        <w:t>3.</w:t>
+      </w:r>
+    </w:p>
+    <w:p>
+      <w:pPr>
         <w:rPr>
           <w:rFonts w:ascii="Aptos Narrow" w:eastAsia="Times New Roman" w:hAnsi="Aptos Narrow" w:cs="Times New Roman"/>
           <w:color w:val="000000"/>
@@ -16577,20 +19551,7 @@
           <w:lang w:eastAsia="ru-RU"/>
           <w14:ligatures w14:val="none"/>
         </w:rPr>
-        <w:t>11 200 548,00 ₽</w:t>
-      </w:r>
-      <w:r>
-        <w:rPr>
-          <w:rFonts w:ascii="Aptos Narrow" w:eastAsia="Times New Roman" w:hAnsi="Aptos Narrow" w:cs="Times New Roman"/>
-          <w:color w:val="000000"/>
-          <w:kern w:val="0"/>
-          <w:sz w:val="22"/>
-          <w:szCs w:val="22"/>
-          <w:lang w:eastAsia="ru-RU"/>
-          <w14:ligatures w14:val="none"/>
-        </w:rPr>
-        <w:t>.</w:t>
-      </w:r>
+      </w:pPr>
     </w:p>
     <w:p>
       <w:pPr>
@@ -16598,550 +19559,6 @@
       </w:pPr>
       <w:r>
         <w:lastRenderedPageBreak/>
-        <w:t>Сравнение</w:t>
-      </w:r>
-      <w:r>
-        <w:t xml:space="preserve"> </w:t>
-      </w:r>
-      <w:r>
-        <w:rPr>
-          <w:lang w:val="en-US"/>
-        </w:rPr>
-        <w:t>Garage</w:t>
-      </w:r>
-      <w:r>
-        <w:t xml:space="preserve"> </w:t>
-      </w:r>
-      <w:r>
-        <w:t>и</w:t>
-      </w:r>
-      <w:r>
-        <w:t xml:space="preserve"> </w:t>
-      </w:r>
-      <w:r>
-        <w:rPr>
-          <w:lang w:val="en-US"/>
-        </w:rPr>
-        <w:t>Ceph</w:t>
-      </w:r>
-    </w:p>
-    <w:p>
-      <w:r>
-        <w:t>Т.</w:t>
-      </w:r>
-      <w:proofErr w:type="gramStart"/>
-      <w:r>
-        <w:t>к</w:t>
-      </w:r>
-      <w:r>
-        <w:t xml:space="preserve"> </w:t>
-      </w:r>
-      <w:r>
-        <w:t>цена</w:t>
-      </w:r>
-      <w:proofErr w:type="gramEnd"/>
-      <w:r>
-        <w:t xml:space="preserve"> </w:t>
-      </w:r>
-      <w:r>
-        <w:t>закупки</w:t>
-      </w:r>
-      <w:r>
-        <w:t xml:space="preserve"> </w:t>
-      </w:r>
-      <w:r>
-        <w:t>и</w:t>
-      </w:r>
-      <w:r>
-        <w:t xml:space="preserve"> </w:t>
-      </w:r>
-      <w:r>
-        <w:t>цена</w:t>
-      </w:r>
-      <w:r>
-        <w:t xml:space="preserve"> </w:t>
-      </w:r>
-      <w:r>
-        <w:t>эксплуатации</w:t>
-      </w:r>
-      <w:r>
-        <w:t xml:space="preserve"> </w:t>
-      </w:r>
-      <w:r>
-        <w:t>вышли</w:t>
-      </w:r>
-      <w:r>
-        <w:t xml:space="preserve"> </w:t>
-      </w:r>
-      <w:r>
-        <w:t>примерно</w:t>
-      </w:r>
-      <w:r>
-        <w:t xml:space="preserve"> </w:t>
-      </w:r>
-      <w:r>
-        <w:t>одинаковыми</w:t>
-      </w:r>
-      <w:r>
-        <w:t xml:space="preserve"> </w:t>
-      </w:r>
-      <w:r>
-        <w:t>для</w:t>
-      </w:r>
-      <w:r>
-        <w:t xml:space="preserve"> </w:t>
-      </w:r>
-      <w:r>
-        <w:t>данной</w:t>
-      </w:r>
-      <w:r>
-        <w:t xml:space="preserve"> </w:t>
-      </w:r>
-      <w:r>
-        <w:t>работы</w:t>
-      </w:r>
-      <w:r>
-        <w:t xml:space="preserve"> </w:t>
-      </w:r>
-      <w:r>
-        <w:t>можно</w:t>
-      </w:r>
-      <w:r>
-        <w:t xml:space="preserve"> </w:t>
-      </w:r>
-      <w:r>
-        <w:t>выбрать</w:t>
-      </w:r>
-      <w:r>
-        <w:t xml:space="preserve"> </w:t>
-      </w:r>
-      <w:r>
-        <w:t>любой</w:t>
-      </w:r>
-      <w:r>
-        <w:t xml:space="preserve"> </w:t>
-      </w:r>
-      <w:r>
-        <w:t>из</w:t>
-      </w:r>
-      <w:r>
-        <w:t xml:space="preserve"> </w:t>
-      </w:r>
-      <w:r>
-        <w:t>вариантов.</w:t>
-      </w:r>
-      <w:r>
-        <w:t xml:space="preserve"> </w:t>
-      </w:r>
-      <w:r>
-        <w:t>Если</w:t>
-      </w:r>
-      <w:r>
-        <w:t xml:space="preserve"> </w:t>
-      </w:r>
-      <w:r>
-        <w:t>был</w:t>
-      </w:r>
-      <w:r>
-        <w:t xml:space="preserve"> </w:t>
-      </w:r>
-      <w:r>
-        <w:t>выбран</w:t>
-      </w:r>
-      <w:r>
-        <w:t xml:space="preserve"> </w:t>
-      </w:r>
-      <w:proofErr w:type="gramStart"/>
-      <w:r>
-        <w:rPr>
-          <w:lang w:val="en-US"/>
-        </w:rPr>
-        <w:t>Garage</w:t>
-      </w:r>
-      <w:proofErr w:type="gramEnd"/>
-      <w:r>
-        <w:t xml:space="preserve"> </w:t>
-      </w:r>
-      <w:r>
-        <w:t>то</w:t>
-      </w:r>
-      <w:r>
-        <w:t xml:space="preserve"> </w:t>
-      </w:r>
-      <w:r>
-        <w:t>заказчик</w:t>
-      </w:r>
-      <w:r>
-        <w:t xml:space="preserve"> </w:t>
-      </w:r>
-      <w:r>
-        <w:t>получит</w:t>
-      </w:r>
-      <w:r>
-        <w:t xml:space="preserve"> </w:t>
-      </w:r>
-      <w:r>
-        <w:t>более</w:t>
-      </w:r>
-      <w:r>
-        <w:t xml:space="preserve"> </w:t>
-      </w:r>
-      <w:r>
-        <w:t>быструю</w:t>
-      </w:r>
-      <w:r>
-        <w:t xml:space="preserve"> </w:t>
-      </w:r>
-      <w:r>
-        <w:t>РСХД</w:t>
-      </w:r>
-      <w:r>
-        <w:t xml:space="preserve"> </w:t>
-      </w:r>
-      <w:r>
-        <w:t>с</w:t>
-      </w:r>
-      <w:r>
-        <w:t xml:space="preserve"> </w:t>
-      </w:r>
-      <w:r>
-        <w:t>огромным</w:t>
-      </w:r>
-      <w:r>
-        <w:t xml:space="preserve"> </w:t>
-      </w:r>
-      <w:r>
-        <w:t>количеством</w:t>
-      </w:r>
-      <w:r>
-        <w:t xml:space="preserve"> </w:t>
-      </w:r>
-      <w:proofErr w:type="spellStart"/>
-      <w:r>
-        <w:rPr>
-          <w:lang w:val="en-US"/>
-        </w:rPr>
-        <w:t>IOps</w:t>
-      </w:r>
-      <w:proofErr w:type="spellEnd"/>
-      <w:r>
-        <w:t>.</w:t>
-      </w:r>
-      <w:r>
-        <w:t xml:space="preserve"> </w:t>
-      </w:r>
-      <w:r>
-        <w:t>Если</w:t>
-      </w:r>
-      <w:r>
-        <w:t xml:space="preserve"> </w:t>
-      </w:r>
-      <w:r>
-        <w:t>заказчик</w:t>
-      </w:r>
-      <w:r>
-        <w:t xml:space="preserve"> </w:t>
-      </w:r>
-      <w:r>
-        <w:t>выберет</w:t>
-      </w:r>
-      <w:r>
-        <w:t xml:space="preserve"> </w:t>
-      </w:r>
-      <w:proofErr w:type="gramStart"/>
-      <w:r>
-        <w:rPr>
-          <w:lang w:val="en-US"/>
-        </w:rPr>
-        <w:t>Ceph</w:t>
-      </w:r>
-      <w:proofErr w:type="gramEnd"/>
-      <w:r>
-        <w:t xml:space="preserve"> </w:t>
-      </w:r>
-      <w:r>
-        <w:t>то</w:t>
-      </w:r>
-      <w:r>
-        <w:t xml:space="preserve"> </w:t>
-      </w:r>
-      <w:r>
-        <w:t>получит</w:t>
-      </w:r>
-      <w:r>
-        <w:t xml:space="preserve"> </w:t>
-      </w:r>
-      <w:r>
-        <w:t>решение</w:t>
-      </w:r>
-      <w:r>
-        <w:t xml:space="preserve"> </w:t>
-      </w:r>
-      <w:r>
-        <w:t>способное</w:t>
-      </w:r>
-      <w:r>
-        <w:t xml:space="preserve"> </w:t>
-      </w:r>
-      <w:r>
-        <w:t>масштабироваться</w:t>
-      </w:r>
-      <w:r>
-        <w:t xml:space="preserve"> </w:t>
-      </w:r>
-      <w:r>
-        <w:t>до</w:t>
-      </w:r>
-      <w:r>
-        <w:t xml:space="preserve"> </w:t>
-      </w:r>
-      <w:r>
-        <w:t>петабайтов</w:t>
-      </w:r>
-      <w:r>
-        <w:t xml:space="preserve"> </w:t>
-      </w:r>
-      <w:r>
-        <w:t>данных.</w:t>
-      </w:r>
-    </w:p>
-    <w:p>
-      <w:r>
-        <w:t>Для</w:t>
-      </w:r>
-      <w:r>
-        <w:t xml:space="preserve"> </w:t>
-      </w:r>
-      <w:r>
-        <w:t>текущей</w:t>
-      </w:r>
-      <w:r>
-        <w:t xml:space="preserve"> </w:t>
-      </w:r>
-      <w:r>
-        <w:t>работы</w:t>
-      </w:r>
-      <w:r>
-        <w:t xml:space="preserve"> </w:t>
-      </w:r>
-      <w:r>
-        <w:t>окончательно</w:t>
-      </w:r>
-      <w:r>
-        <w:t xml:space="preserve"> </w:t>
-      </w:r>
-      <w:r>
-        <w:t>был</w:t>
-      </w:r>
-      <w:r>
-        <w:t xml:space="preserve"> </w:t>
-      </w:r>
-      <w:r>
-        <w:t>выбран</w:t>
-      </w:r>
-      <w:r>
-        <w:t xml:space="preserve"> </w:t>
-      </w:r>
-      <w:r>
-        <w:rPr>
-          <w:lang w:val="en-US"/>
-        </w:rPr>
-        <w:t>Garage</w:t>
-      </w:r>
-      <w:r>
-        <w:t xml:space="preserve"> </w:t>
-      </w:r>
-      <w:r>
-        <w:t>за</w:t>
-      </w:r>
-      <w:r>
-        <w:t xml:space="preserve"> </w:t>
-      </w:r>
-      <w:r>
-        <w:t>счет</w:t>
-      </w:r>
-      <w:r>
-        <w:t xml:space="preserve"> </w:t>
-      </w:r>
-      <w:r>
-        <w:t>простой</w:t>
-      </w:r>
-      <w:r>
-        <w:t xml:space="preserve"> </w:t>
-      </w:r>
-      <w:r>
-        <w:t>архитектуры.</w:t>
-      </w:r>
-    </w:p>
-    <w:p>
-      <w:pPr>
-        <w:pStyle w:val="3"/>
-      </w:pPr>
-      <w:r>
-        <w:t>Выбор</w:t>
-      </w:r>
-      <w:r>
-        <w:t xml:space="preserve"> </w:t>
-      </w:r>
-      <w:r>
-        <w:t>решения</w:t>
-      </w:r>
-    </w:p>
-    <w:p>
-      <w:r>
-        <w:t>Для</w:t>
-      </w:r>
-      <w:r>
-        <w:t xml:space="preserve"> </w:t>
-      </w:r>
-      <w:r>
-        <w:t>коммерческого</w:t>
-      </w:r>
-      <w:r>
-        <w:t xml:space="preserve"> </w:t>
-      </w:r>
-      <w:r>
-        <w:t>решения</w:t>
-      </w:r>
-      <w:r>
-        <w:t xml:space="preserve"> </w:t>
-      </w:r>
-      <w:r>
-        <w:t>был</w:t>
-      </w:r>
-      <w:r>
-        <w:t xml:space="preserve"> </w:t>
-      </w:r>
-      <w:r>
-        <w:t>выбран</w:t>
-      </w:r>
-      <w:r>
-        <w:t xml:space="preserve"> </w:t>
-      </w:r>
-      <w:r>
-        <w:t>вендор</w:t>
-      </w:r>
-      <w:r>
-        <w:t xml:space="preserve"> </w:t>
-      </w:r>
-      <w:proofErr w:type="spellStart"/>
-      <w:r>
-        <w:rPr>
-          <w:lang w:val="en-US"/>
-        </w:rPr>
-        <w:t>yando</w:t>
-      </w:r>
-      <w:proofErr w:type="spellEnd"/>
-      <w:r>
-        <w:t xml:space="preserve"> </w:t>
-      </w:r>
-      <w:r>
-        <w:t>с</w:t>
-      </w:r>
-      <w:r>
-        <w:t xml:space="preserve"> </w:t>
-      </w:r>
-      <w:r>
-        <w:t>РСХД</w:t>
-      </w:r>
-      <w:r>
-        <w:t xml:space="preserve"> </w:t>
-      </w:r>
-      <w:r>
-        <w:t>TATLIN.OBJECT</w:t>
-      </w:r>
-      <w:r>
-        <w:t>.</w:t>
-      </w:r>
-      <w:r>
-        <w:t xml:space="preserve"> </w:t>
-      </w:r>
-      <w:r>
-        <w:t>Но</w:t>
-      </w:r>
-      <w:r>
-        <w:t xml:space="preserve"> </w:t>
-      </w:r>
-      <w:proofErr w:type="gramStart"/>
-      <w:r>
-        <w:t>т.к</w:t>
-      </w:r>
-      <w:proofErr w:type="gramEnd"/>
-      <w:r>
-        <w:t xml:space="preserve"> </w:t>
-      </w:r>
-      <w:r>
-        <w:t>для</w:t>
-      </w:r>
-      <w:r>
-        <w:t xml:space="preserve"> </w:t>
-      </w:r>
-      <w:r>
-        <w:t>данной</w:t>
-      </w:r>
-      <w:r>
-        <w:t xml:space="preserve"> </w:t>
-      </w:r>
-      <w:r>
-        <w:t>работы</w:t>
-      </w:r>
-      <w:r>
-        <w:t xml:space="preserve"> </w:t>
-      </w:r>
-      <w:r>
-        <w:t>нет</w:t>
-      </w:r>
-      <w:r>
-        <w:t xml:space="preserve"> </w:t>
-      </w:r>
-      <w:r>
-        <w:t>бюджета</w:t>
-      </w:r>
-      <w:r>
-        <w:t xml:space="preserve"> </w:t>
-      </w:r>
-      <w:r>
-        <w:t>то</w:t>
-      </w:r>
-      <w:r>
-        <w:t xml:space="preserve"> </w:t>
-      </w:r>
-      <w:r>
-        <w:t>будет</w:t>
-      </w:r>
-      <w:r>
-        <w:t xml:space="preserve"> </w:t>
-      </w:r>
-      <w:r>
-        <w:t>использован</w:t>
-      </w:r>
-      <w:r>
-        <w:t xml:space="preserve"> </w:t>
-      </w:r>
-      <w:r>
-        <w:t>вариант</w:t>
-      </w:r>
-      <w:r>
-        <w:t xml:space="preserve"> </w:t>
-      </w:r>
-      <w:r>
-        <w:t>с</w:t>
-      </w:r>
-      <w:r>
-        <w:t xml:space="preserve"> </w:t>
-      </w:r>
-      <w:r>
-        <w:rPr>
-          <w:lang w:val="en-US"/>
-        </w:rPr>
-        <w:t>garage</w:t>
-      </w:r>
-    </w:p>
-    <w:p>
-      <w:pPr>
-        <w:pStyle w:val="3"/>
-      </w:pPr>
-      <w:r>
         <w:t>Проектирование сети</w:t>
       </w:r>
     </w:p>
@@ -17174,7 +19591,7 @@
                     </pic:cNvPicPr>
                   </pic:nvPicPr>
                   <pic:blipFill>
-                    <a:blip r:embed="rId6">
+                    <a:blip r:embed="rId7">
                       <a:extLst>
                         <a:ext uri="{28A0092B-C50C-407E-A947-70E740481C1C}">
                           <a14:useLocalDpi xmlns:a14="http://schemas.microsoft.com/office/drawing/2010/main" val="0"/>
@@ -17243,7 +19660,7 @@
                     </pic:cNvPicPr>
                   </pic:nvPicPr>
                   <pic:blipFill>
-                    <a:blip r:embed="rId7">
+                    <a:blip r:embed="rId8">
                       <a:extLst>
                         <a:ext uri="{28A0092B-C50C-407E-A947-70E740481C1C}">
                           <a14:useLocalDpi xmlns:a14="http://schemas.microsoft.com/office/drawing/2010/main" val="0"/>
@@ -17455,63 +19872,7 @@
           <w:b/>
           <w:bCs/>
         </w:rPr>
-        <w:t>Ежемесячный</w:t>
-      </w:r>
-      <w:r>
-        <w:rPr>
-          <w:b/>
-          <w:bCs/>
-        </w:rPr>
-        <w:t xml:space="preserve"> </w:t>
-      </w:r>
-      <w:r>
-        <w:rPr>
-          <w:b/>
-          <w:bCs/>
-        </w:rPr>
-        <w:t>прирост</w:t>
-      </w:r>
-      <w:r>
-        <w:rPr>
-          <w:b/>
-          <w:bCs/>
-        </w:rPr>
-        <w:t xml:space="preserve"> </w:t>
-      </w:r>
-      <w:r>
-        <w:rPr>
-          <w:b/>
-          <w:bCs/>
-        </w:rPr>
-        <w:t>неструктурированных</w:t>
-      </w:r>
-      <w:r>
-        <w:rPr>
-          <w:b/>
-          <w:bCs/>
-        </w:rPr>
-        <w:t xml:space="preserve"> </w:t>
-      </w:r>
-      <w:r>
-        <w:rPr>
-          <w:b/>
-          <w:bCs/>
-        </w:rPr>
-        <w:t>данных</w:t>
-      </w:r>
-      <w:r>
-        <w:rPr>
-          <w:b/>
-          <w:bCs/>
-        </w:rPr>
-        <w:t xml:space="preserve"> </w:t>
-      </w:r>
-      <w:r>
-        <w:rPr>
-          <w:b/>
-          <w:bCs/>
-        </w:rPr>
-        <w:t>(</w:t>
+        <w:t xml:space="preserve">Стратегия </w:t>
       </w:r>
       <w:proofErr w:type="spellStart"/>
       <w:r>
@@ -17519,7 +19880,7 @@
           <w:b/>
           <w:bCs/>
         </w:rPr>
-        <w:t>Raw</w:t>
+        <w:t>бэкапирования</w:t>
       </w:r>
       <w:proofErr w:type="spellEnd"/>
       <w:r>
@@ -17527,7 +19888,7 @@
           <w:b/>
           <w:bCs/>
         </w:rPr>
-        <w:t>):</w:t>
+        <w:t>:</w:t>
       </w:r>
     </w:p>
     <w:p>
@@ -17543,157 +19904,49 @@
           <w:b/>
           <w:bCs/>
         </w:rPr>
-        <w:t>1</w:t>
-      </w:r>
-      <w:r>
-        <w:rPr>
-          <w:b/>
-          <w:bCs/>
-        </w:rPr>
-        <w:noBreakHyphen/>
-        <w:t>й</w:t>
-      </w:r>
-      <w:r>
-        <w:rPr>
-          <w:b/>
-          <w:bCs/>
-        </w:rPr>
-        <w:t xml:space="preserve"> </w:t>
-      </w:r>
-      <w:r>
-        <w:rPr>
-          <w:b/>
-          <w:bCs/>
-        </w:rPr>
-        <w:t>год</w:t>
-      </w:r>
-      <w:r>
-        <w:rPr>
-          <w:b/>
-          <w:bCs/>
-        </w:rPr>
-        <w:t xml:space="preserve"> </w:t>
-      </w:r>
-      <w:r>
-        <w:rPr>
-          <w:b/>
-          <w:bCs/>
-        </w:rPr>
-        <w:t>–</w:t>
-      </w:r>
-      <w:r>
-        <w:rPr>
-          <w:b/>
-          <w:bCs/>
-        </w:rPr>
-        <w:t xml:space="preserve"> </w:t>
-      </w:r>
-      <w:r>
-        <w:rPr>
-          <w:b/>
-          <w:bCs/>
-        </w:rPr>
-        <w:t>650</w:t>
-      </w:r>
-      <w:r>
-        <w:rPr>
-          <w:b/>
-          <w:bCs/>
-        </w:rPr>
-        <w:t xml:space="preserve"> </w:t>
-      </w:r>
-      <w:r>
-        <w:rPr>
-          <w:b/>
-          <w:bCs/>
-        </w:rPr>
-        <w:t>ГБ/</w:t>
-      </w:r>
-      <w:proofErr w:type="spellStart"/>
-      <w:r>
-        <w:rPr>
-          <w:b/>
-          <w:bCs/>
-        </w:rPr>
-        <w:t>мес</w:t>
-      </w:r>
-      <w:proofErr w:type="spellEnd"/>
-      <w:r>
-        <w:rPr>
-          <w:b/>
-          <w:bCs/>
-        </w:rPr>
-        <w:t>,</w:t>
-      </w:r>
-      <w:r>
-        <w:rPr>
-          <w:b/>
-          <w:bCs/>
-        </w:rPr>
-        <w:t xml:space="preserve"> </w:t>
-      </w:r>
-      <w:r>
-        <w:rPr>
-          <w:b/>
-          <w:bCs/>
-        </w:rPr>
-        <w:t>далее</w:t>
-      </w:r>
-      <w:r>
-        <w:rPr>
-          <w:b/>
-          <w:bCs/>
-        </w:rPr>
-        <w:t xml:space="preserve"> </w:t>
-      </w:r>
-      <w:r>
-        <w:rPr>
-          <w:b/>
-          <w:bCs/>
-        </w:rPr>
-        <w:t>+10</w:t>
-      </w:r>
-      <w:r>
-        <w:rPr>
-          <w:b/>
-          <w:bCs/>
-        </w:rPr>
-        <w:t xml:space="preserve"> </w:t>
-      </w:r>
-      <w:r>
-        <w:rPr>
-          <w:b/>
-          <w:bCs/>
-        </w:rPr>
-        <w:t>%</w:t>
-      </w:r>
-      <w:r>
-        <w:rPr>
-          <w:b/>
-          <w:bCs/>
-        </w:rPr>
-        <w:t xml:space="preserve"> </w:t>
-      </w:r>
-      <w:r>
-        <w:rPr>
-          <w:b/>
-          <w:bCs/>
-        </w:rPr>
-        <w:t>в</w:t>
-      </w:r>
-      <w:r>
-        <w:rPr>
-          <w:b/>
-          <w:bCs/>
-        </w:rPr>
-        <w:t xml:space="preserve"> </w:t>
-      </w:r>
-      <w:r>
-        <w:rPr>
-          <w:b/>
-          <w:bCs/>
-        </w:rPr>
-        <w:t>год.</w:t>
+        <w:t>Инкрементные резервные копии создаются каждые 8 часов и хранятся 14 дней. Дифференциальные копии создаются еже</w:t>
+      </w:r>
+      <w:r>
+        <w:rPr>
+          <w:b/>
+          <w:bCs/>
+        </w:rPr>
+        <w:t>недельно</w:t>
+      </w:r>
+      <w:r>
+        <w:rPr>
+          <w:b/>
+          <w:bCs/>
+        </w:rPr>
+        <w:t xml:space="preserve"> и хранятся </w:t>
+      </w:r>
+      <w:r>
+        <w:rPr>
+          <w:b/>
+          <w:bCs/>
+        </w:rPr>
+        <w:t>28</w:t>
+      </w:r>
+      <w:r>
+        <w:rPr>
+          <w:b/>
+          <w:bCs/>
+        </w:rPr>
+        <w:t xml:space="preserve"> дней. Полные резервные копии создаются </w:t>
+      </w:r>
+      <w:r>
+        <w:rPr>
+          <w:b/>
+          <w:bCs/>
+        </w:rPr>
+        <w:t>каждые 28 дней</w:t>
+      </w:r>
+      <w:r>
+        <w:rPr>
+          <w:b/>
+          <w:bCs/>
+        </w:rPr>
+        <w:t xml:space="preserve"> и хранятся 3 месяца.</w:t>
       </w:r>
     </w:p>
     <w:p>
@@ -17704,13 +19957,20 @@
           <w:bCs/>
         </w:rPr>
       </w:pPr>
+      <w:r>
+        <w:rPr>
+          <w:b/>
+          <w:bCs/>
+        </w:rPr>
+        <w:t xml:space="preserve">В 1 момент времени создается только один бэкап высший по приоритету, </w:t>
+      </w:r>
       <w:proofErr w:type="spellStart"/>
       <w:r>
         <w:rPr>
           <w:b/>
           <w:bCs/>
         </w:rPr>
-        <w:t>Raw</w:t>
+        <w:t>т.е</w:t>
       </w:r>
       <w:proofErr w:type="spellEnd"/>
       <w:r>
@@ -17718,184 +19978,7 @@
           <w:b/>
           <w:bCs/>
         </w:rPr>
-        <w:t xml:space="preserve"> </w:t>
-      </w:r>
-      <w:r>
-        <w:rPr>
-          <w:b/>
-          <w:bCs/>
-        </w:rPr>
-        <w:t>→</w:t>
-      </w:r>
-      <w:r>
-        <w:rPr>
-          <w:b/>
-          <w:bCs/>
-        </w:rPr>
-        <w:t xml:space="preserve"> </w:t>
-      </w:r>
-      <w:r>
-        <w:rPr>
-          <w:b/>
-          <w:bCs/>
-        </w:rPr>
-        <w:t>после</w:t>
-      </w:r>
-      <w:r>
-        <w:rPr>
-          <w:b/>
-          <w:bCs/>
-        </w:rPr>
-        <w:t xml:space="preserve"> </w:t>
-      </w:r>
-      <w:r>
-        <w:rPr>
-          <w:b/>
-          <w:bCs/>
-        </w:rPr>
-        <w:t>Spark</w:t>
-      </w:r>
-      <w:r>
-        <w:rPr>
-          <w:b/>
-          <w:bCs/>
-        </w:rPr>
-        <w:t xml:space="preserve"> </w:t>
-      </w:r>
-      <w:r>
-        <w:rPr>
-          <w:b/>
-          <w:bCs/>
-        </w:rPr>
-        <w:t>(×0,5)</w:t>
-      </w:r>
-      <w:r>
-        <w:rPr>
-          <w:b/>
-          <w:bCs/>
-        </w:rPr>
-        <w:t xml:space="preserve"> </w:t>
-      </w:r>
-      <w:r>
-        <w:rPr>
-          <w:b/>
-          <w:bCs/>
-        </w:rPr>
-        <w:t>→</w:t>
-      </w:r>
-      <w:r>
-        <w:rPr>
-          <w:b/>
-          <w:bCs/>
-        </w:rPr>
-        <w:t xml:space="preserve"> </w:t>
-      </w:r>
-      <w:r>
-        <w:rPr>
-          <w:b/>
-          <w:bCs/>
-        </w:rPr>
-        <w:t>после</w:t>
-      </w:r>
-      <w:r>
-        <w:rPr>
-          <w:b/>
-          <w:bCs/>
-        </w:rPr>
-        <w:t xml:space="preserve"> </w:t>
-      </w:r>
-      <w:proofErr w:type="spellStart"/>
-      <w:r>
-        <w:rPr>
-          <w:b/>
-          <w:bCs/>
-        </w:rPr>
-        <w:t>ClickHouse</w:t>
-      </w:r>
-      <w:proofErr w:type="spellEnd"/>
-      <w:r>
-        <w:rPr>
-          <w:b/>
-          <w:bCs/>
-        </w:rPr>
-        <w:t xml:space="preserve"> </w:t>
-      </w:r>
-      <w:r>
-        <w:rPr>
-          <w:b/>
-          <w:bCs/>
-        </w:rPr>
-        <w:t>(×0,5).</w:t>
-      </w:r>
-      <w:r>
-        <w:rPr>
-          <w:b/>
-          <w:bCs/>
-        </w:rPr>
-        <w:t xml:space="preserve"> </w:t>
-      </w:r>
-      <w:r>
-        <w:rPr>
-          <w:b/>
-          <w:bCs/>
-        </w:rPr>
-        <w:t>Итоговый</w:t>
-      </w:r>
-      <w:r>
-        <w:rPr>
-          <w:b/>
-          <w:bCs/>
-        </w:rPr>
-        <w:t xml:space="preserve"> </w:t>
-      </w:r>
-      <w:r>
-        <w:rPr>
-          <w:b/>
-          <w:bCs/>
-        </w:rPr>
-        <w:t>месячный</w:t>
-      </w:r>
-      <w:r>
-        <w:rPr>
-          <w:b/>
-          <w:bCs/>
-        </w:rPr>
-        <w:t xml:space="preserve"> </w:t>
-      </w:r>
-      <w:r>
-        <w:rPr>
-          <w:b/>
-          <w:bCs/>
-        </w:rPr>
-        <w:t>прирост</w:t>
-      </w:r>
-      <w:r>
-        <w:rPr>
-          <w:b/>
-          <w:bCs/>
-        </w:rPr>
-        <w:t xml:space="preserve"> </w:t>
-      </w:r>
-      <w:r>
-        <w:rPr>
-          <w:b/>
-          <w:bCs/>
-        </w:rPr>
-        <w:t>всех</w:t>
-      </w:r>
-      <w:r>
-        <w:rPr>
-          <w:b/>
-          <w:bCs/>
-        </w:rPr>
-        <w:t xml:space="preserve"> </w:t>
-      </w:r>
-      <w:r>
-        <w:rPr>
-          <w:b/>
-          <w:bCs/>
-        </w:rPr>
-        <w:t>слоёв:</w:t>
+        <w:t xml:space="preserve"> если Полные и Дифференциальные копии должны создаться одновременно создаться только Полная копия из-за более высокого приоритета.</w:t>
       </w:r>
     </w:p>
     <w:p>
@@ -17906,13 +19989,21 @@
           <w:bCs/>
         </w:rPr>
       </w:pPr>
+      <w:r>
+        <w:rPr>
+          <w:b/>
+          <w:bCs/>
+        </w:rPr>
+        <w:lastRenderedPageBreak/>
+        <w:t xml:space="preserve">Стратегия </w:t>
+      </w:r>
       <w:proofErr w:type="spellStart"/>
       <w:r>
         <w:rPr>
           <w:b/>
           <w:bCs/>
         </w:rPr>
-        <w:t>Δ_total</w:t>
+        <w:t>утилизирования</w:t>
       </w:r>
       <w:proofErr w:type="spellEnd"/>
       <w:r>
@@ -17920,49 +20011,7 @@
           <w:b/>
           <w:bCs/>
         </w:rPr>
-        <w:t xml:space="preserve"> </w:t>
-      </w:r>
-      <w:r>
-        <w:rPr>
-          <w:b/>
-          <w:bCs/>
-        </w:rPr>
-        <w:t>=</w:t>
-      </w:r>
-      <w:r>
-        <w:rPr>
-          <w:b/>
-          <w:bCs/>
-        </w:rPr>
-        <w:t xml:space="preserve"> </w:t>
-      </w:r>
-      <w:r>
-        <w:rPr>
-          <w:b/>
-          <w:bCs/>
-        </w:rPr>
-        <w:t>1,75</w:t>
-      </w:r>
-      <w:r>
-        <w:rPr>
-          <w:b/>
-          <w:bCs/>
-        </w:rPr>
-        <w:t xml:space="preserve"> </w:t>
-      </w:r>
-      <w:r>
-        <w:rPr>
-          <w:b/>
-          <w:bCs/>
-        </w:rPr>
-        <w:t>×</w:t>
-      </w:r>
-      <w:r>
-        <w:rPr>
-          <w:b/>
-          <w:bCs/>
-        </w:rPr>
-        <w:t xml:space="preserve"> </w:t>
+        <w:t xml:space="preserve"> старых бэкапов представляет собой </w:t>
       </w:r>
       <w:proofErr w:type="spellStart"/>
       <w:r>
@@ -17970,7 +20019,7 @@
           <w:b/>
           <w:bCs/>
         </w:rPr>
-        <w:t>Δ_raw</w:t>
+        <w:t>сначало</w:t>
       </w:r>
       <w:proofErr w:type="spellEnd"/>
       <w:r>
@@ -17978,139 +20027,7 @@
           <w:b/>
           <w:bCs/>
         </w:rPr>
-        <w:t xml:space="preserve"> </w:t>
-      </w:r>
-      <w:r>
-        <w:rPr>
-          <w:b/>
-          <w:bCs/>
-        </w:rPr>
-        <w:t>(</w:t>
-      </w:r>
-      <w:proofErr w:type="spellStart"/>
-      <w:r>
-        <w:rPr>
-          <w:b/>
-          <w:bCs/>
-        </w:rPr>
-        <w:t>raw</w:t>
-      </w:r>
-      <w:proofErr w:type="spellEnd"/>
-      <w:r>
-        <w:rPr>
-          <w:b/>
-          <w:bCs/>
-        </w:rPr>
-        <w:t xml:space="preserve"> </w:t>
-      </w:r>
-      <w:r>
-        <w:rPr>
-          <w:b/>
-          <w:bCs/>
-        </w:rPr>
-        <w:t>+</w:t>
-      </w:r>
-      <w:r>
-        <w:rPr>
-          <w:b/>
-          <w:bCs/>
-        </w:rPr>
-        <w:t xml:space="preserve"> </w:t>
-      </w:r>
-      <w:proofErr w:type="spellStart"/>
-      <w:r>
-        <w:rPr>
-          <w:b/>
-          <w:bCs/>
-        </w:rPr>
-        <w:t>spark</w:t>
-      </w:r>
-      <w:proofErr w:type="spellEnd"/>
-      <w:r>
-        <w:rPr>
-          <w:b/>
-          <w:bCs/>
-        </w:rPr>
-        <w:t xml:space="preserve"> </w:t>
-      </w:r>
-      <w:r>
-        <w:rPr>
-          <w:b/>
-          <w:bCs/>
-        </w:rPr>
-        <w:t>+</w:t>
-      </w:r>
-      <w:r>
-        <w:rPr>
-          <w:b/>
-          <w:bCs/>
-        </w:rPr>
-        <w:t xml:space="preserve"> </w:t>
-      </w:r>
-      <w:proofErr w:type="spellStart"/>
-      <w:r>
-        <w:rPr>
-          <w:b/>
-          <w:bCs/>
-        </w:rPr>
-        <w:t>ch</w:t>
-      </w:r>
-      <w:proofErr w:type="spellEnd"/>
-      <w:r>
-        <w:rPr>
-          <w:b/>
-          <w:bCs/>
-        </w:rPr>
-        <w:t xml:space="preserve"> </w:t>
-      </w:r>
-      <w:r>
-        <w:rPr>
-          <w:b/>
-          <w:bCs/>
-        </w:rPr>
-        <w:t>+</w:t>
-      </w:r>
-      <w:r>
-        <w:rPr>
-          <w:b/>
-          <w:bCs/>
-        </w:rPr>
-        <w:t xml:space="preserve"> </w:t>
-      </w:r>
-      <w:r>
-        <w:rPr>
-          <w:b/>
-          <w:bCs/>
-        </w:rPr>
-        <w:t>незначительная</w:t>
-      </w:r>
-      <w:r>
-        <w:rPr>
-          <w:b/>
-          <w:bCs/>
-        </w:rPr>
-        <w:t xml:space="preserve"> </w:t>
-      </w:r>
-      <w:r>
-        <w:rPr>
-          <w:b/>
-          <w:bCs/>
-        </w:rPr>
-        <w:t>доля</w:t>
-      </w:r>
-      <w:r>
-        <w:rPr>
-          <w:b/>
-          <w:bCs/>
-        </w:rPr>
-        <w:t xml:space="preserve"> </w:t>
-      </w:r>
-      <w:r>
-        <w:rPr>
-          <w:b/>
-          <w:bCs/>
-        </w:rPr>
-        <w:t>метаданных).</w:t>
+        <w:t xml:space="preserve"> удаление прошлой копии потом создание новой если это должно произойти в единый момент времени</w:t>
       </w:r>
     </w:p>
     <w:p>
@@ -18119,6 +20036,7 @@
         <w:rPr>
           <w:b/>
           <w:bCs/>
+          <w:lang w:val="en-US"/>
         </w:rPr>
       </w:pPr>
       <w:r>
@@ -18126,177 +20044,6 @@
           <w:b/>
           <w:bCs/>
         </w:rPr>
-        <w:t xml:space="preserve">Стратегия </w:t>
-      </w:r>
-      <w:proofErr w:type="spellStart"/>
-      <w:r>
-        <w:rPr>
-          <w:b/>
-          <w:bCs/>
-        </w:rPr>
-        <w:t>бэкапирования</w:t>
-      </w:r>
-      <w:proofErr w:type="spellEnd"/>
-      <w:r>
-        <w:rPr>
-          <w:b/>
-          <w:bCs/>
-        </w:rPr>
-        <w:t>:</w:t>
-      </w:r>
-    </w:p>
-    <w:p>
-      <w:pPr>
-        <w:ind w:left="360"/>
-        <w:rPr>
-          <w:b/>
-          <w:bCs/>
-        </w:rPr>
-      </w:pPr>
-      <w:r>
-        <w:rPr>
-          <w:b/>
-          <w:bCs/>
-        </w:rPr>
-        <w:lastRenderedPageBreak/>
-        <w:t>Инкрементные резервные копии создаются каждые 8 часов и хранятся 14 дней. Дифференциальные копии создаются еже</w:t>
-      </w:r>
-      <w:r>
-        <w:rPr>
-          <w:b/>
-          <w:bCs/>
-        </w:rPr>
-        <w:t>недельно</w:t>
-      </w:r>
-      <w:r>
-        <w:rPr>
-          <w:b/>
-          <w:bCs/>
-        </w:rPr>
-        <w:t xml:space="preserve"> и хранятся </w:t>
-      </w:r>
-      <w:r>
-        <w:rPr>
-          <w:b/>
-          <w:bCs/>
-        </w:rPr>
-        <w:t>28</w:t>
-      </w:r>
-      <w:r>
-        <w:rPr>
-          <w:b/>
-          <w:bCs/>
-        </w:rPr>
-        <w:t xml:space="preserve"> дней. Полные резервные копии создаются </w:t>
-      </w:r>
-      <w:r>
-        <w:rPr>
-          <w:b/>
-          <w:bCs/>
-        </w:rPr>
-        <w:t>каждые 28 дней</w:t>
-      </w:r>
-      <w:r>
-        <w:rPr>
-          <w:b/>
-          <w:bCs/>
-        </w:rPr>
-        <w:t xml:space="preserve"> и хранятся 3 месяца.</w:t>
-      </w:r>
-    </w:p>
-    <w:p>
-      <w:pPr>
-        <w:ind w:left="360"/>
-        <w:rPr>
-          <w:b/>
-          <w:bCs/>
-        </w:rPr>
-      </w:pPr>
-      <w:r>
-        <w:rPr>
-          <w:b/>
-          <w:bCs/>
-        </w:rPr>
-        <w:t xml:space="preserve">В 1 момент времени создается только один бэкап высший по приоритету, </w:t>
-      </w:r>
-      <w:proofErr w:type="spellStart"/>
-      <w:r>
-        <w:rPr>
-          <w:b/>
-          <w:bCs/>
-        </w:rPr>
-        <w:t>т.е</w:t>
-      </w:r>
-      <w:proofErr w:type="spellEnd"/>
-      <w:r>
-        <w:rPr>
-          <w:b/>
-          <w:bCs/>
-        </w:rPr>
-        <w:t xml:space="preserve"> если Полные и Дифференциальные копии должны создаться одновременно создаться только Полная копия из-за более высокого приоритета.</w:t>
-      </w:r>
-    </w:p>
-    <w:p>
-      <w:pPr>
-        <w:ind w:left="360"/>
-        <w:rPr>
-          <w:b/>
-          <w:bCs/>
-        </w:rPr>
-      </w:pPr>
-      <w:r>
-        <w:rPr>
-          <w:b/>
-          <w:bCs/>
-        </w:rPr>
-        <w:t xml:space="preserve">Стратегия </w:t>
-      </w:r>
-      <w:proofErr w:type="spellStart"/>
-      <w:r>
-        <w:rPr>
-          <w:b/>
-          <w:bCs/>
-        </w:rPr>
-        <w:t>утилизирования</w:t>
-      </w:r>
-      <w:proofErr w:type="spellEnd"/>
-      <w:r>
-        <w:rPr>
-          <w:b/>
-          <w:bCs/>
-        </w:rPr>
-        <w:t xml:space="preserve"> старых бэкапов представляет собой </w:t>
-      </w:r>
-      <w:proofErr w:type="spellStart"/>
-      <w:r>
-        <w:rPr>
-          <w:b/>
-          <w:bCs/>
-        </w:rPr>
-        <w:t>сначало</w:t>
-      </w:r>
-      <w:proofErr w:type="spellEnd"/>
-      <w:r>
-        <w:rPr>
-          <w:b/>
-          <w:bCs/>
-        </w:rPr>
-        <w:t xml:space="preserve"> удаление прошлой копии потом создание новой если это должно произойти в единый момент времени</w:t>
-      </w:r>
-    </w:p>
-    <w:p>
-      <w:pPr>
-        <w:ind w:left="360"/>
-        <w:rPr>
-          <w:b/>
-          <w:bCs/>
-        </w:rPr>
-      </w:pPr>
-      <w:r>
-        <w:rPr>
-          <w:b/>
-          <w:bCs/>
-        </w:rPr>
         <w:t>Рост</w:t>
       </w:r>
       <w:r>
@@ -18326,57 +20073,6 @@
           <w:bCs/>
         </w:rPr>
         <w:t>годам:</w:t>
-      </w:r>
-    </w:p>
-    <w:p>
-      <w:pPr>
-        <w:ind w:left="360"/>
-        <w:rPr>
-          <w:b/>
-          <w:bCs/>
-        </w:rPr>
-      </w:pPr>
-      <w:r>
-        <w:rPr>
-          <w:b/>
-          <w:bCs/>
-          <w:noProof/>
-        </w:rPr>
-        <w:drawing>
-          <wp:inline distT="0" distB="0" distL="0" distR="0" wp14:anchorId="2630C4C3" wp14:editId="44BAFFCE">
-            <wp:extent cx="5940425" cy="581025"/>
-            <wp:effectExtent l="0" t="0" r="3175" b="9525"/>
-            <wp:docPr id="1792615156" name="Рисунок 1"/>
-            <wp:cNvGraphicFramePr>
-              <a:graphicFrameLocks xmlns:a="http://schemas.openxmlformats.org/drawingml/2006/main" noChangeAspect="1"/>
-            </wp:cNvGraphicFramePr>
-            <a:graphic xmlns:a="http://schemas.openxmlformats.org/drawingml/2006/main">
-              <a:graphicData uri="http://schemas.openxmlformats.org/drawingml/2006/picture">
-                <pic:pic xmlns:pic="http://schemas.openxmlformats.org/drawingml/2006/picture">
-                  <pic:nvPicPr>
-                    <pic:cNvPr id="1792615156" name=""/>
-                    <pic:cNvPicPr/>
-                  </pic:nvPicPr>
-                  <pic:blipFill>
-                    <a:blip r:embed="rId8"/>
-                    <a:stretch>
-                      <a:fillRect/>
-                    </a:stretch>
-                  </pic:blipFill>
-                  <pic:spPr>
-                    <a:xfrm>
-                      <a:off x="0" y="0"/>
-                      <a:ext cx="5940425" cy="581025"/>
-                    </a:xfrm>
-                    <a:prstGeom prst="rect">
-                      <a:avLst/>
-                    </a:prstGeom>
-                  </pic:spPr>
-                </pic:pic>
-              </a:graphicData>
-            </a:graphic>
-          </wp:inline>
-        </w:drawing>
       </w:r>
     </w:p>
     <w:p>
@@ -18441,8 +20137,8 @@
         <w:rPr>
           <w:b/>
           <w:bCs/>
-        </w:rPr>
-        <w:lastRenderedPageBreak/>
+          <w:noProof/>
+        </w:rPr>
         <w:drawing>
           <wp:inline distT="0" distB="0" distL="0" distR="0" wp14:anchorId="12355CB7" wp14:editId="2432A3A3">
             <wp:extent cx="4458322" cy="3258005"/>
@@ -18492,6 +20188,7 @@
         <w:rPr>
           <w:noProof/>
         </w:rPr>
+        <w:lastRenderedPageBreak/>
         <w:drawing>
           <wp:inline distT="0" distB="0" distL="0" distR="0" wp14:anchorId="1CF77866" wp14:editId="4B73539F">
             <wp:extent cx="5940425" cy="2931160"/>
@@ -18542,21 +20239,7 @@
           <w:b/>
           <w:bCs/>
         </w:rPr>
-        <w:t xml:space="preserve">Рост данных экспоненциальный, рост бэкапов экспоненциальный, причем </w:t>
-      </w:r>
-      <w:r>
-        <w:rPr>
-          <w:b/>
-          <w:bCs/>
-        </w:rPr>
-        <w:t>бэкап</w:t>
-      </w:r>
-      <w:r>
-        <w:rPr>
-          <w:b/>
-          <w:bCs/>
-        </w:rPr>
-        <w:t xml:space="preserve">ы растут ещё быстрее. </w:t>
+        <w:t xml:space="preserve">Рост данных экспоненциальный, рост бэкапов экспоненциальный, причем бэкапы растут ещё быстрее. </w:t>
       </w:r>
       <w:r>
         <w:rPr>
@@ -18902,7 +20585,6 @@
           <w:b/>
           <w:bCs/>
         </w:rPr>
-        <w:lastRenderedPageBreak/>
         <w:t xml:space="preserve">Для </w:t>
       </w:r>
       <w:proofErr w:type="spellStart"/>
@@ -18920,32 +20602,27 @@
           <w:bCs/>
         </w:rPr>
         <w:t xml:space="preserve"> это наиболее корректный вариант, поскольку СУБД поддерживает BACKUP/RESTORE для локального диска, S3-диска и S3-endpoint, а также инкрементальные и полные копии.</w:t>
+      </w:r>
+    </w:p>
+    <w:p>
+      <w:bookmarkStart w:id="4" w:name="_Toc228176166"/>
+      <w:r>
+        <w:t xml:space="preserve">Для виртуальных машин целиком используется уровень гипервизора. Для Proxmox VE штатная модель резервного копирования опирается на </w:t>
+      </w:r>
+      <w:r>
+        <w:rPr>
+          <w:lang w:val="en-US"/>
+        </w:rPr>
+        <w:t>PBS</w:t>
       </w:r>
     </w:p>
     <w:p>
       <w:pPr>
         <w:rPr>
-          <w:lang w:val="en-US"/>
+          <w:b/>
+          <w:bCs/>
         </w:rPr>
       </w:pPr>
-      <w:bookmarkStart w:id="4" w:name="_Toc228176166"/>
-      <w:r>
-        <w:t xml:space="preserve">Для виртуальных машин целиком используется уровень гипервизора. Для Proxmox VE штатная модель резервного копирования опирается на </w:t>
-      </w:r>
-      <w:r>
-        <w:rPr>
-          <w:lang w:val="en-US"/>
-        </w:rPr>
-        <w:t>PBS</w:t>
-      </w:r>
-    </w:p>
-    <w:p>
-      <w:pPr>
-        <w:rPr>
-          <w:b/>
-          <w:bCs/>
-        </w:rPr>
-      </w:pPr>
       <w:r>
         <w:t xml:space="preserve">СРК для </w:t>
       </w:r>
@@ -18970,14 +20647,7 @@
           <w:b/>
           <w:bCs/>
         </w:rPr>
-        <w:t xml:space="preserve"> данные</w:t>
-      </w:r>
-      <w:r>
-        <w:rPr>
-          <w:b/>
-          <w:bCs/>
-        </w:rPr>
-        <w:t xml:space="preserve"> реализует конечное приложение с использованием инструмента </w:t>
+        <w:t xml:space="preserve"> данные реализует конечное приложение с использованием инструмента </w:t>
       </w:r>
       <w:proofErr w:type="spellStart"/>
       <w:r>
@@ -19292,7 +20962,11 @@
               <w:pStyle w:val="af0"/>
             </w:pPr>
             <w:r>
-              <w:t>Прямая синхронизация объектов между S3-бакетами.</w:t>
+              <w:t>Прямая синхронизация объектов между S3-</w:t>
+            </w:r>
+            <w:r>
+              <w:lastRenderedPageBreak/>
+              <w:t>бакетами.</w:t>
             </w:r>
           </w:p>
         </w:tc>
@@ -19309,6 +20983,7 @@
               <w:rPr>
                 <w:rFonts w:ascii="Segoe UI Emoji" w:hAnsi="Segoe UI Emoji" w:cs="Segoe UI Emoji"/>
               </w:rPr>
+              <w:lastRenderedPageBreak/>
               <w:t>✅</w:t>
             </w:r>
             <w:r>
@@ -19368,7 +21043,11 @@
               <w:t>❌</w:t>
             </w:r>
             <w:r>
-              <w:t xml:space="preserve"> Не предоставляет. Это инструмент синхронизации, а не </w:t>
+              <w:t xml:space="preserve"> Не предоставляет. Это инструмент синхронизации, а </w:t>
+            </w:r>
+            <w:r>
+              <w:lastRenderedPageBreak/>
+              <w:t xml:space="preserve">не </w:t>
             </w:r>
             <w:proofErr w:type="spellStart"/>
             <w:r>
@@ -19393,6 +21072,7 @@
               <w:rPr>
                 <w:rFonts w:ascii="Segoe UI Emoji" w:hAnsi="Segoe UI Emoji" w:cs="Segoe UI Emoji"/>
               </w:rPr>
+              <w:lastRenderedPageBreak/>
               <w:t>✅</w:t>
             </w:r>
             <w:r>
@@ -19404,7 +21084,11 @@
             </w:r>
             <w:proofErr w:type="spellEnd"/>
             <w:r>
-              <w:t>. Идеален как библиотека или CLI-команда, вызываемая из кода.</w:t>
+              <w:t xml:space="preserve">. Идеален как библиотека </w:t>
+            </w:r>
+            <w:r>
+              <w:lastRenderedPageBreak/>
+              <w:t>или CLI-команда, вызываемая из кода.</w:t>
             </w:r>
           </w:p>
         </w:tc>
@@ -19421,6 +21105,7 @@
             </w:pPr>
             <w:proofErr w:type="spellStart"/>
             <w:r>
+              <w:lastRenderedPageBreak/>
               <w:t>Restic</w:t>
             </w:r>
             <w:proofErr w:type="spellEnd"/>
@@ -19991,7 +21676,6 @@
         <w:pStyle w:val="3"/>
       </w:pPr>
       <w:r>
-        <w:lastRenderedPageBreak/>
         <w:t>Расчет дисков в кластере резервного копирования</w:t>
       </w:r>
     </w:p>
@@ -20003,6 +21687,7 @@
     <w:p>
       <w:r>
         <w:rPr>
+          <w:noProof/>
           <w:lang w:val="en-US"/>
         </w:rPr>
         <w:drawing>
@@ -20044,6 +21729,9 @@
     </w:p>
     <w:p>
       <w:r>
+        <w:rPr>
+          <w:noProof/>
+        </w:rPr>
         <w:drawing>
           <wp:inline distT="0" distB="0" distL="0" distR="0" wp14:anchorId="7819A027" wp14:editId="5E77FCE0">
             <wp:extent cx="5940425" cy="744855"/>
@@ -20083,6 +21771,9 @@
     </w:p>
     <w:p>
       <w:r>
+        <w:rPr>
+          <w:noProof/>
+        </w:rPr>
         <w:drawing>
           <wp:inline distT="0" distB="0" distL="0" distR="0" wp14:anchorId="0285AD8E" wp14:editId="6BEB6A99">
             <wp:extent cx="5940425" cy="641350"/>
@@ -20125,6 +21816,7 @@
         <w:rPr>
           <w:b/>
           <w:bCs/>
+          <w:lang w:val="en-US"/>
         </w:rPr>
       </w:pPr>
       <w:r>
@@ -20178,6 +21870,7 @@
         <w:pStyle w:val="2"/>
       </w:pPr>
       <w:r>
+        <w:lastRenderedPageBreak/>
         <w:t>Проектирование</w:t>
       </w:r>
       <w:r>
@@ -20407,7 +22100,6 @@
         <w:rPr>
           <w:noProof/>
         </w:rPr>
-        <w:lastRenderedPageBreak/>
         <w:drawing>
           <wp:inline distT="0" distB="0" distL="0" distR="0" wp14:anchorId="0F0A9214" wp14:editId="2392CCB4">
             <wp:extent cx="5927090" cy="4407535"/>
@@ -20476,15 +22168,14 @@
       </w:pPr>
       <w:r>
         <w:rPr>
-          <w:noProof/>
           <w:lang w:val="en-US"/>
         </w:rPr>
         <w:lastRenderedPageBreak/>
         <w:drawing>
-          <wp:inline distT="0" distB="0" distL="0" distR="0" wp14:anchorId="74AE3CE2" wp14:editId="6B897742">
-            <wp:extent cx="5940425" cy="4443730"/>
+          <wp:inline distT="0" distB="0" distL="0" distR="0" wp14:anchorId="472EE719" wp14:editId="3B36F5D5">
+            <wp:extent cx="5940425" cy="5931535"/>
             <wp:effectExtent l="0" t="0" r="3175" b="0"/>
-            <wp:docPr id="865816257" name="Рисунок 1"/>
+            <wp:docPr id="294469752" name="Рисунок 1"/>
             <wp:cNvGraphicFramePr>
               <a:graphicFrameLocks xmlns:a="http://schemas.openxmlformats.org/drawingml/2006/main" noChangeAspect="1"/>
             </wp:cNvGraphicFramePr>
@@ -20492,7 +22183,7 @@
               <a:graphicData uri="http://schemas.openxmlformats.org/drawingml/2006/picture">
                 <pic:pic xmlns:pic="http://schemas.openxmlformats.org/drawingml/2006/picture">
                   <pic:nvPicPr>
-                    <pic:cNvPr id="865816257" name=""/>
+                    <pic:cNvPr id="294469752" name=""/>
                     <pic:cNvPicPr/>
                   </pic:nvPicPr>
                   <pic:blipFill>
@@ -20504,7 +22195,7 @@
                   <pic:spPr>
                     <a:xfrm>
                       <a:off x="0" y="0"/>
-                      <a:ext cx="5940425" cy="4443730"/>
+                      <a:ext cx="5940425" cy="5931535"/>
                     </a:xfrm>
                     <a:prstGeom prst="rect">
                       <a:avLst/>
@@ -23122,7 +24813,7 @@
   <w:style w:type="paragraph" w:default="1" w:styleId="a">
     <w:name w:val="Normal"/>
     <w:qFormat/>
-    <w:rsid w:val="008A6F33"/>
+    <w:rsid w:val="00051B8A"/>
   </w:style>
   <w:style w:type="paragraph" w:styleId="1">
     <w:name w:val="heading 1"/>
